--- a/assets/Appendix_C_03_Physical_Setup_Replication_Guide.docx
+++ b/assets/Appendix_C_03_Physical_Setup_Replication_Guide.docx
@@ -6,13 +6,31 @@
       <w:pPr>
         <w:pStyle w:val="Title"/>
         <w:widowControl w:val="1"/>
+        <w:pBdr>
+          <w:bottom w:val="single" w:color="4F81BD" w:sz="8" w:space="4"/>
+        </w:pBdr>
+        <w:spacing w:before="0" w:beforeAutospacing="off" w:after="300" w:afterAutospacing="off"/>
         <w:rPr>
+          <w:rFonts w:ascii="Calibri" w:hAnsi="Calibri" w:eastAsia="Calibri" w:cs="Calibri"/>
+          <w:b w:val="1"/>
+          <w:bCs w:val="1"/>
+          <w:noProof w:val="0"/>
           <w:color w:val="auto"/>
+          <w:sz w:val="40"/>
+          <w:szCs w:val="40"/>
+          <w:lang w:val="en-AU"/>
         </w:rPr>
       </w:pPr>
       <w:r>
         <w:rPr>
+          <w:rFonts w:ascii="Calibri" w:hAnsi="Calibri" w:eastAsia="Calibri" w:cs="Calibri"/>
+          <w:b w:val="1"/>
+          <w:bCs w:val="1"/>
+          <w:noProof w:val="0"/>
           <w:color w:val="auto"/>
+          <w:sz w:val="40"/>
+          <w:szCs w:val="40"/>
+          <w:lang w:val="en-AU"/>
         </w:rPr>
         <w:t>Physical Setup and Replication Guide</w:t>
       </w:r>
@@ -21,13 +39,28 @@
       <w:pPr>
         <w:pStyle w:val="Subtitle"/>
         <w:widowControl w:val="1"/>
+        <w:spacing w:before="0" w:beforeAutospacing="off" w:after="120" w:afterAutospacing="off" w:line="276" w:lineRule="auto"/>
         <w:rPr>
+          <w:rFonts w:ascii="Calibri" w:hAnsi="Calibri" w:eastAsia="Calibri" w:cs="Calibri"/>
+          <w:i w:val="1"/>
+          <w:iCs w:val="1"/>
+          <w:noProof w:val="0"/>
           <w:color w:val="auto"/>
+          <w:sz w:val="24"/>
+          <w:szCs w:val="24"/>
+          <w:lang w:val="en-AU"/>
         </w:rPr>
       </w:pPr>
       <w:r>
         <w:rPr>
+          <w:rFonts w:ascii="Calibri" w:hAnsi="Calibri" w:eastAsia="Calibri" w:cs="Calibri"/>
+          <w:i w:val="1"/>
+          <w:iCs w:val="1"/>
+          <w:noProof w:val="0"/>
           <w:color w:val="auto"/>
+          <w:sz w:val="24"/>
+          <w:szCs w:val="24"/>
+          <w:lang w:val="en-AU"/>
         </w:rPr>
         <w:t>Appendix C companion resource 03 of 03 | Original Honours artefact</w:t>
       </w:r>
@@ -36,13 +69,28 @@
       <w:pPr>
         <w:pStyle w:val="Heading1"/>
         <w:widowControl w:val="1"/>
+        <w:spacing w:before="480" w:beforeAutospacing="off" w:after="0" w:afterAutospacing="off" w:line="276" w:lineRule="auto"/>
         <w:rPr>
+          <w:rFonts w:ascii="Calibri" w:hAnsi="Calibri" w:eastAsia="Calibri" w:cs="Calibri"/>
+          <w:b w:val="1"/>
+          <w:bCs w:val="1"/>
+          <w:noProof w:val="0"/>
           <w:color w:val="auto"/>
+          <w:sz w:val="26"/>
+          <w:szCs w:val="26"/>
+          <w:lang w:val="en-AU"/>
         </w:rPr>
       </w:pPr>
       <w:r>
         <w:rPr>
+          <w:rFonts w:ascii="Calibri" w:hAnsi="Calibri" w:eastAsia="Calibri" w:cs="Calibri"/>
+          <w:b w:val="1"/>
+          <w:bCs w:val="1"/>
+          <w:noProof w:val="0"/>
           <w:color w:val="auto"/>
+          <w:sz w:val="26"/>
+          <w:szCs w:val="26"/>
+          <w:lang w:val="en-AU"/>
         </w:rPr>
         <w:t>Who this guide is for</w:t>
       </w:r>
@@ -50,64 +98,54 @@
     <w:p>
       <w:pPr>
         <w:widowControl w:val="1"/>
+        <w:spacing w:before="0" w:beforeAutospacing="off" w:after="120" w:afterAutospacing="off" w:line="276" w:lineRule="auto"/>
         <w:rPr>
+          <w:rFonts w:ascii="Aptos" w:hAnsi="Aptos" w:eastAsia="Aptos" w:cs="Aptos"/>
+          <w:noProof w:val="0"/>
           <w:color w:val="auto"/>
+          <w:sz w:val="20"/>
+          <w:szCs w:val="20"/>
+          <w:lang w:val="en-AU"/>
         </w:rPr>
       </w:pPr>
       <w:r>
         <w:rPr>
+          <w:rFonts w:ascii="Aptos" w:hAnsi="Aptos" w:eastAsia="Aptos" w:cs="Aptos"/>
+          <w:noProof w:val="0"/>
           <w:color w:val="auto"/>
+          <w:sz w:val="20"/>
+          <w:szCs w:val="20"/>
+          <w:lang w:val="en-AU"/>
         </w:rPr>
-        <w:t xml:space="preserve">This guide describes the original Honours prototype’s physical setup and the information needed to </w:t>
-      </w:r>
-      <w:r>
-        <w:rPr>
-          <w:color w:val="auto"/>
-        </w:rPr>
-        <w:t>attempt</w:t>
-      </w:r>
-      <w:r>
-        <w:rPr>
-          <w:color w:val="auto"/>
-        </w:rPr>
-        <w:t xml:space="preserve"> a comparable arrangement. It </w:t>
-      </w:r>
-      <w:r>
-        <w:rPr>
-          <w:color w:val="auto"/>
-        </w:rPr>
-        <w:t>accompanies</w:t>
-      </w:r>
-      <w:r>
-        <w:rPr>
-          <w:color w:val="auto"/>
-        </w:rPr>
-        <w:t xml:space="preserve"> the reusable worksheet (Document 01) and completed calibration example (Document 02). It is not a verified, step-by-step reproduction package: some </w:t>
-      </w:r>
-      <w:r>
-        <w:rPr>
-          <w:color w:val="auto"/>
-        </w:rPr>
-        <w:t>dimensions;</w:t>
-      </w:r>
-      <w:r>
-        <w:rPr>
-          <w:color w:val="auto"/>
-        </w:rPr>
-        <w:t xml:space="preserve"> software configurations and archival references still need confirmation.</w:t>
+        <w:t>This guide describes the original Honours prototype’s physical setup and the information needed to attempt a comparable arrangement. It accompanies the reusable worksheet (Document 01) and completed calibration example (Document 02). It is not a verified, step-by-step reproduction package: some dimensions; software configurations and archival references still need confirmation.</w:t>
       </w:r>
     </w:p>
     <w:p>
       <w:pPr>
         <w:pStyle w:val="Heading1"/>
         <w:widowControl w:val="1"/>
+        <w:spacing w:before="480" w:beforeAutospacing="off" w:after="0" w:afterAutospacing="off" w:line="276" w:lineRule="auto"/>
         <w:rPr>
+          <w:rFonts w:ascii="Calibri" w:hAnsi="Calibri" w:eastAsia="Calibri" w:cs="Calibri"/>
+          <w:b w:val="1"/>
+          <w:bCs w:val="1"/>
+          <w:noProof w:val="0"/>
           <w:color w:val="auto"/>
+          <w:sz w:val="26"/>
+          <w:szCs w:val="26"/>
+          <w:lang w:val="en-AU"/>
         </w:rPr>
       </w:pPr>
       <w:r>
         <w:rPr>
+          <w:rFonts w:ascii="Calibri" w:hAnsi="Calibri" w:eastAsia="Calibri" w:cs="Calibri"/>
+          <w:b w:val="1"/>
+          <w:bCs w:val="1"/>
+          <w:noProof w:val="0"/>
           <w:color w:val="auto"/>
+          <w:sz w:val="26"/>
+          <w:szCs w:val="26"/>
+          <w:lang w:val="en-AU"/>
         </w:rPr>
         <w:t>What the original approach depends on</w:t>
       </w:r>
@@ -115,82 +153,109 @@
     <w:p>
       <w:pPr>
         <w:widowControl w:val="1"/>
+        <w:spacing w:before="0" w:beforeAutospacing="off" w:after="120" w:afterAutospacing="off" w:line="276" w:lineRule="auto"/>
         <w:rPr>
+          <w:rFonts w:ascii="Aptos" w:hAnsi="Aptos" w:eastAsia="Aptos" w:cs="Aptos"/>
+          <w:noProof w:val="0"/>
           <w:color w:val="auto"/>
+          <w:sz w:val="20"/>
+          <w:szCs w:val="20"/>
+          <w:lang w:val="en-AU"/>
         </w:rPr>
       </w:pPr>
       <w:r>
         <w:rPr>
+          <w:rFonts w:ascii="Aptos" w:hAnsi="Aptos" w:eastAsia="Aptos" w:cs="Aptos"/>
+          <w:noProof w:val="0"/>
           <w:color w:val="auto"/>
+          <w:sz w:val="20"/>
+          <w:szCs w:val="20"/>
+          <w:lang w:val="en-AU"/>
         </w:rPr>
-        <w:t xml:space="preserve">The Honours prototype paired untracked physical objects with virtual representations. It used a controlled tabletop arrangement, a marked cloth with repeatable starting positions, hand </w:t>
-      </w:r>
-      <w:r>
-        <w:rPr>
-          <w:color w:val="auto"/>
-        </w:rPr>
-        <w:t>tracking,</w:t>
-      </w:r>
-      <w:r>
-        <w:rPr>
-          <w:color w:val="auto"/>
-        </w:rPr>
-        <w:t xml:space="preserve"> and hands-on-table calibration. Passthrough and instructions helped the wearer locate the real objects before the virtual environment appeared. Because the props were not continuously tracked, the design relied on the initial arrangement and the actions the experience supported.</w:t>
+        <w:t>The Honours prototype paired untracked physical objects with virtual representations. It used a controlled tabletop arrangement, a marked cloth with repeatable starting positions, hand tracking, and hands-on-table calibration. Passthrough and instructions helped the wearer locate the real objects before the virtual environment appeared. Because the props were not continuously tracked, the design relied on the initial arrangement and the actions the experience supported.</w:t>
       </w:r>
     </w:p>
     <w:p>
       <w:pPr>
         <w:pStyle w:val="Heading1"/>
         <w:widowControl w:val="1"/>
+        <w:spacing w:before="480" w:beforeAutospacing="off" w:after="0" w:afterAutospacing="off" w:line="276" w:lineRule="auto"/>
         <w:rPr>
+          <w:rFonts w:ascii="Calibri" w:hAnsi="Calibri" w:eastAsia="Calibri" w:cs="Calibri"/>
+          <w:b w:val="1"/>
+          <w:bCs w:val="1"/>
+          <w:noProof w:val="0"/>
           <w:color w:val="auto"/>
+          <w:sz w:val="26"/>
+          <w:szCs w:val="26"/>
+          <w:lang w:val="en-AU"/>
         </w:rPr>
       </w:pPr>
       <w:r>
         <w:rPr>
+          <w:rFonts w:ascii="Calibri" w:hAnsi="Calibri" w:eastAsia="Calibri" w:cs="Calibri"/>
+          <w:b w:val="1"/>
+          <w:bCs w:val="1"/>
+          <w:noProof w:val="0"/>
           <w:color w:val="auto"/>
+          <w:sz w:val="26"/>
+          <w:szCs w:val="26"/>
+          <w:lang w:val="en-AU"/>
         </w:rPr>
-        <w:t xml:space="preserve">Required categories of </w:t>
-      </w:r>
-      <w:r>
-        <w:rPr>
-          <w:color w:val="auto"/>
-        </w:rPr>
-        <w:t>equipment.</w:t>
+        <w:t>Required categories of equipment.</w:t>
       </w:r>
     </w:p>
     <w:tbl>
       <w:tblPr>
-        <w:tblStyle w:val="LightShading-Accent1"/>
+        <w:tblStyle w:val="TableGrid"/>
+        <w:bidiVisual w:val="0"/>
         <w:tblW w:w="0" w:type="auto"/>
-        <w:jc w:val="center"/>
         <w:tblLook w:val="04A0" w:firstRow="1" w:lastRow="0" w:firstColumn="1" w:lastColumn="0" w:noHBand="0" w:noVBand="1"/>
       </w:tblPr>
       <w:tblGrid>
-        <w:gridCol w:w="3283"/>
-        <w:gridCol w:w="3283"/>
-        <w:gridCol w:w="3283"/>
+        <w:gridCol w:w="3280"/>
+        <w:gridCol w:w="3280"/>
+        <w:gridCol w:w="3280"/>
       </w:tblGrid>
       <w:tr>
         <w:trPr>
-          <w:cnfStyle w:val="100000000000" w:firstRow="1" w:lastRow="0" w:firstColumn="0" w:lastColumn="0" w:oddVBand="0" w:evenVBand="0" w:oddHBand="0" w:evenHBand="0" w:firstRowFirstColumn="0" w:firstRowLastColumn="0" w:lastRowFirstColumn="0" w:lastRowLastColumn="0"/>
-          <w:jc w:val="center"/>
+          <w:trHeight w:val="300"/>
         </w:trPr>
         <w:tc>
           <w:tcPr>
-            <w:cnfStyle w:val="001000000000" w:firstRow="0" w:lastRow="0" w:firstColumn="1" w:lastColumn="0" w:oddVBand="0" w:evenVBand="0" w:oddHBand="0" w:evenHBand="0" w:firstRowFirstColumn="0" w:firstRowLastColumn="0" w:lastRowFirstColumn="0" w:lastRowLastColumn="0"/>
-            <w:tcW w:w="3283" w:type="dxa"/>
-            <w:tcMar/>
+            <w:tcW w:w="3280" w:type="dxa"/>
+            <w:tcBorders>
+              <w:top w:val="single" w:color="4F81BD" w:themeColor="accent1" w:sz="8"/>
+              <w:left w:val="nil"/>
+              <w:bottom w:val="single" w:color="4F81BD" w:themeColor="accent1" w:sz="8"/>
+              <w:right w:val="nil"/>
+            </w:tcBorders>
+            <w:tcMar>
+              <w:left w:w="108" w:type="dxa"/>
+              <w:right w:w="108" w:type="dxa"/>
+            </w:tcMar>
+            <w:vAlign w:val="top"/>
           </w:tcPr>
           <w:p>
             <w:pPr>
+              <w:spacing w:before="0" w:beforeAutospacing="off" w:after="120" w:afterAutospacing="off"/>
               <w:rPr>
+                <w:rFonts w:ascii="Aptos" w:hAnsi="Aptos" w:eastAsia="Aptos" w:cs="Aptos"/>
+                <w:b w:val="1"/>
+                <w:bCs w:val="1"/>
                 <w:color w:val="auto"/>
+                <w:sz w:val="20"/>
+                <w:szCs w:val="20"/>
               </w:rPr>
             </w:pPr>
             <w:r>
               <w:rPr>
+                <w:rFonts w:ascii="Aptos" w:hAnsi="Aptos" w:eastAsia="Aptos" w:cs="Aptos"/>
+                <w:b w:val="1"/>
+                <w:bCs w:val="1"/>
                 <w:color w:val="auto"/>
+                <w:sz w:val="20"/>
+                <w:szCs w:val="20"/>
               </w:rPr>
               <w:t>Component</w:t>
             </w:r>
@@ -198,20 +263,39 @@
         </w:tc>
         <w:tc>
           <w:tcPr>
-            <w:cnfStyle w:val="000000000000" w:firstRow="0" w:lastRow="0" w:firstColumn="0" w:lastColumn="0" w:oddVBand="0" w:evenVBand="0" w:oddHBand="0" w:evenHBand="0" w:firstRowFirstColumn="0" w:firstRowLastColumn="0" w:lastRowFirstColumn="0" w:lastRowLastColumn="0"/>
-            <w:tcW w:w="3283" w:type="dxa"/>
-            <w:tcMar/>
+            <w:tcW w:w="3280" w:type="dxa"/>
+            <w:tcBorders>
+              <w:top w:val="single" w:color="4F81BD" w:themeColor="accent1" w:sz="8"/>
+              <w:left w:val="nil"/>
+              <w:bottom w:val="single" w:color="4F81BD" w:themeColor="accent1" w:sz="8"/>
+              <w:right w:val="nil"/>
+            </w:tcBorders>
+            <w:tcMar>
+              <w:left w:w="108" w:type="dxa"/>
+              <w:right w:w="108" w:type="dxa"/>
+            </w:tcMar>
+            <w:vAlign w:val="top"/>
           </w:tcPr>
           <w:p>
             <w:pPr>
-              <w:cnfStyle w:val="100000000000" w:firstRow="1" w:lastRow="0" w:firstColumn="0" w:lastColumn="0" w:oddVBand="0" w:evenVBand="0" w:oddHBand="0" w:evenHBand="0" w:firstRowFirstColumn="0" w:firstRowLastColumn="0" w:lastRowFirstColumn="0" w:lastRowLastColumn="0"/>
+              <w:spacing w:before="0" w:beforeAutospacing="off" w:after="120" w:afterAutospacing="off"/>
               <w:rPr>
+                <w:rFonts w:ascii="Aptos" w:hAnsi="Aptos" w:eastAsia="Aptos" w:cs="Aptos"/>
+                <w:b w:val="1"/>
+                <w:bCs w:val="1"/>
                 <w:color w:val="auto"/>
+                <w:sz w:val="20"/>
+                <w:szCs w:val="20"/>
               </w:rPr>
             </w:pPr>
             <w:r>
               <w:rPr>
+                <w:rFonts w:ascii="Aptos" w:hAnsi="Aptos" w:eastAsia="Aptos" w:cs="Aptos"/>
+                <w:b w:val="1"/>
+                <w:bCs w:val="1"/>
                 <w:color w:val="auto"/>
+                <w:sz w:val="20"/>
+                <w:szCs w:val="20"/>
               </w:rPr>
               <w:t>Role in the experience</w:t>
             </w:r>
@@ -219,20 +303,39 @@
         </w:tc>
         <w:tc>
           <w:tcPr>
-            <w:cnfStyle w:val="000000000000" w:firstRow="0" w:lastRow="0" w:firstColumn="0" w:lastColumn="0" w:oddVBand="0" w:evenVBand="0" w:oddHBand="0" w:evenHBand="0" w:firstRowFirstColumn="0" w:firstRowLastColumn="0" w:lastRowFirstColumn="0" w:lastRowLastColumn="0"/>
-            <w:tcW w:w="3283" w:type="dxa"/>
-            <w:tcMar/>
+            <w:tcW w:w="3280" w:type="dxa"/>
+            <w:tcBorders>
+              <w:top w:val="single" w:color="4F81BD" w:themeColor="accent1" w:sz="8"/>
+              <w:left w:val="nil"/>
+              <w:bottom w:val="single" w:color="4F81BD" w:themeColor="accent1" w:sz="8"/>
+              <w:right w:val="nil"/>
+            </w:tcBorders>
+            <w:tcMar>
+              <w:left w:w="108" w:type="dxa"/>
+              <w:right w:w="108" w:type="dxa"/>
+            </w:tcMar>
+            <w:vAlign w:val="top"/>
           </w:tcPr>
           <w:p>
             <w:pPr>
-              <w:cnfStyle w:val="100000000000" w:firstRow="1" w:lastRow="0" w:firstColumn="0" w:lastColumn="0" w:oddVBand="0" w:evenVBand="0" w:oddHBand="0" w:evenHBand="0" w:firstRowFirstColumn="0" w:firstRowLastColumn="0" w:lastRowFirstColumn="0" w:lastRowLastColumn="0"/>
+              <w:spacing w:before="0" w:beforeAutospacing="off" w:after="120" w:afterAutospacing="off"/>
               <w:rPr>
+                <w:rFonts w:ascii="Aptos" w:hAnsi="Aptos" w:eastAsia="Aptos" w:cs="Aptos"/>
+                <w:b w:val="1"/>
+                <w:bCs w:val="1"/>
                 <w:color w:val="auto"/>
+                <w:sz w:val="20"/>
+                <w:szCs w:val="20"/>
               </w:rPr>
             </w:pPr>
             <w:r>
               <w:rPr>
+                <w:rFonts w:ascii="Aptos" w:hAnsi="Aptos" w:eastAsia="Aptos" w:cs="Aptos"/>
+                <w:b w:val="1"/>
+                <w:bCs w:val="1"/>
                 <w:color w:val="auto"/>
+                <w:sz w:val="20"/>
+                <w:szCs w:val="20"/>
               </w:rPr>
               <w:t>Before attempting replication</w:t>
             </w:r>
@@ -241,24 +344,44 @@
       </w:tr>
       <w:tr>
         <w:trPr>
-          <w:cnfStyle w:val="000000100000" w:firstRow="0" w:lastRow="0" w:firstColumn="0" w:lastColumn="0" w:oddVBand="0" w:evenVBand="0" w:oddHBand="1" w:evenHBand="0" w:firstRowFirstColumn="0" w:firstRowLastColumn="0" w:lastRowFirstColumn="0" w:lastRowLastColumn="0"/>
-          <w:jc w:val="center"/>
+          <w:trHeight w:val="300"/>
         </w:trPr>
         <w:tc>
           <w:tcPr>
-            <w:cnfStyle w:val="001000000000" w:firstRow="0" w:lastRow="0" w:firstColumn="1" w:lastColumn="0" w:oddVBand="0" w:evenVBand="0" w:oddHBand="0" w:evenHBand="0" w:firstRowFirstColumn="0" w:firstRowLastColumn="0" w:lastRowFirstColumn="0" w:lastRowLastColumn="0"/>
-            <w:tcW w:w="3283" w:type="dxa"/>
-            <w:tcMar/>
+            <w:tcW w:w="3280" w:type="dxa"/>
+            <w:tcBorders>
+              <w:top w:val="single" w:color="4F81BD" w:themeColor="accent1" w:sz="8"/>
+              <w:left w:val="nil"/>
+              <w:bottom w:val="nil"/>
+              <w:right w:val="nil"/>
+            </w:tcBorders>
+            <w:shd w:val="clear" w:color="auto" w:fill="D3DFEE"/>
+            <w:tcMar>
+              <w:left w:w="108" w:type="dxa"/>
+              <w:right w:w="108" w:type="dxa"/>
+            </w:tcMar>
+            <w:vAlign w:val="top"/>
           </w:tcPr>
           <w:p>
             <w:pPr>
+              <w:spacing w:before="0" w:beforeAutospacing="off" w:after="120" w:afterAutospacing="off"/>
               <w:rPr>
+                <w:rFonts w:ascii="Aptos" w:hAnsi="Aptos" w:eastAsia="Aptos" w:cs="Aptos"/>
+                <w:b w:val="1"/>
+                <w:bCs w:val="1"/>
                 <w:color w:val="auto"/>
+                <w:sz w:val="20"/>
+                <w:szCs w:val="20"/>
               </w:rPr>
             </w:pPr>
             <w:r>
               <w:rPr>
+                <w:rFonts w:ascii="Aptos" w:hAnsi="Aptos" w:eastAsia="Aptos" w:cs="Aptos"/>
+                <w:b w:val="1"/>
+                <w:bCs w:val="1"/>
                 <w:color w:val="auto"/>
+                <w:sz w:val="20"/>
+                <w:szCs w:val="20"/>
               </w:rPr>
               <w:t>Meta Quest 3 / tracked hands</w:t>
             </w:r>
@@ -266,20 +389,36 @@
         </w:tc>
         <w:tc>
           <w:tcPr>
-            <w:cnfStyle w:val="000000000000" w:firstRow="0" w:lastRow="0" w:firstColumn="0" w:lastColumn="0" w:oddVBand="0" w:evenVBand="0" w:oddHBand="0" w:evenHBand="0" w:firstRowFirstColumn="0" w:firstRowLastColumn="0" w:lastRowFirstColumn="0" w:lastRowLastColumn="0"/>
-            <w:tcW w:w="3283" w:type="dxa"/>
-            <w:tcMar/>
+            <w:tcW w:w="3280" w:type="dxa"/>
+            <w:tcBorders>
+              <w:top w:val="single" w:color="4F81BD" w:themeColor="accent1" w:sz="8"/>
+              <w:left w:val="nil"/>
+              <w:bottom w:val="nil"/>
+              <w:right w:val="nil"/>
+            </w:tcBorders>
+            <w:shd w:val="clear" w:color="auto" w:fill="D3DFEE"/>
+            <w:tcMar>
+              <w:left w:w="108" w:type="dxa"/>
+              <w:right w:w="108" w:type="dxa"/>
+            </w:tcMar>
+            <w:vAlign w:val="top"/>
           </w:tcPr>
           <w:p>
             <w:pPr>
-              <w:cnfStyle w:val="000000100000" w:firstRow="0" w:lastRow="0" w:firstColumn="0" w:lastColumn="0" w:oddVBand="0" w:evenVBand="0" w:oddHBand="1" w:evenHBand="0" w:firstRowFirstColumn="0" w:firstRowLastColumn="0" w:lastRowFirstColumn="0" w:lastRowLastColumn="0"/>
+              <w:spacing w:before="0" w:beforeAutospacing="off" w:after="120" w:afterAutospacing="off"/>
               <w:rPr>
+                <w:rFonts w:ascii="Aptos" w:hAnsi="Aptos" w:eastAsia="Aptos" w:cs="Aptos"/>
                 <w:color w:val="auto"/>
+                <w:sz w:val="20"/>
+                <w:szCs w:val="20"/>
               </w:rPr>
             </w:pPr>
             <w:r>
               <w:rPr>
+                <w:rFonts w:ascii="Aptos" w:hAnsi="Aptos" w:eastAsia="Aptos" w:cs="Aptos"/>
                 <w:color w:val="auto"/>
+                <w:sz w:val="20"/>
+                <w:szCs w:val="20"/>
               </w:rPr>
               <w:t>Tracks the wearer’s hands and supports VR interaction</w:t>
             </w:r>
@@ -287,57 +426,81 @@
         </w:tc>
         <w:tc>
           <w:tcPr>
-            <w:cnfStyle w:val="000000000000" w:firstRow="0" w:lastRow="0" w:firstColumn="0" w:lastColumn="0" w:oddVBand="0" w:evenVBand="0" w:oddHBand="0" w:evenHBand="0" w:firstRowFirstColumn="0" w:firstRowLastColumn="0" w:lastRowFirstColumn="0" w:lastRowLastColumn="0"/>
-            <w:tcW w:w="3283" w:type="dxa"/>
-            <w:tcMar/>
+            <w:tcW w:w="3280" w:type="dxa"/>
+            <w:tcBorders>
+              <w:top w:val="single" w:color="4F81BD" w:themeColor="accent1" w:sz="8"/>
+              <w:left w:val="nil"/>
+              <w:bottom w:val="nil"/>
+              <w:right w:val="nil"/>
+            </w:tcBorders>
+            <w:shd w:val="clear" w:color="auto" w:fill="D3DFEE"/>
+            <w:tcMar>
+              <w:left w:w="108" w:type="dxa"/>
+              <w:right w:w="108" w:type="dxa"/>
+            </w:tcMar>
+            <w:vAlign w:val="top"/>
           </w:tcPr>
           <w:p>
             <w:pPr>
-              <w:cnfStyle w:val="000000100000" w:firstRow="0" w:lastRow="0" w:firstColumn="0" w:lastColumn="0" w:oddVBand="0" w:evenVBand="0" w:oddHBand="1" w:evenHBand="0" w:firstRowFirstColumn="0" w:firstRowLastColumn="0" w:lastRowFirstColumn="0" w:lastRowLastColumn="0"/>
+              <w:spacing w:before="0" w:beforeAutospacing="off" w:after="120" w:afterAutospacing="off"/>
               <w:rPr>
+                <w:rFonts w:ascii="Aptos" w:hAnsi="Aptos" w:eastAsia="Aptos" w:cs="Aptos"/>
                 <w:color w:val="auto"/>
+                <w:sz w:val="20"/>
+                <w:szCs w:val="20"/>
               </w:rPr>
             </w:pPr>
             <w:r>
               <w:rPr>
+                <w:rFonts w:ascii="Aptos" w:hAnsi="Aptos" w:eastAsia="Aptos" w:cs="Aptos"/>
                 <w:color w:val="auto"/>
+                <w:sz w:val="20"/>
+                <w:szCs w:val="20"/>
               </w:rPr>
-              <w:t xml:space="preserve">Check headset setup, </w:t>
-            </w:r>
-            <w:r>
-              <w:rPr>
-                <w:color w:val="auto"/>
-              </w:rPr>
-              <w:t>permissions,</w:t>
-            </w:r>
-            <w:r>
-              <w:rPr>
-                <w:color w:val="auto"/>
-              </w:rPr>
-              <w:t xml:space="preserve"> and stable hand visibility</w:t>
+              <w:t>Check headset setup, permissions, and stable hand visibility</w:t>
             </w:r>
           </w:p>
         </w:tc>
       </w:tr>
       <w:tr>
         <w:trPr>
-          <w:jc w:val="center"/>
+          <w:trHeight w:val="300"/>
         </w:trPr>
         <w:tc>
           <w:tcPr>
-            <w:cnfStyle w:val="001000000000" w:firstRow="0" w:lastRow="0" w:firstColumn="1" w:lastColumn="0" w:oddVBand="0" w:evenVBand="0" w:oddHBand="0" w:evenHBand="0" w:firstRowFirstColumn="0" w:firstRowLastColumn="0" w:lastRowFirstColumn="0" w:lastRowLastColumn="0"/>
-            <w:tcW w:w="3283" w:type="dxa"/>
-            <w:tcMar/>
+            <w:tcW w:w="3280" w:type="dxa"/>
+            <w:tcBorders>
+              <w:top w:val="nil"/>
+              <w:left w:val="nil"/>
+              <w:bottom w:val="nil"/>
+              <w:right w:val="nil"/>
+            </w:tcBorders>
+            <w:tcMar>
+              <w:left w:w="108" w:type="dxa"/>
+              <w:right w:w="108" w:type="dxa"/>
+            </w:tcMar>
+            <w:vAlign w:val="top"/>
           </w:tcPr>
           <w:p>
             <w:pPr>
+              <w:spacing w:before="0" w:beforeAutospacing="off" w:after="120" w:afterAutospacing="off"/>
               <w:rPr>
+                <w:rFonts w:ascii="Aptos" w:hAnsi="Aptos" w:eastAsia="Aptos" w:cs="Aptos"/>
+                <w:b w:val="1"/>
+                <w:bCs w:val="1"/>
                 <w:color w:val="auto"/>
+                <w:sz w:val="20"/>
+                <w:szCs w:val="20"/>
               </w:rPr>
             </w:pPr>
             <w:r>
               <w:rPr>
+                <w:rFonts w:ascii="Aptos" w:hAnsi="Aptos" w:eastAsia="Aptos" w:cs="Aptos"/>
+                <w:b w:val="1"/>
+                <w:bCs w:val="1"/>
                 <w:color w:val="auto"/>
+                <w:sz w:val="20"/>
+                <w:szCs w:val="20"/>
               </w:rPr>
               <w:t>Unreal Engine project / interaction plugins</w:t>
             </w:r>
@@ -345,20 +508,35 @@
         </w:tc>
         <w:tc>
           <w:tcPr>
-            <w:cnfStyle w:val="000000000000" w:firstRow="0" w:lastRow="0" w:firstColumn="0" w:lastColumn="0" w:oddVBand="0" w:evenVBand="0" w:oddHBand="0" w:evenHBand="0" w:firstRowFirstColumn="0" w:firstRowLastColumn="0" w:lastRowFirstColumn="0" w:lastRowLastColumn="0"/>
-            <w:tcW w:w="3283" w:type="dxa"/>
-            <w:tcMar/>
+            <w:tcW w:w="3280" w:type="dxa"/>
+            <w:tcBorders>
+              <w:top w:val="nil"/>
+              <w:left w:val="nil"/>
+              <w:bottom w:val="nil"/>
+              <w:right w:val="nil"/>
+            </w:tcBorders>
+            <w:tcMar>
+              <w:left w:w="108" w:type="dxa"/>
+              <w:right w:w="108" w:type="dxa"/>
+            </w:tcMar>
+            <w:vAlign w:val="top"/>
           </w:tcPr>
           <w:p>
             <w:pPr>
-              <w:cnfStyle w:val="000000000000" w:firstRow="0" w:lastRow="0" w:firstColumn="0" w:lastColumn="0" w:oddVBand="0" w:evenVBand="0" w:oddHBand="0" w:evenHBand="0" w:firstRowFirstColumn="0" w:firstRowLastColumn="0" w:lastRowFirstColumn="0" w:lastRowLastColumn="0"/>
+              <w:spacing w:before="0" w:beforeAutospacing="off" w:after="120" w:afterAutospacing="off"/>
               <w:rPr>
+                <w:rFonts w:ascii="Aptos" w:hAnsi="Aptos" w:eastAsia="Aptos" w:cs="Aptos"/>
                 <w:color w:val="auto"/>
+                <w:sz w:val="20"/>
+                <w:szCs w:val="20"/>
               </w:rPr>
             </w:pPr>
             <w:r>
               <w:rPr>
+                <w:rFonts w:ascii="Aptos" w:hAnsi="Aptos" w:eastAsia="Aptos" w:cs="Aptos"/>
                 <w:color w:val="auto"/>
+                <w:sz w:val="20"/>
+                <w:szCs w:val="20"/>
               </w:rPr>
               <w:t>Runs the original VR implementation</w:t>
             </w:r>
@@ -366,20 +544,35 @@
         </w:tc>
         <w:tc>
           <w:tcPr>
-            <w:cnfStyle w:val="000000000000" w:firstRow="0" w:lastRow="0" w:firstColumn="0" w:lastColumn="0" w:oddVBand="0" w:evenVBand="0" w:oddHBand="0" w:evenHBand="0" w:firstRowFirstColumn="0" w:firstRowLastColumn="0" w:lastRowFirstColumn="0" w:lastRowLastColumn="0"/>
-            <w:tcW w:w="3283" w:type="dxa"/>
-            <w:tcMar/>
+            <w:tcW w:w="3280" w:type="dxa"/>
+            <w:tcBorders>
+              <w:top w:val="nil"/>
+              <w:left w:val="nil"/>
+              <w:bottom w:val="nil"/>
+              <w:right w:val="nil"/>
+            </w:tcBorders>
+            <w:tcMar>
+              <w:left w:w="108" w:type="dxa"/>
+              <w:right w:w="108" w:type="dxa"/>
+            </w:tcMar>
+            <w:vAlign w:val="top"/>
           </w:tcPr>
           <w:p>
             <w:pPr>
-              <w:cnfStyle w:val="000000000000" w:firstRow="0" w:lastRow="0" w:firstColumn="0" w:lastColumn="0" w:oddVBand="0" w:evenVBand="0" w:oddHBand="0" w:evenHBand="0" w:firstRowFirstColumn="0" w:firstRowLastColumn="0" w:lastRowFirstColumn="0" w:lastRowLastColumn="0"/>
+              <w:spacing w:before="0" w:beforeAutospacing="off" w:after="120" w:afterAutospacing="off"/>
               <w:rPr>
+                <w:rFonts w:ascii="Aptos" w:hAnsi="Aptos" w:eastAsia="Aptos" w:cs="Aptos"/>
                 <w:color w:val="auto"/>
+                <w:sz w:val="20"/>
+                <w:szCs w:val="20"/>
               </w:rPr>
             </w:pPr>
             <w:r>
               <w:rPr>
+                <w:rFonts w:ascii="Aptos" w:hAnsi="Aptos" w:eastAsia="Aptos" w:cs="Aptos"/>
                 <w:color w:val="auto"/>
+                <w:sz w:val="20"/>
+                <w:szCs w:val="20"/>
               </w:rPr>
               <w:t>Confirm exact engine and plugin versions from the archived project</w:t>
             </w:r>
@@ -388,24 +581,44 @@
       </w:tr>
       <w:tr>
         <w:trPr>
-          <w:cnfStyle w:val="000000100000" w:firstRow="0" w:lastRow="0" w:firstColumn="0" w:lastColumn="0" w:oddVBand="0" w:evenVBand="0" w:oddHBand="1" w:evenHBand="0" w:firstRowFirstColumn="0" w:firstRowLastColumn="0" w:lastRowFirstColumn="0" w:lastRowLastColumn="0"/>
-          <w:jc w:val="center"/>
+          <w:trHeight w:val="300"/>
         </w:trPr>
         <w:tc>
           <w:tcPr>
-            <w:cnfStyle w:val="001000000000" w:firstRow="0" w:lastRow="0" w:firstColumn="1" w:lastColumn="0" w:oddVBand="0" w:evenVBand="0" w:oddHBand="0" w:evenHBand="0" w:firstRowFirstColumn="0" w:firstRowLastColumn="0" w:lastRowFirstColumn="0" w:lastRowLastColumn="0"/>
-            <w:tcW w:w="3283" w:type="dxa"/>
-            <w:tcMar/>
+            <w:tcW w:w="3280" w:type="dxa"/>
+            <w:tcBorders>
+              <w:top w:val="nil"/>
+              <w:left w:val="nil"/>
+              <w:bottom w:val="nil"/>
+              <w:right w:val="nil"/>
+            </w:tcBorders>
+            <w:shd w:val="clear" w:color="auto" w:fill="D3DFEE"/>
+            <w:tcMar>
+              <w:left w:w="108" w:type="dxa"/>
+              <w:right w:w="108" w:type="dxa"/>
+            </w:tcMar>
+            <w:vAlign w:val="top"/>
           </w:tcPr>
           <w:p>
             <w:pPr>
+              <w:spacing w:before="0" w:beforeAutospacing="off" w:after="120" w:afterAutospacing="off"/>
               <w:rPr>
+                <w:rFonts w:ascii="Aptos" w:hAnsi="Aptos" w:eastAsia="Aptos" w:cs="Aptos"/>
+                <w:b w:val="1"/>
+                <w:bCs w:val="1"/>
                 <w:color w:val="auto"/>
+                <w:sz w:val="20"/>
+                <w:szCs w:val="20"/>
               </w:rPr>
             </w:pPr>
             <w:r>
               <w:rPr>
+                <w:rFonts w:ascii="Aptos" w:hAnsi="Aptos" w:eastAsia="Aptos" w:cs="Aptos"/>
+                <w:b w:val="1"/>
+                <w:bCs w:val="1"/>
                 <w:color w:val="auto"/>
+                <w:sz w:val="20"/>
+                <w:szCs w:val="20"/>
               </w:rPr>
               <w:t>Real tabletop</w:t>
             </w:r>
@@ -413,20 +626,36 @@
         </w:tc>
         <w:tc>
           <w:tcPr>
-            <w:cnfStyle w:val="000000000000" w:firstRow="0" w:lastRow="0" w:firstColumn="0" w:lastColumn="0" w:oddVBand="0" w:evenVBand="0" w:oddHBand="0" w:evenHBand="0" w:firstRowFirstColumn="0" w:firstRowLastColumn="0" w:lastRowFirstColumn="0" w:lastRowLastColumn="0"/>
-            <w:tcW w:w="3283" w:type="dxa"/>
-            <w:tcMar/>
+            <w:tcW w:w="3280" w:type="dxa"/>
+            <w:tcBorders>
+              <w:top w:val="nil"/>
+              <w:left w:val="nil"/>
+              <w:bottom w:val="nil"/>
+              <w:right w:val="nil"/>
+            </w:tcBorders>
+            <w:shd w:val="clear" w:color="auto" w:fill="D3DFEE"/>
+            <w:tcMar>
+              <w:left w:w="108" w:type="dxa"/>
+              <w:right w:w="108" w:type="dxa"/>
+            </w:tcMar>
+            <w:vAlign w:val="top"/>
           </w:tcPr>
           <w:p>
             <w:pPr>
-              <w:cnfStyle w:val="000000100000" w:firstRow="0" w:lastRow="0" w:firstColumn="0" w:lastColumn="0" w:oddVBand="0" w:evenVBand="0" w:oddHBand="1" w:evenHBand="0" w:firstRowFirstColumn="0" w:firstRowLastColumn="0" w:lastRowFirstColumn="0" w:lastRowLastColumn="0"/>
+              <w:spacing w:before="0" w:beforeAutospacing="off" w:after="120" w:afterAutospacing="off"/>
               <w:rPr>
+                <w:rFonts w:ascii="Aptos" w:hAnsi="Aptos" w:eastAsia="Aptos" w:cs="Aptos"/>
                 <w:color w:val="auto"/>
+                <w:sz w:val="20"/>
+                <w:szCs w:val="20"/>
               </w:rPr>
             </w:pPr>
             <w:r>
               <w:rPr>
+                <w:rFonts w:ascii="Aptos" w:hAnsi="Aptos" w:eastAsia="Aptos" w:cs="Aptos"/>
                 <w:color w:val="auto"/>
+                <w:sz w:val="20"/>
+                <w:szCs w:val="20"/>
               </w:rPr>
               <w:t>Provides a stable contact and calibration surface</w:t>
             </w:r>
@@ -434,57 +663,81 @@
         </w:tc>
         <w:tc>
           <w:tcPr>
-            <w:cnfStyle w:val="000000000000" w:firstRow="0" w:lastRow="0" w:firstColumn="0" w:lastColumn="0" w:oddVBand="0" w:evenVBand="0" w:oddHBand="0" w:evenHBand="0" w:firstRowFirstColumn="0" w:firstRowLastColumn="0" w:lastRowFirstColumn="0" w:lastRowLastColumn="0"/>
-            <w:tcW w:w="3283" w:type="dxa"/>
-            <w:tcMar/>
+            <w:tcW w:w="3280" w:type="dxa"/>
+            <w:tcBorders>
+              <w:top w:val="nil"/>
+              <w:left w:val="nil"/>
+              <w:bottom w:val="nil"/>
+              <w:right w:val="nil"/>
+            </w:tcBorders>
+            <w:shd w:val="clear" w:color="auto" w:fill="D3DFEE"/>
+            <w:tcMar>
+              <w:left w:w="108" w:type="dxa"/>
+              <w:right w:w="108" w:type="dxa"/>
+            </w:tcMar>
+            <w:vAlign w:val="top"/>
           </w:tcPr>
           <w:p>
             <w:pPr>
-              <w:cnfStyle w:val="000000100000" w:firstRow="0" w:lastRow="0" w:firstColumn="0" w:lastColumn="0" w:oddVBand="0" w:evenVBand="0" w:oddHBand="1" w:evenHBand="0" w:firstRowFirstColumn="0" w:firstRowLastColumn="0" w:lastRowFirstColumn="0" w:lastRowLastColumn="0"/>
+              <w:spacing w:before="0" w:beforeAutospacing="off" w:after="120" w:afterAutospacing="off"/>
               <w:rPr>
+                <w:rFonts w:ascii="Aptos" w:hAnsi="Aptos" w:eastAsia="Aptos" w:cs="Aptos"/>
                 <w:color w:val="auto"/>
+                <w:sz w:val="20"/>
+                <w:szCs w:val="20"/>
               </w:rPr>
             </w:pPr>
             <w:r>
               <w:rPr>
+                <w:rFonts w:ascii="Aptos" w:hAnsi="Aptos" w:eastAsia="Aptos" w:cs="Aptos"/>
                 <w:color w:val="auto"/>
+                <w:sz w:val="20"/>
+                <w:szCs w:val="20"/>
               </w:rPr>
-              <w:t xml:space="preserve">Record height, accessible </w:t>
-            </w:r>
-            <w:r>
-              <w:rPr>
-                <w:color w:val="auto"/>
-              </w:rPr>
-              <w:t>area,</w:t>
-            </w:r>
-            <w:r>
-              <w:rPr>
-                <w:color w:val="auto"/>
-              </w:rPr>
-              <w:t xml:space="preserve"> and safe reach</w:t>
+              <w:t>Record height, accessible area, and safe reach</w:t>
             </w:r>
           </w:p>
         </w:tc>
       </w:tr>
       <w:tr>
         <w:trPr>
-          <w:jc w:val="center"/>
+          <w:trHeight w:val="300"/>
         </w:trPr>
         <w:tc>
           <w:tcPr>
-            <w:cnfStyle w:val="001000000000" w:firstRow="0" w:lastRow="0" w:firstColumn="1" w:lastColumn="0" w:oddVBand="0" w:evenVBand="0" w:oddHBand="0" w:evenHBand="0" w:firstRowFirstColumn="0" w:firstRowLastColumn="0" w:lastRowFirstColumn="0" w:lastRowLastColumn="0"/>
-            <w:tcW w:w="3283" w:type="dxa"/>
-            <w:tcMar/>
+            <w:tcW w:w="3280" w:type="dxa"/>
+            <w:tcBorders>
+              <w:top w:val="nil"/>
+              <w:left w:val="nil"/>
+              <w:bottom w:val="nil"/>
+              <w:right w:val="nil"/>
+            </w:tcBorders>
+            <w:tcMar>
+              <w:left w:w="108" w:type="dxa"/>
+              <w:right w:w="108" w:type="dxa"/>
+            </w:tcMar>
+            <w:vAlign w:val="top"/>
           </w:tcPr>
           <w:p>
             <w:pPr>
+              <w:spacing w:before="0" w:beforeAutospacing="off" w:after="120" w:afterAutospacing="off"/>
               <w:rPr>
+                <w:rFonts w:ascii="Aptos" w:hAnsi="Aptos" w:eastAsia="Aptos" w:cs="Aptos"/>
+                <w:b w:val="1"/>
+                <w:bCs w:val="1"/>
                 <w:color w:val="auto"/>
+                <w:sz w:val="20"/>
+                <w:szCs w:val="20"/>
               </w:rPr>
             </w:pPr>
             <w:r>
               <w:rPr>
+                <w:rFonts w:ascii="Aptos" w:hAnsi="Aptos" w:eastAsia="Aptos" w:cs="Aptos"/>
+                <w:b w:val="1"/>
+                <w:bCs w:val="1"/>
                 <w:color w:val="auto"/>
+                <w:sz w:val="20"/>
+                <w:szCs w:val="20"/>
               </w:rPr>
               <w:t>Marked cloth or equivalent markers</w:t>
             </w:r>
@@ -492,20 +745,35 @@
         </w:tc>
         <w:tc>
           <w:tcPr>
-            <w:cnfStyle w:val="000000000000" w:firstRow="0" w:lastRow="0" w:firstColumn="0" w:lastColumn="0" w:oddVBand="0" w:evenVBand="0" w:oddHBand="0" w:evenHBand="0" w:firstRowFirstColumn="0" w:firstRowLastColumn="0" w:lastRowFirstColumn="0" w:lastRowLastColumn="0"/>
-            <w:tcW w:w="3283" w:type="dxa"/>
-            <w:tcMar/>
+            <w:tcW w:w="3280" w:type="dxa"/>
+            <w:tcBorders>
+              <w:top w:val="nil"/>
+              <w:left w:val="nil"/>
+              <w:bottom w:val="nil"/>
+              <w:right w:val="nil"/>
+            </w:tcBorders>
+            <w:tcMar>
+              <w:left w:w="108" w:type="dxa"/>
+              <w:right w:w="108" w:type="dxa"/>
+            </w:tcMar>
+            <w:vAlign w:val="top"/>
           </w:tcPr>
           <w:p>
             <w:pPr>
-              <w:cnfStyle w:val="000000000000" w:firstRow="0" w:lastRow="0" w:firstColumn="0" w:lastColumn="0" w:oddVBand="0" w:evenVBand="0" w:oddHBand="0" w:evenHBand="0" w:firstRowFirstColumn="0" w:firstRowLastColumn="0" w:lastRowFirstColumn="0" w:lastRowLastColumn="0"/>
+              <w:spacing w:before="0" w:beforeAutospacing="off" w:after="120" w:afterAutospacing="off"/>
               <w:rPr>
+                <w:rFonts w:ascii="Aptos" w:hAnsi="Aptos" w:eastAsia="Aptos" w:cs="Aptos"/>
                 <w:color w:val="auto"/>
+                <w:sz w:val="20"/>
+                <w:szCs w:val="20"/>
               </w:rPr>
             </w:pPr>
             <w:r>
               <w:rPr>
+                <w:rFonts w:ascii="Aptos" w:hAnsi="Aptos" w:eastAsia="Aptos" w:cs="Aptos"/>
                 <w:color w:val="auto"/>
+                <w:sz w:val="20"/>
+                <w:szCs w:val="20"/>
               </w:rPr>
               <w:t>Defines repeatable starting locations</w:t>
             </w:r>
@@ -513,20 +781,35 @@
         </w:tc>
         <w:tc>
           <w:tcPr>
-            <w:cnfStyle w:val="000000000000" w:firstRow="0" w:lastRow="0" w:firstColumn="0" w:lastColumn="0" w:oddVBand="0" w:evenVBand="0" w:oddHBand="0" w:evenHBand="0" w:firstRowFirstColumn="0" w:firstRowLastColumn="0" w:lastRowFirstColumn="0" w:lastRowLastColumn="0"/>
-            <w:tcW w:w="3283" w:type="dxa"/>
-            <w:tcMar/>
+            <w:tcW w:w="3280" w:type="dxa"/>
+            <w:tcBorders>
+              <w:top w:val="nil"/>
+              <w:left w:val="nil"/>
+              <w:bottom w:val="nil"/>
+              <w:right w:val="nil"/>
+            </w:tcBorders>
+            <w:tcMar>
+              <w:left w:w="108" w:type="dxa"/>
+              <w:right w:w="108" w:type="dxa"/>
+            </w:tcMar>
+            <w:vAlign w:val="top"/>
           </w:tcPr>
           <w:p>
             <w:pPr>
-              <w:cnfStyle w:val="000000000000" w:firstRow="0" w:lastRow="0" w:firstColumn="0" w:lastColumn="0" w:oddVBand="0" w:evenVBand="0" w:oddHBand="0" w:evenHBand="0" w:firstRowFirstColumn="0" w:firstRowLastColumn="0" w:lastRowFirstColumn="0" w:lastRowLastColumn="0"/>
+              <w:spacing w:before="0" w:beforeAutospacing="off" w:after="120" w:afterAutospacing="off"/>
               <w:rPr>
+                <w:rFonts w:ascii="Aptos" w:hAnsi="Aptos" w:eastAsia="Aptos" w:cs="Aptos"/>
                 <w:color w:val="auto"/>
+                <w:sz w:val="20"/>
+                <w:szCs w:val="20"/>
               </w:rPr>
             </w:pPr>
             <w:r>
               <w:rPr>
+                <w:rFonts w:ascii="Aptos" w:hAnsi="Aptos" w:eastAsia="Aptos" w:cs="Aptos"/>
                 <w:color w:val="auto"/>
+                <w:sz w:val="20"/>
+                <w:szCs w:val="20"/>
               </w:rPr>
               <w:t>Record marker spacing and placement</w:t>
             </w:r>
@@ -535,24 +818,44 @@
       </w:tr>
       <w:tr>
         <w:trPr>
-          <w:cnfStyle w:val="000000100000" w:firstRow="0" w:lastRow="0" w:firstColumn="0" w:lastColumn="0" w:oddVBand="0" w:evenVBand="0" w:oddHBand="1" w:evenHBand="0" w:firstRowFirstColumn="0" w:firstRowLastColumn="0" w:lastRowFirstColumn="0" w:lastRowLastColumn="0"/>
-          <w:jc w:val="center"/>
+          <w:trHeight w:val="300"/>
         </w:trPr>
         <w:tc>
           <w:tcPr>
-            <w:cnfStyle w:val="001000000000" w:firstRow="0" w:lastRow="0" w:firstColumn="1" w:lastColumn="0" w:oddVBand="0" w:evenVBand="0" w:oddHBand="0" w:evenHBand="0" w:firstRowFirstColumn="0" w:firstRowLastColumn="0" w:lastRowFirstColumn="0" w:lastRowLastColumn="0"/>
-            <w:tcW w:w="3283" w:type="dxa"/>
-            <w:tcMar/>
+            <w:tcW w:w="3280" w:type="dxa"/>
+            <w:tcBorders>
+              <w:top w:val="nil"/>
+              <w:left w:val="nil"/>
+              <w:bottom w:val="nil"/>
+              <w:right w:val="nil"/>
+            </w:tcBorders>
+            <w:shd w:val="clear" w:color="auto" w:fill="D3DFEE"/>
+            <w:tcMar>
+              <w:left w:w="108" w:type="dxa"/>
+              <w:right w:w="108" w:type="dxa"/>
+            </w:tcMar>
+            <w:vAlign w:val="top"/>
           </w:tcPr>
           <w:p>
             <w:pPr>
+              <w:spacing w:before="0" w:beforeAutospacing="off" w:after="120" w:afterAutospacing="off"/>
               <w:rPr>
+                <w:rFonts w:ascii="Aptos" w:hAnsi="Aptos" w:eastAsia="Aptos" w:cs="Aptos"/>
+                <w:b w:val="1"/>
+                <w:bCs w:val="1"/>
                 <w:color w:val="auto"/>
+                <w:sz w:val="20"/>
+                <w:szCs w:val="20"/>
               </w:rPr>
             </w:pPr>
             <w:r>
               <w:rPr>
+                <w:rFonts w:ascii="Aptos" w:hAnsi="Aptos" w:eastAsia="Aptos" w:cs="Aptos"/>
+                <w:b w:val="1"/>
+                <w:bCs w:val="1"/>
                 <w:color w:val="auto"/>
+                <w:sz w:val="20"/>
+                <w:szCs w:val="20"/>
               </w:rPr>
               <w:t>Physical cubes</w:t>
             </w:r>
@@ -560,20 +863,36 @@
         </w:tc>
         <w:tc>
           <w:tcPr>
-            <w:cnfStyle w:val="000000000000" w:firstRow="0" w:lastRow="0" w:firstColumn="0" w:lastColumn="0" w:oddVBand="0" w:evenVBand="0" w:oddHBand="0" w:evenHBand="0" w:firstRowFirstColumn="0" w:firstRowLastColumn="0" w:lastRowFirstColumn="0" w:lastRowLastColumn="0"/>
-            <w:tcW w:w="3283" w:type="dxa"/>
-            <w:tcMar/>
+            <w:tcW w:w="3280" w:type="dxa"/>
+            <w:tcBorders>
+              <w:top w:val="nil"/>
+              <w:left w:val="nil"/>
+              <w:bottom w:val="nil"/>
+              <w:right w:val="nil"/>
+            </w:tcBorders>
+            <w:shd w:val="clear" w:color="auto" w:fill="D3DFEE"/>
+            <w:tcMar>
+              <w:left w:w="108" w:type="dxa"/>
+              <w:right w:w="108" w:type="dxa"/>
+            </w:tcMar>
+            <w:vAlign w:val="top"/>
           </w:tcPr>
           <w:p>
             <w:pPr>
-              <w:cnfStyle w:val="000000100000" w:firstRow="0" w:lastRow="0" w:firstColumn="0" w:lastColumn="0" w:oddVBand="0" w:evenVBand="0" w:oddHBand="1" w:evenHBand="0" w:firstRowFirstColumn="0" w:firstRowLastColumn="0" w:lastRowFirstColumn="0" w:lastRowLastColumn="0"/>
+              <w:spacing w:before="0" w:beforeAutospacing="off" w:after="120" w:afterAutospacing="off"/>
               <w:rPr>
+                <w:rFonts w:ascii="Aptos" w:hAnsi="Aptos" w:eastAsia="Aptos" w:cs="Aptos"/>
                 <w:color w:val="auto"/>
+                <w:sz w:val="20"/>
+                <w:szCs w:val="20"/>
               </w:rPr>
             </w:pPr>
             <w:r>
               <w:rPr>
+                <w:rFonts w:ascii="Aptos" w:hAnsi="Aptos" w:eastAsia="Aptos" w:cs="Aptos"/>
                 <w:color w:val="auto"/>
+                <w:sz w:val="20"/>
+                <w:szCs w:val="20"/>
               </w:rPr>
               <w:t>Provide graspable contact surfaces for virtual counterparts</w:t>
             </w:r>
@@ -581,57 +900,81 @@
         </w:tc>
         <w:tc>
           <w:tcPr>
-            <w:cnfStyle w:val="000000000000" w:firstRow="0" w:lastRow="0" w:firstColumn="0" w:lastColumn="0" w:oddVBand="0" w:evenVBand="0" w:oddHBand="0" w:evenHBand="0" w:firstRowFirstColumn="0" w:firstRowLastColumn="0" w:lastRowFirstColumn="0" w:lastRowLastColumn="0"/>
-            <w:tcW w:w="3283" w:type="dxa"/>
-            <w:tcMar/>
+            <w:tcW w:w="3280" w:type="dxa"/>
+            <w:tcBorders>
+              <w:top w:val="nil"/>
+              <w:left w:val="nil"/>
+              <w:bottom w:val="nil"/>
+              <w:right w:val="nil"/>
+            </w:tcBorders>
+            <w:shd w:val="clear" w:color="auto" w:fill="D3DFEE"/>
+            <w:tcMar>
+              <w:left w:w="108" w:type="dxa"/>
+              <w:right w:w="108" w:type="dxa"/>
+            </w:tcMar>
+            <w:vAlign w:val="top"/>
           </w:tcPr>
           <w:p>
             <w:pPr>
-              <w:cnfStyle w:val="000000100000" w:firstRow="0" w:lastRow="0" w:firstColumn="0" w:lastColumn="0" w:oddVBand="0" w:evenVBand="0" w:oddHBand="1" w:evenHBand="0" w:firstRowFirstColumn="0" w:firstRowLastColumn="0" w:lastRowFirstColumn="0" w:lastRowLastColumn="0"/>
+              <w:spacing w:before="0" w:beforeAutospacing="off" w:after="120" w:afterAutospacing="off"/>
               <w:rPr>
+                <w:rFonts w:ascii="Aptos" w:hAnsi="Aptos" w:eastAsia="Aptos" w:cs="Aptos"/>
                 <w:color w:val="auto"/>
+                <w:sz w:val="20"/>
+                <w:szCs w:val="20"/>
               </w:rPr>
             </w:pPr>
             <w:r>
               <w:rPr>
+                <w:rFonts w:ascii="Aptos" w:hAnsi="Aptos" w:eastAsia="Aptos" w:cs="Aptos"/>
                 <w:color w:val="auto"/>
+                <w:sz w:val="20"/>
+                <w:szCs w:val="20"/>
               </w:rPr>
-              <w:t xml:space="preserve">Verify original dimensions, </w:t>
-            </w:r>
-            <w:r>
-              <w:rPr>
-                <w:color w:val="auto"/>
-              </w:rPr>
-              <w:t>weight,</w:t>
-            </w:r>
-            <w:r>
-              <w:rPr>
-                <w:color w:val="auto"/>
-              </w:rPr>
-              <w:t xml:space="preserve"> and handling properties</w:t>
+              <w:t>Verify original dimensions, weight, and handling properties</w:t>
             </w:r>
           </w:p>
         </w:tc>
       </w:tr>
       <w:tr>
         <w:trPr>
-          <w:jc w:val="center"/>
+          <w:trHeight w:val="300"/>
         </w:trPr>
         <w:tc>
           <w:tcPr>
-            <w:cnfStyle w:val="001000000000" w:firstRow="0" w:lastRow="0" w:firstColumn="1" w:lastColumn="0" w:oddVBand="0" w:evenVBand="0" w:oddHBand="0" w:evenHBand="0" w:firstRowFirstColumn="0" w:firstRowLastColumn="0" w:lastRowFirstColumn="0" w:lastRowLastColumn="0"/>
-            <w:tcW w:w="3283" w:type="dxa"/>
-            <w:tcMar/>
+            <w:tcW w:w="3280" w:type="dxa"/>
+            <w:tcBorders>
+              <w:top w:val="nil"/>
+              <w:left w:val="nil"/>
+              <w:bottom w:val="single" w:color="4F81BD" w:themeColor="accent1" w:sz="8"/>
+              <w:right w:val="nil"/>
+            </w:tcBorders>
+            <w:tcMar>
+              <w:left w:w="108" w:type="dxa"/>
+              <w:right w:w="108" w:type="dxa"/>
+            </w:tcMar>
+            <w:vAlign w:val="top"/>
           </w:tcPr>
           <w:p>
             <w:pPr>
+              <w:spacing w:before="0" w:beforeAutospacing="off" w:after="120" w:afterAutospacing="off"/>
               <w:rPr>
+                <w:rFonts w:ascii="Aptos" w:hAnsi="Aptos" w:eastAsia="Aptos" w:cs="Aptos"/>
+                <w:b w:val="1"/>
+                <w:bCs w:val="1"/>
                 <w:color w:val="auto"/>
+                <w:sz w:val="20"/>
+                <w:szCs w:val="20"/>
               </w:rPr>
             </w:pPr>
             <w:r>
               <w:rPr>
+                <w:rFonts w:ascii="Aptos" w:hAnsi="Aptos" w:eastAsia="Aptos" w:cs="Aptos"/>
+                <w:b w:val="1"/>
+                <w:bCs w:val="1"/>
                 <w:color w:val="auto"/>
+                <w:sz w:val="20"/>
+                <w:szCs w:val="20"/>
               </w:rPr>
               <w:t>Physical chest / box</w:t>
             </w:r>
@@ -639,53 +982,71 @@
         </w:tc>
         <w:tc>
           <w:tcPr>
-            <w:cnfStyle w:val="000000000000" w:firstRow="0" w:lastRow="0" w:firstColumn="0" w:lastColumn="0" w:oddVBand="0" w:evenVBand="0" w:oddHBand="0" w:evenHBand="0" w:firstRowFirstColumn="0" w:firstRowLastColumn="0" w:lastRowFirstColumn="0" w:lastRowLastColumn="0"/>
-            <w:tcW w:w="3283" w:type="dxa"/>
-            <w:tcMar/>
+            <w:tcW w:w="3280" w:type="dxa"/>
+            <w:tcBorders>
+              <w:top w:val="nil"/>
+              <w:left w:val="nil"/>
+              <w:bottom w:val="single" w:color="4F81BD" w:themeColor="accent1" w:sz="8"/>
+              <w:right w:val="nil"/>
+            </w:tcBorders>
+            <w:tcMar>
+              <w:left w:w="108" w:type="dxa"/>
+              <w:right w:w="108" w:type="dxa"/>
+            </w:tcMar>
+            <w:vAlign w:val="top"/>
           </w:tcPr>
           <w:p>
             <w:pPr>
-              <w:cnfStyle w:val="000000000000" w:firstRow="0" w:lastRow="0" w:firstColumn="0" w:lastColumn="0" w:oddVBand="0" w:evenVBand="0" w:oddHBand="0" w:evenHBand="0" w:firstRowFirstColumn="0" w:firstRowLastColumn="0" w:lastRowFirstColumn="0" w:lastRowLastColumn="0"/>
+              <w:spacing w:before="0" w:beforeAutospacing="off" w:after="120" w:afterAutospacing="off"/>
               <w:rPr>
+                <w:rFonts w:ascii="Aptos" w:hAnsi="Aptos" w:eastAsia="Aptos" w:cs="Aptos"/>
                 <w:color w:val="auto"/>
+                <w:sz w:val="20"/>
+                <w:szCs w:val="20"/>
               </w:rPr>
             </w:pPr>
             <w:r>
               <w:rPr>
+                <w:rFonts w:ascii="Aptos" w:hAnsi="Aptos" w:eastAsia="Aptos" w:cs="Aptos"/>
                 <w:color w:val="auto"/>
+                <w:sz w:val="20"/>
+                <w:szCs w:val="20"/>
               </w:rPr>
-              <w:t xml:space="preserve">Provides physical contact, </w:t>
-            </w:r>
-            <w:r>
-              <w:rPr>
-                <w:color w:val="auto"/>
-              </w:rPr>
-              <w:t>containment,</w:t>
-            </w:r>
-            <w:r>
-              <w:rPr>
-                <w:color w:val="auto"/>
-              </w:rPr>
-              <w:t xml:space="preserve"> and lid interaction</w:t>
+              <w:t>Provides physical contact, containment, and lid interaction</w:t>
             </w:r>
           </w:p>
         </w:tc>
         <w:tc>
           <w:tcPr>
-            <w:cnfStyle w:val="000000000000" w:firstRow="0" w:lastRow="0" w:firstColumn="0" w:lastColumn="0" w:oddVBand="0" w:evenVBand="0" w:oddHBand="0" w:evenHBand="0" w:firstRowFirstColumn="0" w:firstRowLastColumn="0" w:lastRowFirstColumn="0" w:lastRowLastColumn="0"/>
-            <w:tcW w:w="3283" w:type="dxa"/>
-            <w:tcMar/>
+            <w:tcW w:w="3280" w:type="dxa"/>
+            <w:tcBorders>
+              <w:top w:val="nil"/>
+              <w:left w:val="nil"/>
+              <w:bottom w:val="single" w:color="4F81BD" w:themeColor="accent1" w:sz="8"/>
+              <w:right w:val="nil"/>
+            </w:tcBorders>
+            <w:tcMar>
+              <w:left w:w="108" w:type="dxa"/>
+              <w:right w:w="108" w:type="dxa"/>
+            </w:tcMar>
+            <w:vAlign w:val="top"/>
           </w:tcPr>
           <w:p>
             <w:pPr>
-              <w:cnfStyle w:val="000000000000" w:firstRow="0" w:lastRow="0" w:firstColumn="0" w:lastColumn="0" w:oddVBand="0" w:evenVBand="0" w:oddHBand="0" w:evenHBand="0" w:firstRowFirstColumn="0" w:firstRowLastColumn="0" w:lastRowFirstColumn="0" w:lastRowLastColumn="0"/>
+              <w:spacing w:before="0" w:beforeAutospacing="off" w:after="120" w:afterAutospacing="off"/>
               <w:rPr>
+                <w:rFonts w:ascii="Aptos" w:hAnsi="Aptos" w:eastAsia="Aptos" w:cs="Aptos"/>
                 <w:color w:val="auto"/>
+                <w:sz w:val="20"/>
+                <w:szCs w:val="20"/>
               </w:rPr>
             </w:pPr>
             <w:r>
               <w:rPr>
+                <w:rFonts w:ascii="Aptos" w:hAnsi="Aptos" w:eastAsia="Aptos" w:cs="Aptos"/>
                 <w:color w:val="auto"/>
+                <w:sz w:val="20"/>
+                <w:szCs w:val="20"/>
               </w:rPr>
               <w:t>Measure exterior, interior and lid motion</w:t>
             </w:r>
@@ -697,15 +1058,2076 @@
       <w:pPr>
         <w:pStyle w:val="Heading1"/>
         <w:widowControl w:val="1"/>
+        <w:bidi w:val="0"/>
+        <w:spacing w:before="480" w:beforeAutospacing="off" w:after="0" w:afterAutospacing="off" w:line="276" w:lineRule="auto"/>
         <w:rPr>
+          <w:rFonts w:ascii="Calibri" w:hAnsi="Calibri" w:eastAsia="Calibri" w:cs="Calibri"/>
+          <w:b w:val="1"/>
+          <w:bCs w:val="1"/>
+          <w:noProof w:val="0"/>
           <w:color w:val="auto"/>
+          <w:sz w:val="26"/>
+          <w:szCs w:val="26"/>
+          <w:lang w:val="en-AU"/>
         </w:rPr>
       </w:pPr>
       <w:r>
         <w:rPr>
+          <w:rFonts w:ascii="Calibri" w:hAnsi="Calibri" w:eastAsia="Calibri" w:cs="Calibri"/>
+          <w:b w:val="1"/>
+          <w:bCs w:val="1"/>
+          <w:noProof w:val="0"/>
           <w:color w:val="auto"/>
+          <w:sz w:val="26"/>
+          <w:szCs w:val="26"/>
+          <w:lang w:val="en-AU"/>
         </w:rPr>
         <w:t>Original objects versus substitutes</w:t>
+      </w:r>
+    </w:p>
+    <w:p>
+      <w:pPr>
+        <w:widowControl w:val="1"/>
+        <w:bidi w:val="0"/>
+        <w:spacing w:before="0" w:beforeAutospacing="off" w:after="120" w:afterAutospacing="off" w:line="276" w:lineRule="auto"/>
+        <w:rPr>
+          <w:rFonts w:ascii="Aptos" w:hAnsi="Aptos" w:eastAsia="Aptos" w:cs="Aptos"/>
+          <w:noProof w:val="0"/>
+          <w:color w:val="auto"/>
+          <w:sz w:val="20"/>
+          <w:szCs w:val="20"/>
+          <w:lang w:val="en-AU"/>
+        </w:rPr>
+      </w:pPr>
+      <w:r>
+        <w:rPr>
+          <w:rFonts w:ascii="Aptos" w:hAnsi="Aptos" w:eastAsia="Aptos" w:cs="Aptos"/>
+          <w:noProof w:val="0"/>
+          <w:color w:val="auto"/>
+          <w:sz w:val="20"/>
+          <w:szCs w:val="20"/>
+          <w:lang w:val="en-AU"/>
+        </w:rPr>
+        <w:t>The original props were sourced from everyday retail/craft suppliers, including Big W and Kaisercraft. Brand or product appearance alone is not enough to establish equivalence. What matters is whether the replacement preserves the physical properties required by the intended action. Record substitutions and evaluate them; do not describe them as verified until the interaction is examined.</w:t>
+      </w:r>
+    </w:p>
+    <w:p>
+      <w:pPr>
+        <w:widowControl w:val="1"/>
+        <w:bidi w:val="0"/>
+        <w:spacing w:before="0" w:beforeAutospacing="off" w:after="120" w:afterAutospacing="off" w:line="276" w:lineRule="auto"/>
+        <w:rPr>
+          <w:rFonts w:ascii="Aptos" w:hAnsi="Aptos" w:eastAsia="Aptos" w:cs="Aptos"/>
+          <w:noProof w:val="0"/>
+          <w:color w:val="auto"/>
+          <w:sz w:val="20"/>
+          <w:szCs w:val="20"/>
+          <w:lang w:val="en-AU"/>
+        </w:rPr>
+      </w:pPr>
+      <w:r>
+        <w:rPr>
+          <w:rFonts w:ascii="Aptos" w:hAnsi="Aptos" w:eastAsia="Aptos" w:cs="Aptos"/>
+          <w:noProof w:val="0"/>
+          <w:color w:val="auto"/>
+          <w:sz w:val="20"/>
+          <w:szCs w:val="20"/>
+          <w:lang w:val="en-AU"/>
+        </w:rPr>
+        <w:t>Scope: This guide covers the original untracked-prop Honours artefact only. Later tracking experiments and conference demonstration work are outside its scope.</w:t>
+      </w:r>
+    </w:p>
+    <w:p>
+      <w:pPr>
+        <w:pStyle w:val="Heading1"/>
+        <w:widowControl w:val="1"/>
+        <w:bidi w:val="0"/>
+        <w:spacing w:before="480" w:beforeAutospacing="off" w:after="0" w:afterAutospacing="off" w:line="276" w:lineRule="auto"/>
+        <w:rPr>
+          <w:rFonts w:ascii="Calibri" w:hAnsi="Calibri" w:eastAsia="Calibri" w:cs="Calibri"/>
+          <w:b w:val="1"/>
+          <w:bCs w:val="1"/>
+          <w:noProof w:val="0"/>
+          <w:color w:val="auto"/>
+          <w:sz w:val="26"/>
+          <w:szCs w:val="26"/>
+          <w:lang w:val="en-AU"/>
+        </w:rPr>
+      </w:pPr>
+      <w:r>
+        <w:rPr>
+          <w:rFonts w:ascii="Calibri" w:hAnsi="Calibri" w:eastAsia="Calibri" w:cs="Calibri"/>
+          <w:b w:val="1"/>
+          <w:bCs w:val="1"/>
+          <w:noProof w:val="0"/>
+          <w:color w:val="auto"/>
+          <w:sz w:val="26"/>
+          <w:szCs w:val="26"/>
+          <w:lang w:val="en-AU"/>
+        </w:rPr>
+        <w:t>Physical and Virtual Measurement Specifications</w:t>
+      </w:r>
+    </w:p>
+    <w:p>
+      <w:pPr>
+        <w:widowControl w:val="1"/>
+        <w:bidi w:val="0"/>
+        <w:spacing w:before="0" w:beforeAutospacing="off" w:after="120" w:afterAutospacing="off" w:line="276" w:lineRule="auto"/>
+        <w:rPr>
+          <w:rFonts w:ascii="Aptos" w:hAnsi="Aptos" w:eastAsia="Aptos" w:cs="Aptos"/>
+          <w:noProof w:val="0"/>
+          <w:color w:val="auto"/>
+          <w:sz w:val="20"/>
+          <w:szCs w:val="20"/>
+          <w:lang w:val="en-AU"/>
+        </w:rPr>
+      </w:pPr>
+      <w:r>
+        <w:rPr>
+          <w:rFonts w:ascii="Aptos" w:hAnsi="Aptos" w:eastAsia="Aptos" w:cs="Aptos"/>
+          <w:noProof w:val="0"/>
+          <w:color w:val="auto"/>
+          <w:sz w:val="20"/>
+          <w:szCs w:val="20"/>
+          <w:lang w:val="en-AU"/>
+        </w:rPr>
+        <w:t>The table distinguishes documented physical and virtual setup features from measurements that remain to be verified. Unreal Engine dimensions are expressed in centimetres. The 35 mm cube measurement relates to later QR-code development and must not be assumed to describe the original Honours props.</w:t>
+      </w:r>
+    </w:p>
+    <w:tbl>
+      <w:tblPr>
+        <w:tblStyle w:val="TableGrid"/>
+        <w:bidiVisual w:val="0"/>
+        <w:tblW w:w="0" w:type="auto"/>
+        <w:tblLook w:val="04A0" w:firstRow="1" w:lastRow="0" w:firstColumn="1" w:lastColumn="0" w:noHBand="0" w:noVBand="1"/>
+      </w:tblPr>
+      <w:tblGrid>
+        <w:gridCol w:w="2460"/>
+        <w:gridCol w:w="3285"/>
+        <w:gridCol w:w="4005"/>
+      </w:tblGrid>
+      <w:tr>
+        <w:trPr>
+          <w:trHeight w:val="300"/>
+        </w:trPr>
+        <w:tc>
+          <w:tcPr>
+            <w:tcW w:w="2460" w:type="dxa"/>
+            <w:tcBorders>
+              <w:top w:val="single" w:sz="8"/>
+              <w:left w:val="single" w:sz="8"/>
+              <w:bottom w:val="single" w:sz="8"/>
+              <w:right w:val="single" w:sz="8"/>
+            </w:tcBorders>
+            <w:tcMar>
+              <w:left w:w="108" w:type="dxa"/>
+              <w:right w:w="108" w:type="dxa"/>
+            </w:tcMar>
+            <w:vAlign w:val="top"/>
+          </w:tcPr>
+          <w:p>
+            <w:pPr>
+              <w:bidi w:val="0"/>
+              <w:spacing w:before="0" w:beforeAutospacing="off" w:after="20" w:afterAutospacing="off"/>
+              <w:rPr>
+                <w:rFonts w:ascii="Aptos" w:hAnsi="Aptos" w:eastAsia="Aptos" w:cs="Aptos"/>
+                <w:b w:val="1"/>
+                <w:bCs w:val="1"/>
+                <w:color w:val="auto"/>
+                <w:sz w:val="16"/>
+                <w:szCs w:val="16"/>
+              </w:rPr>
+            </w:pPr>
+            <w:r>
+              <w:rPr>
+                <w:rFonts w:ascii="Aptos" w:hAnsi="Aptos" w:eastAsia="Aptos" w:cs="Aptos"/>
+                <w:b w:val="1"/>
+                <w:bCs w:val="1"/>
+                <w:color w:val="auto"/>
+                <w:sz w:val="16"/>
+                <w:szCs w:val="16"/>
+              </w:rPr>
+              <w:t>Component</w:t>
+            </w:r>
+          </w:p>
+        </w:tc>
+        <w:tc>
+          <w:tcPr>
+            <w:tcW w:w="3285" w:type="dxa"/>
+            <w:tcBorders>
+              <w:top w:val="single" w:sz="8"/>
+              <w:left w:val="single" w:sz="8"/>
+              <w:bottom w:val="single" w:sz="8"/>
+              <w:right w:val="single" w:sz="8"/>
+            </w:tcBorders>
+            <w:tcMar>
+              <w:left w:w="108" w:type="dxa"/>
+              <w:right w:w="108" w:type="dxa"/>
+            </w:tcMar>
+            <w:vAlign w:val="top"/>
+          </w:tcPr>
+          <w:p>
+            <w:pPr>
+              <w:bidi w:val="0"/>
+              <w:spacing w:before="0" w:beforeAutospacing="off" w:after="20" w:afterAutospacing="off"/>
+              <w:rPr>
+                <w:rFonts w:ascii="Aptos" w:hAnsi="Aptos" w:eastAsia="Aptos" w:cs="Aptos"/>
+                <w:b w:val="1"/>
+                <w:bCs w:val="1"/>
+                <w:color w:val="auto"/>
+                <w:sz w:val="16"/>
+                <w:szCs w:val="16"/>
+              </w:rPr>
+            </w:pPr>
+            <w:r>
+              <w:rPr>
+                <w:rFonts w:ascii="Aptos" w:hAnsi="Aptos" w:eastAsia="Aptos" w:cs="Aptos"/>
+                <w:b w:val="1"/>
+                <w:bCs w:val="1"/>
+                <w:color w:val="auto"/>
+                <w:sz w:val="16"/>
+                <w:szCs w:val="16"/>
+              </w:rPr>
+              <w:t>Physical specification</w:t>
+            </w:r>
+          </w:p>
+        </w:tc>
+        <w:tc>
+          <w:tcPr>
+            <w:tcW w:w="4005" w:type="dxa"/>
+            <w:tcBorders>
+              <w:top w:val="single" w:sz="8"/>
+              <w:left w:val="single" w:sz="8"/>
+              <w:bottom w:val="single" w:sz="8"/>
+              <w:right w:val="single" w:sz="8"/>
+            </w:tcBorders>
+            <w:tcMar>
+              <w:left w:w="108" w:type="dxa"/>
+              <w:right w:w="108" w:type="dxa"/>
+            </w:tcMar>
+            <w:vAlign w:val="top"/>
+          </w:tcPr>
+          <w:p>
+            <w:pPr>
+              <w:bidi w:val="0"/>
+              <w:spacing w:before="0" w:beforeAutospacing="off" w:after="20" w:afterAutospacing="off"/>
+              <w:rPr>
+                <w:rFonts w:ascii="Aptos" w:hAnsi="Aptos" w:eastAsia="Aptos" w:cs="Aptos"/>
+                <w:b w:val="1"/>
+                <w:bCs w:val="1"/>
+                <w:color w:val="auto"/>
+                <w:sz w:val="16"/>
+                <w:szCs w:val="16"/>
+              </w:rPr>
+            </w:pPr>
+            <w:r>
+              <w:rPr>
+                <w:rFonts w:ascii="Aptos" w:hAnsi="Aptos" w:eastAsia="Aptos" w:cs="Aptos"/>
+                <w:b w:val="1"/>
+                <w:bCs w:val="1"/>
+                <w:color w:val="auto"/>
+                <w:sz w:val="16"/>
+                <w:szCs w:val="16"/>
+              </w:rPr>
+              <w:t>Virtual specification</w:t>
+            </w:r>
+          </w:p>
+        </w:tc>
+      </w:tr>
+      <w:tr>
+        <w:trPr>
+          <w:trHeight w:val="300"/>
+        </w:trPr>
+        <w:tc>
+          <w:tcPr>
+            <w:tcW w:w="2460" w:type="dxa"/>
+            <w:tcBorders>
+              <w:top w:val="single" w:sz="8"/>
+              <w:left w:val="single" w:sz="8"/>
+              <w:bottom w:val="single" w:sz="8"/>
+              <w:right w:val="single" w:sz="8"/>
+            </w:tcBorders>
+            <w:tcMar>
+              <w:left w:w="108" w:type="dxa"/>
+              <w:right w:w="108" w:type="dxa"/>
+            </w:tcMar>
+            <w:vAlign w:val="top"/>
+          </w:tcPr>
+          <w:p>
+            <w:pPr>
+              <w:bidi w:val="0"/>
+              <w:spacing w:before="0" w:beforeAutospacing="off" w:after="20" w:afterAutospacing="off"/>
+              <w:rPr>
+                <w:rFonts w:ascii="Aptos" w:hAnsi="Aptos" w:eastAsia="Aptos" w:cs="Aptos"/>
+                <w:color w:val="auto"/>
+                <w:sz w:val="16"/>
+                <w:szCs w:val="16"/>
+              </w:rPr>
+            </w:pPr>
+            <w:r>
+              <w:rPr>
+                <w:rFonts w:ascii="Aptos" w:hAnsi="Aptos" w:eastAsia="Aptos" w:cs="Aptos"/>
+                <w:color w:val="auto"/>
+                <w:sz w:val="16"/>
+                <w:szCs w:val="16"/>
+              </w:rPr>
+              <w:t>Wooden cubes</w:t>
+            </w:r>
+          </w:p>
+        </w:tc>
+        <w:tc>
+          <w:tcPr>
+            <w:tcW w:w="3285" w:type="dxa"/>
+            <w:tcBorders>
+              <w:top w:val="single" w:sz="8"/>
+              <w:left w:val="single" w:sz="8"/>
+              <w:bottom w:val="single" w:sz="8"/>
+              <w:right w:val="single" w:sz="8"/>
+            </w:tcBorders>
+            <w:tcMar>
+              <w:left w:w="108" w:type="dxa"/>
+              <w:right w:w="108" w:type="dxa"/>
+            </w:tcMar>
+            <w:vAlign w:val="top"/>
+          </w:tcPr>
+          <w:p>
+            <w:pPr>
+              <w:bidi w:val="0"/>
+              <w:spacing w:before="0" w:beforeAutospacing="off" w:after="20" w:afterAutospacing="off"/>
+              <w:rPr>
+                <w:rFonts w:ascii="Aptos" w:hAnsi="Aptos" w:eastAsia="Aptos" w:cs="Aptos"/>
+                <w:color w:val="auto"/>
+                <w:sz w:val="16"/>
+                <w:szCs w:val="16"/>
+              </w:rPr>
+            </w:pPr>
+            <w:r>
+              <w:rPr>
+                <w:rFonts w:ascii="Aptos" w:hAnsi="Aptos" w:eastAsia="Aptos" w:cs="Aptos"/>
+                <w:color w:val="auto"/>
+                <w:sz w:val="16"/>
+                <w:szCs w:val="16"/>
+              </w:rPr>
+              <w:t>Kaisercraft 35 × 35 × 35 mm cubes documented for later QR demonstration</w:t>
+            </w:r>
+          </w:p>
+        </w:tc>
+        <w:tc>
+          <w:tcPr>
+            <w:tcW w:w="4005" w:type="dxa"/>
+            <w:tcBorders>
+              <w:top w:val="single" w:sz="8"/>
+              <w:left w:val="single" w:sz="8"/>
+              <w:bottom w:val="single" w:sz="8"/>
+              <w:right w:val="single" w:sz="8"/>
+            </w:tcBorders>
+            <w:tcMar>
+              <w:left w:w="108" w:type="dxa"/>
+              <w:right w:w="108" w:type="dxa"/>
+            </w:tcMar>
+            <w:vAlign w:val="top"/>
+          </w:tcPr>
+          <w:p>
+            <w:pPr>
+              <w:bidi w:val="0"/>
+              <w:spacing w:before="0" w:beforeAutospacing="off" w:after="20" w:afterAutospacing="off"/>
+              <w:rPr>
+                <w:rFonts w:ascii="Aptos" w:hAnsi="Aptos" w:eastAsia="Aptos" w:cs="Aptos"/>
+                <w:color w:val="auto"/>
+                <w:sz w:val="16"/>
+                <w:szCs w:val="16"/>
+              </w:rPr>
+            </w:pPr>
+            <w:r>
+              <w:rPr>
+                <w:rFonts w:ascii="Aptos" w:hAnsi="Aptos" w:eastAsia="Aptos" w:cs="Aptos"/>
+                <w:color w:val="auto"/>
+                <w:sz w:val="16"/>
+                <w:szCs w:val="16"/>
+              </w:rPr>
+              <w:t>3.5 × 3.5 × 3.5 cm at intended 1:1 scale; original mesh dimensions not verified</w:t>
+            </w:r>
+          </w:p>
+        </w:tc>
+      </w:tr>
+      <w:tr>
+        <w:trPr>
+          <w:trHeight w:val="300"/>
+        </w:trPr>
+        <w:tc>
+          <w:tcPr>
+            <w:tcW w:w="2460" w:type="dxa"/>
+            <w:tcBorders>
+              <w:top w:val="single" w:sz="8"/>
+              <w:left w:val="single" w:sz="8"/>
+              <w:bottom w:val="single" w:sz="8"/>
+              <w:right w:val="single" w:sz="8"/>
+            </w:tcBorders>
+            <w:tcMar>
+              <w:left w:w="108" w:type="dxa"/>
+              <w:right w:w="108" w:type="dxa"/>
+            </w:tcMar>
+            <w:vAlign w:val="top"/>
+          </w:tcPr>
+          <w:p>
+            <w:pPr>
+              <w:bidi w:val="0"/>
+              <w:spacing w:before="0" w:beforeAutospacing="off" w:after="20" w:afterAutospacing="off"/>
+              <w:rPr>
+                <w:rFonts w:ascii="Aptos" w:hAnsi="Aptos" w:eastAsia="Aptos" w:cs="Aptos"/>
+                <w:color w:val="auto"/>
+                <w:sz w:val="16"/>
+                <w:szCs w:val="16"/>
+              </w:rPr>
+            </w:pPr>
+            <w:r>
+              <w:rPr>
+                <w:rFonts w:ascii="Aptos" w:hAnsi="Aptos" w:eastAsia="Aptos" w:cs="Aptos"/>
+                <w:color w:val="auto"/>
+                <w:sz w:val="16"/>
+                <w:szCs w:val="16"/>
+              </w:rPr>
+              <w:t>Chest / box</w:t>
+            </w:r>
+          </w:p>
+        </w:tc>
+        <w:tc>
+          <w:tcPr>
+            <w:tcW w:w="3285" w:type="dxa"/>
+            <w:tcBorders>
+              <w:top w:val="single" w:sz="8"/>
+              <w:left w:val="single" w:sz="8"/>
+              <w:bottom w:val="single" w:sz="8"/>
+              <w:right w:val="single" w:sz="8"/>
+            </w:tcBorders>
+            <w:tcMar>
+              <w:left w:w="108" w:type="dxa"/>
+              <w:right w:w="108" w:type="dxa"/>
+            </w:tcMar>
+            <w:vAlign w:val="top"/>
+          </w:tcPr>
+          <w:p>
+            <w:pPr>
+              <w:bidi w:val="0"/>
+              <w:spacing w:before="0" w:beforeAutospacing="off" w:after="20" w:afterAutospacing="off"/>
+              <w:rPr>
+                <w:rFonts w:ascii="Aptos" w:hAnsi="Aptos" w:eastAsia="Aptos" w:cs="Aptos"/>
+                <w:color w:val="auto"/>
+                <w:sz w:val="16"/>
+                <w:szCs w:val="16"/>
+              </w:rPr>
+            </w:pPr>
+            <w:r>
+              <w:rPr>
+                <w:rFonts w:ascii="Aptos" w:hAnsi="Aptos" w:eastAsia="Aptos" w:cs="Aptos"/>
+                <w:color w:val="auto"/>
+                <w:sz w:val="16"/>
+                <w:szCs w:val="16"/>
+              </w:rPr>
+              <w:t>Retail/craft box; exterior, interior and lid dimensions not recorded</w:t>
+            </w:r>
+          </w:p>
+        </w:tc>
+        <w:tc>
+          <w:tcPr>
+            <w:tcW w:w="4005" w:type="dxa"/>
+            <w:tcBorders>
+              <w:top w:val="single" w:sz="8"/>
+              <w:left w:val="single" w:sz="8"/>
+              <w:bottom w:val="single" w:sz="8"/>
+              <w:right w:val="single" w:sz="8"/>
+            </w:tcBorders>
+            <w:tcMar>
+              <w:left w:w="108" w:type="dxa"/>
+              <w:right w:w="108" w:type="dxa"/>
+            </w:tcMar>
+            <w:vAlign w:val="top"/>
+          </w:tcPr>
+          <w:p>
+            <w:pPr>
+              <w:bidi w:val="0"/>
+              <w:spacing w:before="0" w:beforeAutospacing="off" w:after="20" w:afterAutospacing="off"/>
+              <w:rPr>
+                <w:rFonts w:ascii="Aptos" w:hAnsi="Aptos" w:eastAsia="Aptos" w:cs="Aptos"/>
+                <w:color w:val="auto"/>
+                <w:sz w:val="16"/>
+                <w:szCs w:val="16"/>
+              </w:rPr>
+            </w:pPr>
+            <w:r>
+              <w:rPr>
+                <w:rFonts w:ascii="Aptos" w:hAnsi="Aptos" w:eastAsia="Aptos" w:cs="Aptos"/>
+                <w:color w:val="auto"/>
+                <w:sz w:val="16"/>
+                <w:szCs w:val="16"/>
+              </w:rPr>
+              <w:t>Virtual counterpart with interior and lid interaction; dimensions not recorded</w:t>
+            </w:r>
+          </w:p>
+        </w:tc>
+      </w:tr>
+      <w:tr>
+        <w:trPr>
+          <w:trHeight w:val="300"/>
+        </w:trPr>
+        <w:tc>
+          <w:tcPr>
+            <w:tcW w:w="2460" w:type="dxa"/>
+            <w:tcBorders>
+              <w:top w:val="single" w:sz="8"/>
+              <w:left w:val="single" w:sz="8"/>
+              <w:bottom w:val="single" w:sz="8"/>
+              <w:right w:val="single" w:sz="8"/>
+            </w:tcBorders>
+            <w:tcMar>
+              <w:left w:w="108" w:type="dxa"/>
+              <w:right w:w="108" w:type="dxa"/>
+            </w:tcMar>
+            <w:vAlign w:val="top"/>
+          </w:tcPr>
+          <w:p>
+            <w:pPr>
+              <w:bidi w:val="0"/>
+              <w:spacing w:before="0" w:beforeAutospacing="off" w:after="20" w:afterAutospacing="off"/>
+              <w:rPr>
+                <w:rFonts w:ascii="Aptos" w:hAnsi="Aptos" w:eastAsia="Aptos" w:cs="Aptos"/>
+                <w:color w:val="auto"/>
+                <w:sz w:val="16"/>
+                <w:szCs w:val="16"/>
+              </w:rPr>
+            </w:pPr>
+            <w:r>
+              <w:rPr>
+                <w:rFonts w:ascii="Aptos" w:hAnsi="Aptos" w:eastAsia="Aptos" w:cs="Aptos"/>
+                <w:color w:val="auto"/>
+                <w:sz w:val="16"/>
+                <w:szCs w:val="16"/>
+              </w:rPr>
+              <w:t>Chest lid</w:t>
+            </w:r>
+          </w:p>
+        </w:tc>
+        <w:tc>
+          <w:tcPr>
+            <w:tcW w:w="3285" w:type="dxa"/>
+            <w:tcBorders>
+              <w:top w:val="single" w:sz="8"/>
+              <w:left w:val="single" w:sz="8"/>
+              <w:bottom w:val="single" w:sz="8"/>
+              <w:right w:val="single" w:sz="8"/>
+            </w:tcBorders>
+            <w:tcMar>
+              <w:left w:w="108" w:type="dxa"/>
+              <w:right w:w="108" w:type="dxa"/>
+            </w:tcMar>
+            <w:vAlign w:val="top"/>
+          </w:tcPr>
+          <w:p>
+            <w:pPr>
+              <w:bidi w:val="0"/>
+              <w:spacing w:before="0" w:beforeAutospacing="off" w:after="20" w:afterAutospacing="off"/>
+              <w:rPr>
+                <w:rFonts w:ascii="Aptos" w:hAnsi="Aptos" w:eastAsia="Aptos" w:cs="Aptos"/>
+                <w:color w:val="auto"/>
+                <w:sz w:val="16"/>
+                <w:szCs w:val="16"/>
+              </w:rPr>
+            </w:pPr>
+            <w:r>
+              <w:rPr>
+                <w:rFonts w:ascii="Aptos" w:hAnsi="Aptos" w:eastAsia="Aptos" w:cs="Aptos"/>
+                <w:color w:val="auto"/>
+                <w:sz w:val="16"/>
+                <w:szCs w:val="16"/>
+              </w:rPr>
+              <w:t>Physical lid; opening range not measured for original artefact</w:t>
+            </w:r>
+          </w:p>
+        </w:tc>
+        <w:tc>
+          <w:tcPr>
+            <w:tcW w:w="4005" w:type="dxa"/>
+            <w:tcBorders>
+              <w:top w:val="single" w:sz="8"/>
+              <w:left w:val="single" w:sz="8"/>
+              <w:bottom w:val="single" w:sz="8"/>
+              <w:right w:val="single" w:sz="8"/>
+            </w:tcBorders>
+            <w:tcMar>
+              <w:left w:w="108" w:type="dxa"/>
+              <w:right w:w="108" w:type="dxa"/>
+            </w:tcMar>
+            <w:vAlign w:val="top"/>
+          </w:tcPr>
+          <w:p>
+            <w:pPr>
+              <w:bidi w:val="0"/>
+              <w:spacing w:before="0" w:beforeAutospacing="off" w:after="20" w:afterAutospacing="off"/>
+              <w:rPr>
+                <w:rFonts w:ascii="Aptos" w:hAnsi="Aptos" w:eastAsia="Aptos" w:cs="Aptos"/>
+                <w:color w:val="auto"/>
+                <w:sz w:val="16"/>
+                <w:szCs w:val="16"/>
+              </w:rPr>
+            </w:pPr>
+            <w:r>
+              <w:rPr>
+                <w:rFonts w:ascii="Aptos" w:hAnsi="Aptos" w:eastAsia="Aptos" w:cs="Aptos"/>
+                <w:color w:val="auto"/>
+                <w:sz w:val="16"/>
+                <w:szCs w:val="16"/>
+              </w:rPr>
+              <w:t>Virtual interactive lid; rotation limits not verified</w:t>
+            </w:r>
+          </w:p>
+        </w:tc>
+      </w:tr>
+      <w:tr>
+        <w:trPr>
+          <w:trHeight w:val="300"/>
+        </w:trPr>
+        <w:tc>
+          <w:tcPr>
+            <w:tcW w:w="2460" w:type="dxa"/>
+            <w:tcBorders>
+              <w:top w:val="single" w:sz="8"/>
+              <w:left w:val="single" w:sz="8"/>
+              <w:bottom w:val="single" w:sz="8"/>
+              <w:right w:val="single" w:sz="8"/>
+            </w:tcBorders>
+            <w:tcMar>
+              <w:left w:w="108" w:type="dxa"/>
+              <w:right w:w="108" w:type="dxa"/>
+            </w:tcMar>
+            <w:vAlign w:val="top"/>
+          </w:tcPr>
+          <w:p>
+            <w:pPr>
+              <w:bidi w:val="0"/>
+              <w:spacing w:before="0" w:beforeAutospacing="off" w:after="20" w:afterAutospacing="off"/>
+              <w:rPr>
+                <w:rFonts w:ascii="Aptos" w:hAnsi="Aptos" w:eastAsia="Aptos" w:cs="Aptos"/>
+                <w:color w:val="auto"/>
+                <w:sz w:val="16"/>
+                <w:szCs w:val="16"/>
+              </w:rPr>
+            </w:pPr>
+            <w:r>
+              <w:rPr>
+                <w:rFonts w:ascii="Aptos" w:hAnsi="Aptos" w:eastAsia="Aptos" w:cs="Aptos"/>
+                <w:color w:val="auto"/>
+                <w:sz w:val="16"/>
+                <w:szCs w:val="16"/>
+              </w:rPr>
+              <w:t>Table</w:t>
+            </w:r>
+          </w:p>
+        </w:tc>
+        <w:tc>
+          <w:tcPr>
+            <w:tcW w:w="3285" w:type="dxa"/>
+            <w:tcBorders>
+              <w:top w:val="single" w:sz="8"/>
+              <w:left w:val="single" w:sz="8"/>
+              <w:bottom w:val="single" w:sz="8"/>
+              <w:right w:val="single" w:sz="8"/>
+            </w:tcBorders>
+            <w:tcMar>
+              <w:left w:w="108" w:type="dxa"/>
+              <w:right w:w="108" w:type="dxa"/>
+            </w:tcMar>
+            <w:vAlign w:val="top"/>
+          </w:tcPr>
+          <w:p>
+            <w:pPr>
+              <w:bidi w:val="0"/>
+              <w:spacing w:before="0" w:beforeAutospacing="off" w:after="20" w:afterAutospacing="off"/>
+              <w:rPr>
+                <w:rFonts w:ascii="Aptos" w:hAnsi="Aptos" w:eastAsia="Aptos" w:cs="Aptos"/>
+                <w:color w:val="auto"/>
+                <w:sz w:val="16"/>
+                <w:szCs w:val="16"/>
+              </w:rPr>
+            </w:pPr>
+            <w:r>
+              <w:rPr>
+                <w:rFonts w:ascii="Aptos" w:hAnsi="Aptos" w:eastAsia="Aptos" w:cs="Aptos"/>
+                <w:color w:val="auto"/>
+                <w:sz w:val="16"/>
+                <w:szCs w:val="16"/>
+              </w:rPr>
+              <w:t>Stable physical tabletop; height and usable area not recorded</w:t>
+            </w:r>
+          </w:p>
+        </w:tc>
+        <w:tc>
+          <w:tcPr>
+            <w:tcW w:w="4005" w:type="dxa"/>
+            <w:tcBorders>
+              <w:top w:val="single" w:sz="8"/>
+              <w:left w:val="single" w:sz="8"/>
+              <w:bottom w:val="single" w:sz="8"/>
+              <w:right w:val="single" w:sz="8"/>
+            </w:tcBorders>
+            <w:tcMar>
+              <w:left w:w="108" w:type="dxa"/>
+              <w:right w:w="108" w:type="dxa"/>
+            </w:tcMar>
+            <w:vAlign w:val="top"/>
+          </w:tcPr>
+          <w:p>
+            <w:pPr>
+              <w:bidi w:val="0"/>
+              <w:spacing w:before="0" w:beforeAutospacing="off" w:after="20" w:afterAutospacing="off"/>
+              <w:rPr>
+                <w:rFonts w:ascii="Aptos" w:hAnsi="Aptos" w:eastAsia="Aptos" w:cs="Aptos"/>
+                <w:color w:val="auto"/>
+                <w:sz w:val="16"/>
+                <w:szCs w:val="16"/>
+              </w:rPr>
+            </w:pPr>
+            <w:r>
+              <w:rPr>
+                <w:rFonts w:ascii="Aptos" w:hAnsi="Aptos" w:eastAsia="Aptos" w:cs="Aptos"/>
+                <w:color w:val="auto"/>
+                <w:sz w:val="16"/>
+                <w:szCs w:val="16"/>
+              </w:rPr>
+              <w:t>Virtual tabletop aligned during hand-based calibration</w:t>
+            </w:r>
+          </w:p>
+        </w:tc>
+      </w:tr>
+      <w:tr>
+        <w:trPr>
+          <w:trHeight w:val="300"/>
+        </w:trPr>
+        <w:tc>
+          <w:tcPr>
+            <w:tcW w:w="2460" w:type="dxa"/>
+            <w:tcBorders>
+              <w:top w:val="single" w:sz="8"/>
+              <w:left w:val="single" w:sz="8"/>
+              <w:bottom w:val="single" w:sz="8"/>
+              <w:right w:val="single" w:sz="8"/>
+            </w:tcBorders>
+            <w:tcMar>
+              <w:left w:w="108" w:type="dxa"/>
+              <w:right w:w="108" w:type="dxa"/>
+            </w:tcMar>
+            <w:vAlign w:val="top"/>
+          </w:tcPr>
+          <w:p>
+            <w:pPr>
+              <w:bidi w:val="0"/>
+              <w:spacing w:before="0" w:beforeAutospacing="off" w:after="20" w:afterAutospacing="off"/>
+              <w:rPr>
+                <w:rFonts w:ascii="Aptos" w:hAnsi="Aptos" w:eastAsia="Aptos" w:cs="Aptos"/>
+                <w:color w:val="auto"/>
+                <w:sz w:val="16"/>
+                <w:szCs w:val="16"/>
+              </w:rPr>
+            </w:pPr>
+            <w:r>
+              <w:rPr>
+                <w:rFonts w:ascii="Aptos" w:hAnsi="Aptos" w:eastAsia="Aptos" w:cs="Aptos"/>
+                <w:color w:val="auto"/>
+                <w:sz w:val="16"/>
+                <w:szCs w:val="16"/>
+              </w:rPr>
+              <w:t>Marked cloth</w:t>
+            </w:r>
+          </w:p>
+        </w:tc>
+        <w:tc>
+          <w:tcPr>
+            <w:tcW w:w="3285" w:type="dxa"/>
+            <w:tcBorders>
+              <w:top w:val="single" w:sz="8"/>
+              <w:left w:val="single" w:sz="8"/>
+              <w:bottom w:val="single" w:sz="8"/>
+              <w:right w:val="single" w:sz="8"/>
+            </w:tcBorders>
+            <w:tcMar>
+              <w:left w:w="108" w:type="dxa"/>
+              <w:right w:w="108" w:type="dxa"/>
+            </w:tcMar>
+            <w:vAlign w:val="top"/>
+          </w:tcPr>
+          <w:p>
+            <w:pPr>
+              <w:bidi w:val="0"/>
+              <w:spacing w:before="0" w:beforeAutospacing="off" w:after="20" w:afterAutospacing="off"/>
+              <w:rPr>
+                <w:rFonts w:ascii="Aptos" w:hAnsi="Aptos" w:eastAsia="Aptos" w:cs="Aptos"/>
+                <w:color w:val="auto"/>
+                <w:sz w:val="16"/>
+                <w:szCs w:val="16"/>
+              </w:rPr>
+            </w:pPr>
+            <w:r>
+              <w:rPr>
+                <w:rFonts w:ascii="Aptos" w:hAnsi="Aptos" w:eastAsia="Aptos" w:cs="Aptos"/>
+                <w:color w:val="auto"/>
+                <w:sz w:val="16"/>
+                <w:szCs w:val="16"/>
+              </w:rPr>
+              <w:t>Marked hand and prop starting positions; spacing not recorded</w:t>
+            </w:r>
+          </w:p>
+        </w:tc>
+        <w:tc>
+          <w:tcPr>
+            <w:tcW w:w="4005" w:type="dxa"/>
+            <w:tcBorders>
+              <w:top w:val="single" w:sz="8"/>
+              <w:left w:val="single" w:sz="8"/>
+              <w:bottom w:val="single" w:sz="8"/>
+              <w:right w:val="single" w:sz="8"/>
+            </w:tcBorders>
+            <w:tcMar>
+              <w:left w:w="108" w:type="dxa"/>
+              <w:right w:w="108" w:type="dxa"/>
+            </w:tcMar>
+            <w:vAlign w:val="top"/>
+          </w:tcPr>
+          <w:p>
+            <w:pPr>
+              <w:bidi w:val="0"/>
+              <w:spacing w:before="0" w:beforeAutospacing="off" w:after="20" w:afterAutospacing="off"/>
+              <w:rPr>
+                <w:rFonts w:ascii="Aptos" w:hAnsi="Aptos" w:eastAsia="Aptos" w:cs="Aptos"/>
+                <w:color w:val="auto"/>
+                <w:sz w:val="16"/>
+                <w:szCs w:val="16"/>
+              </w:rPr>
+            </w:pPr>
+            <w:r>
+              <w:rPr>
+                <w:rFonts w:ascii="Aptos" w:hAnsi="Aptos" w:eastAsia="Aptos" w:cs="Aptos"/>
+                <w:color w:val="auto"/>
+                <w:sz w:val="16"/>
+                <w:szCs w:val="16"/>
+              </w:rPr>
+              <w:t>Corresponding virtual placement arrangement</w:t>
+            </w:r>
+          </w:p>
+        </w:tc>
+      </w:tr>
+      <w:tr>
+        <w:trPr>
+          <w:trHeight w:val="300"/>
+        </w:trPr>
+        <w:tc>
+          <w:tcPr>
+            <w:tcW w:w="2460" w:type="dxa"/>
+            <w:tcBorders>
+              <w:top w:val="single" w:sz="8"/>
+              <w:left w:val="single" w:sz="8"/>
+              <w:bottom w:val="single" w:sz="8"/>
+              <w:right w:val="single" w:sz="8"/>
+            </w:tcBorders>
+            <w:tcMar>
+              <w:left w:w="108" w:type="dxa"/>
+              <w:right w:w="108" w:type="dxa"/>
+            </w:tcMar>
+            <w:vAlign w:val="top"/>
+          </w:tcPr>
+          <w:p>
+            <w:pPr>
+              <w:bidi w:val="0"/>
+              <w:spacing w:before="0" w:beforeAutospacing="off" w:after="20" w:afterAutospacing="off"/>
+              <w:rPr>
+                <w:rFonts w:ascii="Aptos" w:hAnsi="Aptos" w:eastAsia="Aptos" w:cs="Aptos"/>
+                <w:color w:val="auto"/>
+                <w:sz w:val="16"/>
+                <w:szCs w:val="16"/>
+              </w:rPr>
+            </w:pPr>
+            <w:r>
+              <w:rPr>
+                <w:rFonts w:ascii="Aptos" w:hAnsi="Aptos" w:eastAsia="Aptos" w:cs="Aptos"/>
+                <w:color w:val="auto"/>
+                <w:sz w:val="16"/>
+                <w:szCs w:val="16"/>
+              </w:rPr>
+              <w:t>Hand calibration area</w:t>
+            </w:r>
+          </w:p>
+        </w:tc>
+        <w:tc>
+          <w:tcPr>
+            <w:tcW w:w="3285" w:type="dxa"/>
+            <w:tcBorders>
+              <w:top w:val="single" w:sz="8"/>
+              <w:left w:val="single" w:sz="8"/>
+              <w:bottom w:val="single" w:sz="8"/>
+              <w:right w:val="single" w:sz="8"/>
+            </w:tcBorders>
+            <w:tcMar>
+              <w:left w:w="108" w:type="dxa"/>
+              <w:right w:w="108" w:type="dxa"/>
+            </w:tcMar>
+            <w:vAlign w:val="top"/>
+          </w:tcPr>
+          <w:p>
+            <w:pPr>
+              <w:bidi w:val="0"/>
+              <w:spacing w:before="0" w:beforeAutospacing="off" w:after="20" w:afterAutospacing="off"/>
+              <w:rPr>
+                <w:rFonts w:ascii="Aptos" w:hAnsi="Aptos" w:eastAsia="Aptos" w:cs="Aptos"/>
+                <w:color w:val="auto"/>
+                <w:sz w:val="16"/>
+                <w:szCs w:val="16"/>
+              </w:rPr>
+            </w:pPr>
+            <w:r>
+              <w:rPr>
+                <w:rFonts w:ascii="Aptos" w:hAnsi="Aptos" w:eastAsia="Aptos" w:cs="Aptos"/>
+                <w:color w:val="auto"/>
+                <w:sz w:val="16"/>
+                <w:szCs w:val="16"/>
+              </w:rPr>
+              <w:t>Both hands placed on designated tabletop areas</w:t>
+            </w:r>
+          </w:p>
+        </w:tc>
+        <w:tc>
+          <w:tcPr>
+            <w:tcW w:w="4005" w:type="dxa"/>
+            <w:tcBorders>
+              <w:top w:val="single" w:sz="8"/>
+              <w:left w:val="single" w:sz="8"/>
+              <w:bottom w:val="single" w:sz="8"/>
+              <w:right w:val="single" w:sz="8"/>
+            </w:tcBorders>
+            <w:tcMar>
+              <w:left w:w="108" w:type="dxa"/>
+              <w:right w:w="108" w:type="dxa"/>
+            </w:tcMar>
+            <w:vAlign w:val="top"/>
+          </w:tcPr>
+          <w:p>
+            <w:pPr>
+              <w:bidi w:val="0"/>
+              <w:spacing w:before="0" w:beforeAutospacing="off" w:after="20" w:afterAutospacing="off"/>
+              <w:rPr>
+                <w:rFonts w:ascii="Aptos" w:hAnsi="Aptos" w:eastAsia="Aptos" w:cs="Aptos"/>
+                <w:color w:val="auto"/>
+                <w:sz w:val="16"/>
+                <w:szCs w:val="16"/>
+              </w:rPr>
+            </w:pPr>
+            <w:r>
+              <w:rPr>
+                <w:rFonts w:ascii="Aptos" w:hAnsi="Aptos" w:eastAsia="Aptos" w:cs="Aptos"/>
+                <w:color w:val="auto"/>
+                <w:sz w:val="16"/>
+                <w:szCs w:val="16"/>
+              </w:rPr>
+              <w:t>Hand detection / calibration collision volumes; dimensions not recorded</w:t>
+            </w:r>
+          </w:p>
+        </w:tc>
+      </w:tr>
+      <w:tr>
+        <w:trPr>
+          <w:trHeight w:val="300"/>
+        </w:trPr>
+        <w:tc>
+          <w:tcPr>
+            <w:tcW w:w="2460" w:type="dxa"/>
+            <w:tcBorders>
+              <w:top w:val="single" w:sz="8"/>
+              <w:left w:val="single" w:sz="8"/>
+              <w:bottom w:val="single" w:sz="8"/>
+              <w:right w:val="single" w:sz="8"/>
+            </w:tcBorders>
+            <w:tcMar>
+              <w:left w:w="108" w:type="dxa"/>
+              <w:right w:w="108" w:type="dxa"/>
+            </w:tcMar>
+            <w:vAlign w:val="top"/>
+          </w:tcPr>
+          <w:p>
+            <w:pPr>
+              <w:bidi w:val="0"/>
+              <w:spacing w:before="0" w:beforeAutospacing="off" w:after="20" w:afterAutospacing="off"/>
+              <w:rPr>
+                <w:rFonts w:ascii="Aptos" w:hAnsi="Aptos" w:eastAsia="Aptos" w:cs="Aptos"/>
+                <w:color w:val="auto"/>
+                <w:sz w:val="16"/>
+                <w:szCs w:val="16"/>
+              </w:rPr>
+            </w:pPr>
+            <w:r>
+              <w:rPr>
+                <w:rFonts w:ascii="Aptos" w:hAnsi="Aptos" w:eastAsia="Aptos" w:cs="Aptos"/>
+                <w:color w:val="auto"/>
+                <w:sz w:val="16"/>
+                <w:szCs w:val="16"/>
+              </w:rPr>
+              <w:t>Hand tracking</w:t>
+            </w:r>
+          </w:p>
+        </w:tc>
+        <w:tc>
+          <w:tcPr>
+            <w:tcW w:w="3285" w:type="dxa"/>
+            <w:tcBorders>
+              <w:top w:val="single" w:sz="8"/>
+              <w:left w:val="single" w:sz="8"/>
+              <w:bottom w:val="single" w:sz="8"/>
+              <w:right w:val="single" w:sz="8"/>
+            </w:tcBorders>
+            <w:tcMar>
+              <w:left w:w="108" w:type="dxa"/>
+              <w:right w:w="108" w:type="dxa"/>
+            </w:tcMar>
+            <w:vAlign w:val="top"/>
+          </w:tcPr>
+          <w:p>
+            <w:pPr>
+              <w:bidi w:val="0"/>
+              <w:spacing w:before="0" w:beforeAutospacing="off" w:after="20" w:afterAutospacing="off"/>
+              <w:rPr>
+                <w:rFonts w:ascii="Aptos" w:hAnsi="Aptos" w:eastAsia="Aptos" w:cs="Aptos"/>
+                <w:color w:val="auto"/>
+                <w:sz w:val="16"/>
+                <w:szCs w:val="16"/>
+              </w:rPr>
+            </w:pPr>
+            <w:r>
+              <w:rPr>
+                <w:rFonts w:ascii="Aptos" w:hAnsi="Aptos" w:eastAsia="Aptos" w:cs="Aptos"/>
+                <w:color w:val="auto"/>
+                <w:sz w:val="16"/>
+                <w:szCs w:val="16"/>
+              </w:rPr>
+              <w:t>Meta Quest 3 hand tracking</w:t>
+            </w:r>
+          </w:p>
+        </w:tc>
+        <w:tc>
+          <w:tcPr>
+            <w:tcW w:w="4005" w:type="dxa"/>
+            <w:tcBorders>
+              <w:top w:val="single" w:sz="8"/>
+              <w:left w:val="single" w:sz="8"/>
+              <w:bottom w:val="single" w:sz="8"/>
+              <w:right w:val="single" w:sz="8"/>
+            </w:tcBorders>
+            <w:tcMar>
+              <w:left w:w="108" w:type="dxa"/>
+              <w:right w:w="108" w:type="dxa"/>
+            </w:tcMar>
+            <w:vAlign w:val="top"/>
+          </w:tcPr>
+          <w:p>
+            <w:pPr>
+              <w:bidi w:val="0"/>
+              <w:spacing w:before="0" w:beforeAutospacing="off" w:after="20" w:afterAutospacing="off"/>
+              <w:rPr>
+                <w:rFonts w:ascii="Aptos" w:hAnsi="Aptos" w:eastAsia="Aptos" w:cs="Aptos"/>
+                <w:color w:val="auto"/>
+                <w:sz w:val="16"/>
+                <w:szCs w:val="16"/>
+              </w:rPr>
+            </w:pPr>
+            <w:r>
+              <w:rPr>
+                <w:rFonts w:ascii="Aptos" w:hAnsi="Aptos" w:eastAsia="Aptos" w:cs="Aptos"/>
+                <w:color w:val="auto"/>
+                <w:sz w:val="16"/>
+                <w:szCs w:val="16"/>
+              </w:rPr>
+              <w:t>Tracked virtual hand representations</w:t>
+            </w:r>
+          </w:p>
+        </w:tc>
+      </w:tr>
+      <w:tr>
+        <w:trPr>
+          <w:trHeight w:val="300"/>
+        </w:trPr>
+        <w:tc>
+          <w:tcPr>
+            <w:tcW w:w="2460" w:type="dxa"/>
+            <w:tcBorders>
+              <w:top w:val="single" w:sz="8"/>
+              <w:left w:val="single" w:sz="8"/>
+              <w:bottom w:val="single" w:sz="8"/>
+              <w:right w:val="single" w:sz="8"/>
+            </w:tcBorders>
+            <w:tcMar>
+              <w:left w:w="108" w:type="dxa"/>
+              <w:right w:w="108" w:type="dxa"/>
+            </w:tcMar>
+            <w:vAlign w:val="top"/>
+          </w:tcPr>
+          <w:p>
+            <w:pPr>
+              <w:bidi w:val="0"/>
+              <w:spacing w:before="0" w:beforeAutospacing="off" w:after="20" w:afterAutospacing="off"/>
+              <w:rPr>
+                <w:rFonts w:ascii="Aptos" w:hAnsi="Aptos" w:eastAsia="Aptos" w:cs="Aptos"/>
+                <w:color w:val="auto"/>
+                <w:sz w:val="16"/>
+                <w:szCs w:val="16"/>
+              </w:rPr>
+            </w:pPr>
+            <w:r>
+              <w:rPr>
+                <w:rFonts w:ascii="Aptos" w:hAnsi="Aptos" w:eastAsia="Aptos" w:cs="Aptos"/>
+                <w:color w:val="auto"/>
+                <w:sz w:val="16"/>
+                <w:szCs w:val="16"/>
+              </w:rPr>
+              <w:t>Physical–virtual scale</w:t>
+            </w:r>
+          </w:p>
+        </w:tc>
+        <w:tc>
+          <w:tcPr>
+            <w:tcW w:w="3285" w:type="dxa"/>
+            <w:tcBorders>
+              <w:top w:val="single" w:sz="8"/>
+              <w:left w:val="single" w:sz="8"/>
+              <w:bottom w:val="single" w:sz="8"/>
+              <w:right w:val="single" w:sz="8"/>
+            </w:tcBorders>
+            <w:tcMar>
+              <w:left w:w="108" w:type="dxa"/>
+              <w:right w:w="108" w:type="dxa"/>
+            </w:tcMar>
+            <w:vAlign w:val="top"/>
+          </w:tcPr>
+          <w:p>
+            <w:pPr>
+              <w:bidi w:val="0"/>
+              <w:spacing w:before="0" w:beforeAutospacing="off" w:after="20" w:afterAutospacing="off"/>
+              <w:rPr>
+                <w:rFonts w:ascii="Aptos" w:hAnsi="Aptos" w:eastAsia="Aptos" w:cs="Aptos"/>
+                <w:color w:val="auto"/>
+                <w:sz w:val="16"/>
+                <w:szCs w:val="16"/>
+              </w:rPr>
+            </w:pPr>
+            <w:r>
+              <w:rPr>
+                <w:rFonts w:ascii="Aptos" w:hAnsi="Aptos" w:eastAsia="Aptos" w:cs="Aptos"/>
+                <w:color w:val="auto"/>
+                <w:sz w:val="16"/>
+                <w:szCs w:val="16"/>
+              </w:rPr>
+              <w:t>Physical measurements in mm or cm</w:t>
+            </w:r>
+          </w:p>
+        </w:tc>
+        <w:tc>
+          <w:tcPr>
+            <w:tcW w:w="4005" w:type="dxa"/>
+            <w:tcBorders>
+              <w:top w:val="single" w:sz="8"/>
+              <w:left w:val="single" w:sz="8"/>
+              <w:bottom w:val="single" w:sz="8"/>
+              <w:right w:val="single" w:sz="8"/>
+            </w:tcBorders>
+            <w:tcMar>
+              <w:left w:w="108" w:type="dxa"/>
+              <w:right w:w="108" w:type="dxa"/>
+            </w:tcMar>
+            <w:vAlign w:val="top"/>
+          </w:tcPr>
+          <w:p>
+            <w:pPr>
+              <w:bidi w:val="0"/>
+              <w:spacing w:before="0" w:beforeAutospacing="off" w:after="20" w:afterAutospacing="off"/>
+              <w:rPr>
+                <w:rFonts w:ascii="Aptos" w:hAnsi="Aptos" w:eastAsia="Aptos" w:cs="Aptos"/>
+                <w:color w:val="auto"/>
+                <w:sz w:val="16"/>
+                <w:szCs w:val="16"/>
+              </w:rPr>
+            </w:pPr>
+            <w:r>
+              <w:rPr>
+                <w:rFonts w:ascii="Aptos" w:hAnsi="Aptos" w:eastAsia="Aptos" w:cs="Aptos"/>
+                <w:color w:val="auto"/>
+                <w:sz w:val="16"/>
+                <w:szCs w:val="16"/>
+              </w:rPr>
+              <w:t>Unreal Engine default: 1 unit = 1 cm</w:t>
+            </w:r>
+          </w:p>
+        </w:tc>
+      </w:tr>
+      <w:tr>
+        <w:trPr>
+          <w:trHeight w:val="300"/>
+        </w:trPr>
+        <w:tc>
+          <w:tcPr>
+            <w:tcW w:w="2460" w:type="dxa"/>
+            <w:tcBorders>
+              <w:top w:val="single" w:sz="8"/>
+              <w:left w:val="single" w:sz="8"/>
+              <w:bottom w:val="single" w:sz="8"/>
+              <w:right w:val="single" w:sz="8"/>
+            </w:tcBorders>
+            <w:tcMar>
+              <w:left w:w="108" w:type="dxa"/>
+              <w:right w:w="108" w:type="dxa"/>
+            </w:tcMar>
+            <w:vAlign w:val="top"/>
+          </w:tcPr>
+          <w:p>
+            <w:pPr>
+              <w:bidi w:val="0"/>
+              <w:spacing w:before="0" w:beforeAutospacing="off" w:after="20" w:afterAutospacing="off"/>
+              <w:rPr>
+                <w:rFonts w:ascii="Aptos" w:hAnsi="Aptos" w:eastAsia="Aptos" w:cs="Aptos"/>
+                <w:color w:val="auto"/>
+                <w:sz w:val="16"/>
+                <w:szCs w:val="16"/>
+              </w:rPr>
+            </w:pPr>
+            <w:r>
+              <w:rPr>
+                <w:rFonts w:ascii="Aptos" w:hAnsi="Aptos" w:eastAsia="Aptos" w:cs="Aptos"/>
+                <w:color w:val="auto"/>
+                <w:sz w:val="16"/>
+                <w:szCs w:val="16"/>
+              </w:rPr>
+              <w:t>Object positions</w:t>
+            </w:r>
+          </w:p>
+        </w:tc>
+        <w:tc>
+          <w:tcPr>
+            <w:tcW w:w="3285" w:type="dxa"/>
+            <w:tcBorders>
+              <w:top w:val="single" w:sz="8"/>
+              <w:left w:val="single" w:sz="8"/>
+              <w:bottom w:val="single" w:sz="8"/>
+              <w:right w:val="single" w:sz="8"/>
+            </w:tcBorders>
+            <w:tcMar>
+              <w:left w:w="108" w:type="dxa"/>
+              <w:right w:w="108" w:type="dxa"/>
+            </w:tcMar>
+            <w:vAlign w:val="top"/>
+          </w:tcPr>
+          <w:p>
+            <w:pPr>
+              <w:bidi w:val="0"/>
+              <w:spacing w:before="0" w:beforeAutospacing="off" w:after="20" w:afterAutospacing="off"/>
+              <w:rPr>
+                <w:rFonts w:ascii="Aptos" w:hAnsi="Aptos" w:eastAsia="Aptos" w:cs="Aptos"/>
+                <w:color w:val="auto"/>
+                <w:sz w:val="16"/>
+                <w:szCs w:val="16"/>
+              </w:rPr>
+            </w:pPr>
+            <w:r>
+              <w:rPr>
+                <w:rFonts w:ascii="Aptos" w:hAnsi="Aptos" w:eastAsia="Aptos" w:cs="Aptos"/>
+                <w:color w:val="auto"/>
+                <w:sz w:val="16"/>
+                <w:szCs w:val="16"/>
+              </w:rPr>
+              <w:t>Props placed at repeatable starting positions</w:t>
+            </w:r>
+          </w:p>
+        </w:tc>
+        <w:tc>
+          <w:tcPr>
+            <w:tcW w:w="4005" w:type="dxa"/>
+            <w:tcBorders>
+              <w:top w:val="single" w:sz="8"/>
+              <w:left w:val="single" w:sz="8"/>
+              <w:bottom w:val="single" w:sz="8"/>
+              <w:right w:val="single" w:sz="8"/>
+            </w:tcBorders>
+            <w:tcMar>
+              <w:left w:w="108" w:type="dxa"/>
+              <w:right w:w="108" w:type="dxa"/>
+            </w:tcMar>
+            <w:vAlign w:val="top"/>
+          </w:tcPr>
+          <w:p>
+            <w:pPr>
+              <w:bidi w:val="0"/>
+              <w:spacing w:before="0" w:beforeAutospacing="off" w:after="20" w:afterAutospacing="off"/>
+              <w:rPr>
+                <w:rFonts w:ascii="Aptos" w:hAnsi="Aptos" w:eastAsia="Aptos" w:cs="Aptos"/>
+                <w:color w:val="auto"/>
+                <w:sz w:val="16"/>
+                <w:szCs w:val="16"/>
+              </w:rPr>
+            </w:pPr>
+            <w:r>
+              <w:rPr>
+                <w:rFonts w:ascii="Aptos" w:hAnsi="Aptos" w:eastAsia="Aptos" w:cs="Aptos"/>
+                <w:color w:val="auto"/>
+                <w:sz w:val="16"/>
+                <w:szCs w:val="16"/>
+              </w:rPr>
+              <w:t>Virtual placement established relative to calibrated tabletop</w:t>
+            </w:r>
+          </w:p>
+        </w:tc>
+      </w:tr>
+      <w:tr>
+        <w:trPr>
+          <w:trHeight w:val="300"/>
+        </w:trPr>
+        <w:tc>
+          <w:tcPr>
+            <w:tcW w:w="2460" w:type="dxa"/>
+            <w:tcBorders>
+              <w:top w:val="single" w:sz="8"/>
+              <w:left w:val="single" w:sz="8"/>
+              <w:bottom w:val="single" w:sz="8"/>
+              <w:right w:val="single" w:sz="8"/>
+            </w:tcBorders>
+            <w:tcMar>
+              <w:left w:w="108" w:type="dxa"/>
+              <w:right w:w="108" w:type="dxa"/>
+            </w:tcMar>
+            <w:vAlign w:val="top"/>
+          </w:tcPr>
+          <w:p>
+            <w:pPr>
+              <w:bidi w:val="0"/>
+              <w:spacing w:before="0" w:beforeAutospacing="off" w:after="20" w:afterAutospacing="off"/>
+              <w:rPr>
+                <w:rFonts w:ascii="Aptos" w:hAnsi="Aptos" w:eastAsia="Aptos" w:cs="Aptos"/>
+                <w:color w:val="auto"/>
+                <w:sz w:val="16"/>
+                <w:szCs w:val="16"/>
+              </w:rPr>
+            </w:pPr>
+            <w:r>
+              <w:rPr>
+                <w:rFonts w:ascii="Aptos" w:hAnsi="Aptos" w:eastAsia="Aptos" w:cs="Aptos"/>
+                <w:color w:val="auto"/>
+                <w:sz w:val="16"/>
+                <w:szCs w:val="16"/>
+              </w:rPr>
+              <w:t>Prop tracking</w:t>
+            </w:r>
+          </w:p>
+        </w:tc>
+        <w:tc>
+          <w:tcPr>
+            <w:tcW w:w="3285" w:type="dxa"/>
+            <w:tcBorders>
+              <w:top w:val="single" w:sz="8"/>
+              <w:left w:val="single" w:sz="8"/>
+              <w:bottom w:val="single" w:sz="8"/>
+              <w:right w:val="single" w:sz="8"/>
+            </w:tcBorders>
+            <w:tcMar>
+              <w:left w:w="108" w:type="dxa"/>
+              <w:right w:w="108" w:type="dxa"/>
+            </w:tcMar>
+            <w:vAlign w:val="top"/>
+          </w:tcPr>
+          <w:p>
+            <w:pPr>
+              <w:bidi w:val="0"/>
+              <w:spacing w:before="0" w:beforeAutospacing="off" w:after="20" w:afterAutospacing="off"/>
+              <w:rPr>
+                <w:rFonts w:ascii="Aptos" w:hAnsi="Aptos" w:eastAsia="Aptos" w:cs="Aptos"/>
+                <w:color w:val="auto"/>
+                <w:sz w:val="16"/>
+                <w:szCs w:val="16"/>
+              </w:rPr>
+            </w:pPr>
+            <w:r>
+              <w:rPr>
+                <w:rFonts w:ascii="Aptos" w:hAnsi="Aptos" w:eastAsia="Aptos" w:cs="Aptos"/>
+                <w:color w:val="auto"/>
+                <w:sz w:val="16"/>
+                <w:szCs w:val="16"/>
+              </w:rPr>
+              <w:t>Original physical props not continuously tracked</w:t>
+            </w:r>
+          </w:p>
+        </w:tc>
+        <w:tc>
+          <w:tcPr>
+            <w:tcW w:w="4005" w:type="dxa"/>
+            <w:tcBorders>
+              <w:top w:val="single" w:sz="8"/>
+              <w:left w:val="single" w:sz="8"/>
+              <w:bottom w:val="single" w:sz="8"/>
+              <w:right w:val="single" w:sz="8"/>
+            </w:tcBorders>
+            <w:tcMar>
+              <w:left w:w="108" w:type="dxa"/>
+              <w:right w:w="108" w:type="dxa"/>
+            </w:tcMar>
+            <w:vAlign w:val="top"/>
+          </w:tcPr>
+          <w:p>
+            <w:pPr>
+              <w:bidi w:val="0"/>
+              <w:spacing w:before="0" w:beforeAutospacing="off" w:after="20" w:afterAutospacing="off"/>
+              <w:rPr>
+                <w:rFonts w:ascii="Aptos" w:hAnsi="Aptos" w:eastAsia="Aptos" w:cs="Aptos"/>
+                <w:color w:val="auto"/>
+                <w:sz w:val="16"/>
+                <w:szCs w:val="16"/>
+              </w:rPr>
+            </w:pPr>
+            <w:r>
+              <w:rPr>
+                <w:rFonts w:ascii="Aptos" w:hAnsi="Aptos" w:eastAsia="Aptos" w:cs="Aptos"/>
+                <w:color w:val="auto"/>
+                <w:sz w:val="16"/>
+                <w:szCs w:val="16"/>
+              </w:rPr>
+              <w:t>Interaction relies on tracked hands and initial arrangement</w:t>
+            </w:r>
+          </w:p>
+        </w:tc>
+      </w:tr>
+    </w:tbl>
+    <w:p>
+      <w:pPr>
+        <w:widowControl w:val="1"/>
+        <w:bidi w:val="0"/>
+        <w:spacing w:before="0" w:beforeAutospacing="off" w:after="120" w:afterAutospacing="off" w:line="276" w:lineRule="auto"/>
+        <w:rPr>
+          <w:rFonts w:ascii="Aptos" w:hAnsi="Aptos" w:eastAsia="Aptos" w:cs="Aptos"/>
+          <w:noProof w:val="0"/>
+          <w:color w:val="auto"/>
+          <w:sz w:val="20"/>
+          <w:szCs w:val="20"/>
+          <w:lang w:val="en-AU"/>
+        </w:rPr>
+      </w:pPr>
+      <w:r>
+        <w:rPr>
+          <w:rFonts w:ascii="Aptos" w:hAnsi="Aptos" w:eastAsia="Aptos" w:cs="Aptos"/>
+          <w:noProof w:val="0"/>
+          <w:color w:val="auto"/>
+          <w:sz w:val="20"/>
+          <w:szCs w:val="20"/>
+          <w:lang w:val="en-AU"/>
+        </w:rPr>
+        <w:t xml:space="preserve">Measurements and references still to </w:t>
+      </w:r>
+      <w:r>
+        <w:rPr>
+          <w:rFonts w:ascii="Aptos" w:hAnsi="Aptos" w:eastAsia="Aptos" w:cs="Aptos"/>
+          <w:noProof w:val="0"/>
+          <w:color w:val="auto"/>
+          <w:sz w:val="20"/>
+          <w:szCs w:val="20"/>
+          <w:lang w:val="en-AU"/>
+        </w:rPr>
+        <w:t>confirm</w:t>
+      </w:r>
+      <w:r>
+        <w:rPr>
+          <w:rFonts w:ascii="Aptos" w:hAnsi="Aptos" w:eastAsia="Aptos" w:cs="Aptos"/>
+          <w:noProof w:val="0"/>
+          <w:color w:val="auto"/>
+          <w:sz w:val="20"/>
+          <w:szCs w:val="20"/>
+          <w:lang w:val="en-AU"/>
+        </w:rPr>
+        <w:t xml:space="preserve"> original cube dimensions; chest exterior, interior and lid range; table height and cloth marker spacing; virtual mesh sizes, collision </w:t>
+      </w:r>
+      <w:r>
+        <w:rPr>
+          <w:rFonts w:ascii="Aptos" w:hAnsi="Aptos" w:eastAsia="Aptos" w:cs="Aptos"/>
+          <w:noProof w:val="0"/>
+          <w:color w:val="auto"/>
+          <w:sz w:val="20"/>
+          <w:szCs w:val="20"/>
+          <w:lang w:val="en-AU"/>
+        </w:rPr>
+        <w:t>dimensions</w:t>
+      </w:r>
+      <w:r>
+        <w:rPr>
+          <w:rFonts w:ascii="Aptos" w:hAnsi="Aptos" w:eastAsia="Aptos" w:cs="Aptos"/>
+          <w:noProof w:val="0"/>
+          <w:color w:val="auto"/>
+          <w:sz w:val="20"/>
+          <w:szCs w:val="20"/>
+          <w:lang w:val="en-AU"/>
+        </w:rPr>
+        <w:t xml:space="preserve"> and starting offsets; archived engine/plugin versions; and verified project/evidence links.</w:t>
+      </w:r>
+    </w:p>
+    <w:p>
+      <w:pPr>
+        <w:pStyle w:val="Heading1"/>
+        <w:widowControl w:val="1"/>
+        <w:bidi w:val="0"/>
+        <w:spacing w:before="480" w:beforeAutospacing="off" w:after="0" w:afterAutospacing="off" w:line="276" w:lineRule="auto"/>
+        <w:rPr>
+          <w:rFonts w:ascii="Calibri" w:hAnsi="Calibri" w:eastAsia="Calibri" w:cs="Calibri"/>
+          <w:b w:val="1"/>
+          <w:bCs w:val="1"/>
+          <w:noProof w:val="0"/>
+          <w:color w:val="auto"/>
+          <w:sz w:val="26"/>
+          <w:szCs w:val="26"/>
+          <w:lang w:val="en-AU"/>
+        </w:rPr>
+      </w:pPr>
+      <w:r>
+        <w:rPr>
+          <w:rFonts w:ascii="Calibri" w:hAnsi="Calibri" w:eastAsia="Calibri" w:cs="Calibri"/>
+          <w:b w:val="1"/>
+          <w:bCs w:val="1"/>
+          <w:noProof w:val="0"/>
+          <w:color w:val="auto"/>
+          <w:sz w:val="26"/>
+          <w:szCs w:val="26"/>
+          <w:lang w:val="en-AU"/>
+        </w:rPr>
+        <w:t>Suggested replication procedure.</w:t>
+      </w:r>
+    </w:p>
+    <w:p>
+      <w:pPr>
+        <w:widowControl w:val="1"/>
+        <w:bidi w:val="0"/>
+        <w:spacing w:before="0" w:beforeAutospacing="off" w:after="120" w:afterAutospacing="off" w:line="276" w:lineRule="auto"/>
+        <w:rPr>
+          <w:rFonts w:ascii="Aptos" w:hAnsi="Aptos" w:eastAsia="Aptos" w:cs="Aptos"/>
+          <w:noProof w:val="0"/>
+          <w:color w:val="auto"/>
+          <w:sz w:val="20"/>
+          <w:szCs w:val="20"/>
+          <w:lang w:val="en-AU"/>
+        </w:rPr>
+      </w:pPr>
+      <w:r>
+        <w:rPr>
+          <w:rFonts w:ascii="Aptos" w:hAnsi="Aptos" w:eastAsia="Aptos" w:cs="Aptos"/>
+          <w:b w:val="1"/>
+          <w:bCs w:val="1"/>
+          <w:noProof w:val="0"/>
+          <w:color w:val="auto"/>
+          <w:sz w:val="20"/>
+          <w:szCs w:val="20"/>
+          <w:lang w:val="en-AU"/>
+        </w:rPr>
+        <w:t xml:space="preserve">1. Prepare the physical area. </w:t>
+      </w:r>
+      <w:r>
+        <w:rPr>
+          <w:rFonts w:ascii="Aptos" w:hAnsi="Aptos" w:eastAsia="Aptos" w:cs="Aptos"/>
+          <w:noProof w:val="0"/>
+          <w:color w:val="auto"/>
+          <w:sz w:val="20"/>
+          <w:szCs w:val="20"/>
+          <w:lang w:val="en-AU"/>
+        </w:rPr>
+        <w:t>Choose a stable table with clear reach and sufficient space. Remove unrelated objects and obstacles. Do not position physical props where the wearer might collide with them unexpectedly.</w:t>
+      </w:r>
+    </w:p>
+    <w:p>
+      <w:pPr>
+        <w:widowControl w:val="1"/>
+        <w:bidi w:val="0"/>
+        <w:spacing w:before="0" w:beforeAutospacing="off" w:after="120" w:afterAutospacing="off" w:line="276" w:lineRule="auto"/>
+        <w:rPr>
+          <w:rFonts w:ascii="Aptos" w:hAnsi="Aptos" w:eastAsia="Aptos" w:cs="Aptos"/>
+          <w:noProof w:val="0"/>
+          <w:color w:val="auto"/>
+          <w:sz w:val="20"/>
+          <w:szCs w:val="20"/>
+          <w:lang w:val="en-AU"/>
+        </w:rPr>
+      </w:pPr>
+      <w:r>
+        <w:rPr>
+          <w:rFonts w:ascii="Aptos" w:hAnsi="Aptos" w:eastAsia="Aptos" w:cs="Aptos"/>
+          <w:b w:val="1"/>
+          <w:bCs w:val="1"/>
+          <w:noProof w:val="0"/>
+          <w:color w:val="auto"/>
+          <w:sz w:val="20"/>
+          <w:szCs w:val="20"/>
+          <w:lang w:val="en-AU"/>
+        </w:rPr>
+        <w:t xml:space="preserve">2. Measure and mark the layout. </w:t>
+      </w:r>
+      <w:r>
+        <w:rPr>
+          <w:rFonts w:ascii="Aptos" w:hAnsi="Aptos" w:eastAsia="Aptos" w:cs="Aptos"/>
+          <w:noProof w:val="0"/>
+          <w:color w:val="auto"/>
+          <w:sz w:val="20"/>
+          <w:szCs w:val="20"/>
+          <w:lang w:val="en-AU"/>
+        </w:rPr>
+        <w:t>Record the physical positions of the chest, cubes, and hand placement area. Use the same coordinate reference when describing the virtual arrangement.</w:t>
+      </w:r>
+    </w:p>
+    <w:p>
+      <w:pPr>
+        <w:widowControl w:val="1"/>
+        <w:bidi w:val="0"/>
+        <w:spacing w:before="0" w:beforeAutospacing="off" w:after="120" w:afterAutospacing="off" w:line="276" w:lineRule="auto"/>
+        <w:rPr>
+          <w:rFonts w:ascii="Aptos" w:hAnsi="Aptos" w:eastAsia="Aptos" w:cs="Aptos"/>
+          <w:noProof w:val="0"/>
+          <w:color w:val="auto"/>
+          <w:sz w:val="20"/>
+          <w:szCs w:val="20"/>
+          <w:lang w:val="en-AU"/>
+        </w:rPr>
+      </w:pPr>
+      <w:r>
+        <w:rPr>
+          <w:rFonts w:ascii="Aptos" w:hAnsi="Aptos" w:eastAsia="Aptos" w:cs="Aptos"/>
+          <w:b w:val="1"/>
+          <w:bCs w:val="1"/>
+          <w:noProof w:val="0"/>
+          <w:color w:val="auto"/>
+          <w:sz w:val="20"/>
+          <w:szCs w:val="20"/>
+          <w:lang w:val="en-AU"/>
+        </w:rPr>
+        <w:t xml:space="preserve">3. Check the software environment. </w:t>
+      </w:r>
+      <w:r>
+        <w:rPr>
+          <w:rFonts w:ascii="Aptos" w:hAnsi="Aptos" w:eastAsia="Aptos" w:cs="Aptos"/>
+          <w:noProof w:val="0"/>
+          <w:color w:val="auto"/>
+          <w:sz w:val="20"/>
+          <w:szCs w:val="20"/>
+          <w:lang w:val="en-AU"/>
+        </w:rPr>
+        <w:t>Open the archived project in a verified compatible Unreal Engine and plugin configuration. Confirm the hand-tracking components function before testing prop correspondence.</w:t>
+      </w:r>
+    </w:p>
+    <w:p>
+      <w:pPr>
+        <w:widowControl w:val="1"/>
+        <w:bidi w:val="0"/>
+        <w:spacing w:before="0" w:beforeAutospacing="off" w:after="120" w:afterAutospacing="off" w:line="276" w:lineRule="auto"/>
+        <w:rPr>
+          <w:rFonts w:ascii="Aptos" w:hAnsi="Aptos" w:eastAsia="Aptos" w:cs="Aptos"/>
+          <w:noProof w:val="0"/>
+          <w:color w:val="auto"/>
+          <w:sz w:val="20"/>
+          <w:szCs w:val="20"/>
+          <w:lang w:val="en-AU"/>
+        </w:rPr>
+      </w:pPr>
+      <w:r>
+        <w:rPr>
+          <w:rFonts w:ascii="Aptos" w:hAnsi="Aptos" w:eastAsia="Aptos" w:cs="Aptos"/>
+          <w:b w:val="1"/>
+          <w:bCs w:val="1"/>
+          <w:noProof w:val="0"/>
+          <w:color w:val="auto"/>
+          <w:sz w:val="20"/>
+          <w:szCs w:val="20"/>
+          <w:lang w:val="en-AU"/>
+        </w:rPr>
+        <w:t xml:space="preserve">4. Begin with physical-world onboarding. </w:t>
+      </w:r>
+      <w:r>
+        <w:rPr>
+          <w:rFonts w:ascii="Aptos" w:hAnsi="Aptos" w:eastAsia="Aptos" w:cs="Aptos"/>
+          <w:noProof w:val="0"/>
+          <w:color w:val="auto"/>
+          <w:sz w:val="20"/>
+          <w:szCs w:val="20"/>
+          <w:lang w:val="en-AU"/>
+        </w:rPr>
+        <w:t>Let the wearer locate the table and props using the intended passthrough/instruction sequence before the virtual environment is revealed.</w:t>
+      </w:r>
+    </w:p>
+    <w:p>
+      <w:pPr>
+        <w:widowControl w:val="1"/>
+        <w:bidi w:val="0"/>
+        <w:spacing w:before="0" w:beforeAutospacing="off" w:after="120" w:afterAutospacing="off" w:line="276" w:lineRule="auto"/>
+        <w:rPr>
+          <w:rFonts w:ascii="Aptos" w:hAnsi="Aptos" w:eastAsia="Aptos" w:cs="Aptos"/>
+          <w:noProof w:val="0"/>
+          <w:color w:val="auto"/>
+          <w:sz w:val="20"/>
+          <w:szCs w:val="20"/>
+          <w:lang w:val="en-AU"/>
+        </w:rPr>
+      </w:pPr>
+      <w:r>
+        <w:rPr>
+          <w:rFonts w:ascii="Aptos" w:hAnsi="Aptos" w:eastAsia="Aptos" w:cs="Aptos"/>
+          <w:b w:val="1"/>
+          <w:bCs w:val="1"/>
+          <w:noProof w:val="0"/>
+          <w:color w:val="auto"/>
+          <w:sz w:val="20"/>
+          <w:szCs w:val="20"/>
+          <w:lang w:val="en-AU"/>
+        </w:rPr>
+        <w:t xml:space="preserve">5. Perform hands-on-table calibration. </w:t>
+      </w:r>
+      <w:r>
+        <w:rPr>
+          <w:rFonts w:ascii="Aptos" w:hAnsi="Aptos" w:eastAsia="Aptos" w:cs="Aptos"/>
+          <w:noProof w:val="0"/>
+          <w:color w:val="auto"/>
+          <w:sz w:val="20"/>
+          <w:szCs w:val="20"/>
+          <w:lang w:val="en-AU"/>
+        </w:rPr>
+        <w:t>Have the wearer complete the physical table-contact action. Confirm that the virtual table appears in the intended relationship to the real surface.</w:t>
+      </w:r>
+    </w:p>
+    <w:p>
+      <w:pPr>
+        <w:widowControl w:val="1"/>
+        <w:bidi w:val="0"/>
+        <w:spacing w:before="0" w:beforeAutospacing="off" w:after="120" w:afterAutospacing="off" w:line="276" w:lineRule="auto"/>
+        <w:rPr>
+          <w:rFonts w:ascii="Aptos" w:hAnsi="Aptos" w:eastAsia="Aptos" w:cs="Aptos"/>
+          <w:noProof w:val="0"/>
+          <w:color w:val="auto"/>
+          <w:sz w:val="20"/>
+          <w:szCs w:val="20"/>
+          <w:lang w:val="en-AU"/>
+        </w:rPr>
+      </w:pPr>
+      <w:r>
+        <w:rPr>
+          <w:rFonts w:ascii="Aptos" w:hAnsi="Aptos" w:eastAsia="Aptos" w:cs="Aptos"/>
+          <w:b w:val="1"/>
+          <w:bCs w:val="1"/>
+          <w:noProof w:val="0"/>
+          <w:color w:val="auto"/>
+          <w:sz w:val="20"/>
+          <w:szCs w:val="20"/>
+          <w:lang w:val="en-AU"/>
+        </w:rPr>
+        <w:t xml:space="preserve">6. Test each intended action. </w:t>
+      </w:r>
+      <w:r>
+        <w:rPr>
+          <w:rFonts w:ascii="Aptos" w:hAnsi="Aptos" w:eastAsia="Aptos" w:cs="Aptos"/>
+          <w:noProof w:val="0"/>
+          <w:color w:val="auto"/>
+          <w:sz w:val="20"/>
+          <w:szCs w:val="20"/>
+          <w:lang w:val="en-AU"/>
+        </w:rPr>
+        <w:t>Check the physical contact points while reaching, grasping, placing, and interacting with the chest. Record any mismatch, drift, or loss of tracking.</w:t>
+      </w:r>
+    </w:p>
+    <w:p>
+      <w:pPr>
+        <w:widowControl w:val="1"/>
+        <w:bidi w:val="0"/>
+        <w:spacing w:before="0" w:beforeAutospacing="off" w:after="120" w:afterAutospacing="off" w:line="276" w:lineRule="auto"/>
+        <w:rPr>
+          <w:rFonts w:ascii="Aptos" w:hAnsi="Aptos" w:eastAsia="Aptos" w:cs="Aptos"/>
+          <w:noProof w:val="0"/>
+          <w:color w:val="auto"/>
+          <w:sz w:val="20"/>
+          <w:szCs w:val="20"/>
+          <w:lang w:val="en-AU"/>
+        </w:rPr>
+      </w:pPr>
+      <w:r>
+        <w:rPr>
+          <w:rFonts w:ascii="Aptos" w:hAnsi="Aptos" w:eastAsia="Aptos" w:cs="Aptos"/>
+          <w:b w:val="1"/>
+          <w:bCs w:val="1"/>
+          <w:noProof w:val="0"/>
+          <w:color w:val="auto"/>
+          <w:sz w:val="20"/>
+          <w:szCs w:val="20"/>
+          <w:lang w:val="en-AU"/>
+        </w:rPr>
+        <w:t xml:space="preserve">7. Document and revise. </w:t>
+      </w:r>
+      <w:r>
+        <w:rPr>
+          <w:rFonts w:ascii="Aptos" w:hAnsi="Aptos" w:eastAsia="Aptos" w:cs="Aptos"/>
+          <w:noProof w:val="0"/>
+          <w:color w:val="auto"/>
+          <w:sz w:val="20"/>
+          <w:szCs w:val="20"/>
+          <w:lang w:val="en-AU"/>
+        </w:rPr>
+        <w:t>Complete the developer worksheet. Note the exact prop measurements, setup conditions, observations, and any substitutions.</w:t>
+      </w:r>
+    </w:p>
+    <w:p>
+      <w:pPr>
+        <w:pStyle w:val="Heading1"/>
+        <w:widowControl w:val="1"/>
+        <w:bidi w:val="0"/>
+        <w:spacing w:before="480" w:beforeAutospacing="off" w:after="0" w:afterAutospacing="off" w:line="276" w:lineRule="auto"/>
+        <w:rPr>
+          <w:rFonts w:ascii="Calibri" w:hAnsi="Calibri" w:eastAsia="Calibri" w:cs="Calibri"/>
+          <w:b w:val="1"/>
+          <w:bCs w:val="1"/>
+          <w:noProof w:val="0"/>
+          <w:color w:val="auto"/>
+          <w:sz w:val="26"/>
+          <w:szCs w:val="26"/>
+          <w:lang w:val="en-AU"/>
+        </w:rPr>
+      </w:pPr>
+      <w:r>
+        <w:rPr>
+          <w:rFonts w:ascii="Calibri" w:hAnsi="Calibri" w:eastAsia="Calibri" w:cs="Calibri"/>
+          <w:b w:val="1"/>
+          <w:bCs w:val="1"/>
+          <w:noProof w:val="0"/>
+          <w:color w:val="auto"/>
+          <w:sz w:val="26"/>
+          <w:szCs w:val="26"/>
+          <w:lang w:val="en-AU"/>
+        </w:rPr>
+        <w:t>What successful replication can and cannot establish</w:t>
+      </w:r>
+    </w:p>
+    <w:p>
+      <w:pPr>
+        <w:widowControl w:val="1"/>
+        <w:bidi w:val="0"/>
+        <w:spacing w:before="0" w:beforeAutospacing="off" w:after="120" w:afterAutospacing="off" w:line="276" w:lineRule="auto"/>
+        <w:rPr>
+          <w:rFonts w:ascii="Aptos" w:hAnsi="Aptos" w:eastAsia="Aptos" w:cs="Aptos"/>
+          <w:noProof w:val="0"/>
+          <w:color w:val="auto"/>
+          <w:sz w:val="20"/>
+          <w:szCs w:val="20"/>
+          <w:lang w:val="en-AU"/>
+        </w:rPr>
+      </w:pPr>
+      <w:r>
+        <w:rPr>
+          <w:rFonts w:ascii="Aptos" w:hAnsi="Aptos" w:eastAsia="Aptos" w:cs="Aptos"/>
+          <w:noProof w:val="0"/>
+          <w:color w:val="auto"/>
+          <w:sz w:val="20"/>
+          <w:szCs w:val="20"/>
+          <w:lang w:val="en-AU"/>
+        </w:rPr>
+        <w:t>A successful local recreation can demonstrate that the interaction runs under documented conditions and that the intended physical contacts are plausible in that setup. It does not, by itself, demonstrate general usability, improved immersion, or suitability for different rooms, props, or players. If the setup differs, report the differences instead of treating the outcome as directly equivalent.</w:t>
+      </w:r>
+    </w:p>
+    <w:p>
+      <w:pPr>
+        <w:pStyle w:val="Heading1"/>
+        <w:widowControl w:val="1"/>
+        <w:bidi w:val="0"/>
+        <w:spacing w:before="480" w:beforeAutospacing="off" w:after="0" w:afterAutospacing="off" w:line="276" w:lineRule="auto"/>
+        <w:rPr>
+          <w:rFonts w:ascii="Calibri" w:hAnsi="Calibri" w:eastAsia="Calibri" w:cs="Calibri"/>
+          <w:b w:val="1"/>
+          <w:bCs w:val="1"/>
+          <w:noProof w:val="0"/>
+          <w:color w:val="auto"/>
+          <w:sz w:val="26"/>
+          <w:szCs w:val="26"/>
+          <w:lang w:val="en-AU"/>
+        </w:rPr>
+      </w:pPr>
+      <w:r>
+        <w:rPr>
+          <w:rFonts w:ascii="Calibri" w:hAnsi="Calibri" w:eastAsia="Calibri" w:cs="Calibri"/>
+          <w:b w:val="1"/>
+          <w:bCs w:val="1"/>
+          <w:noProof w:val="0"/>
+          <w:color w:val="auto"/>
+          <w:sz w:val="26"/>
+          <w:szCs w:val="26"/>
+          <w:lang w:val="en-AU"/>
+        </w:rPr>
+        <w:t>Evidence and links to verify before sharing</w:t>
+      </w:r>
+    </w:p>
+    <w:p>
+      <w:pPr>
+        <w:pStyle w:val="ListParagraph"/>
+        <w:widowControl w:val="1"/>
+        <w:numPr>
+          <w:ilvl w:val="0"/>
+          <w:numId w:val="11"/>
+        </w:numPr>
+        <w:bidi w:val="0"/>
+        <w:spacing w:before="0" w:beforeAutospacing="off" w:after="0" w:afterAutospacing="off" w:line="276" w:lineRule="auto"/>
+        <w:ind w:left="360" w:right="0" w:hanging="360"/>
+        <w:rPr>
+          <w:rFonts w:ascii="Aptos" w:hAnsi="Aptos" w:eastAsia="Aptos" w:cs="Aptos"/>
+          <w:strike w:val="0"/>
+          <w:dstrike w:val="0"/>
+          <w:noProof w:val="0"/>
+          <w:color w:val="auto"/>
+          <w:sz w:val="20"/>
+          <w:szCs w:val="20"/>
+          <w:u w:val="single"/>
+          <w:lang w:val="en-AU"/>
+        </w:rPr>
+      </w:pPr>
+      <w:r>
+        <w:rPr>
+          <w:rFonts w:ascii="Aptos" w:hAnsi="Aptos" w:eastAsia="Aptos" w:cs="Aptos"/>
+          <w:noProof w:val="0"/>
+          <w:color w:val="auto"/>
+          <w:sz w:val="20"/>
+          <w:szCs w:val="20"/>
+          <w:lang w:val="en-AU"/>
+        </w:rPr>
+        <w:t xml:space="preserve">Honours project repository / archived version: </w:t>
+      </w:r>
+      <w:hyperlink r:id="R10d85a46570445da">
+        <w:r>
+          <w:rPr>
+            <w:rStyle w:val="Hyperlink"/>
+            <w:strike w:val="0"/>
+            <w:dstrike w:val="0"/>
+            <w:noProof w:val="0"/>
+            <w:color w:val="auto"/>
+            <w:u w:val="single"/>
+            <w:lang w:val="en-AU"/>
+          </w:rPr>
+          <w:t>ghost20053/VR_HandTracking</w:t>
+        </w:r>
+      </w:hyperlink>
+    </w:p>
+    <w:p>
+      <w:pPr>
+        <w:pStyle w:val="ListParagraph"/>
+        <w:widowControl w:val="1"/>
+        <w:numPr>
+          <w:ilvl w:val="0"/>
+          <w:numId w:val="11"/>
+        </w:numPr>
+        <w:bidi w:val="0"/>
+        <w:spacing w:before="0" w:beforeAutospacing="off" w:after="0" w:afterAutospacing="off" w:line="276" w:lineRule="auto"/>
+        <w:ind w:left="360" w:right="0" w:hanging="360"/>
+        <w:rPr>
+          <w:rFonts w:ascii="Aptos" w:hAnsi="Aptos" w:eastAsia="Aptos" w:cs="Aptos"/>
+          <w:strike w:val="0"/>
+          <w:dstrike w:val="0"/>
+          <w:noProof w:val="0"/>
+          <w:color w:val="auto"/>
+          <w:sz w:val="20"/>
+          <w:szCs w:val="20"/>
+          <w:u w:val="single"/>
+          <w:lang w:val="en-AU"/>
+        </w:rPr>
+      </w:pPr>
+      <w:r>
+        <w:rPr>
+          <w:rFonts w:ascii="Aptos" w:hAnsi="Aptos" w:eastAsia="Aptos" w:cs="Aptos"/>
+          <w:noProof w:val="0"/>
+          <w:color w:val="auto"/>
+          <w:sz w:val="20"/>
+          <w:szCs w:val="20"/>
+          <w:lang w:val="en-AU"/>
+        </w:rPr>
+        <w:t xml:space="preserve">Original demonstration recording: </w:t>
+      </w:r>
+      <w:hyperlink r:id="R0df85fd6f15e4adc">
+        <w:r>
+          <w:rPr>
+            <w:rStyle w:val="Hyperlink"/>
+            <w:strike w:val="0"/>
+            <w:dstrike w:val="0"/>
+            <w:noProof w:val="0"/>
+            <w:color w:val="auto"/>
+            <w:u w:val="single"/>
+            <w:lang w:val="en-AU"/>
+          </w:rPr>
+          <w:t>YouTube Link</w:t>
+        </w:r>
+      </w:hyperlink>
+    </w:p>
+    <w:p>
+      <w:pPr>
+        <w:pStyle w:val="ListParagraph"/>
+        <w:widowControl w:val="1"/>
+        <w:numPr>
+          <w:ilvl w:val="0"/>
+          <w:numId w:val="11"/>
+        </w:numPr>
+        <w:bidi w:val="0"/>
+        <w:spacing w:before="0" w:beforeAutospacing="off" w:after="0" w:afterAutospacing="off" w:line="276" w:lineRule="auto"/>
+        <w:ind w:left="360" w:right="0" w:hanging="360"/>
+        <w:rPr>
+          <w:rFonts w:ascii="Aptos" w:hAnsi="Aptos" w:eastAsia="Aptos" w:cs="Aptos"/>
+          <w:strike w:val="0"/>
+          <w:dstrike w:val="0"/>
+          <w:noProof w:val="0"/>
+          <w:color w:val="auto"/>
+          <w:sz w:val="20"/>
+          <w:szCs w:val="20"/>
+          <w:u w:val="single"/>
+          <w:lang w:val="en-AU"/>
+        </w:rPr>
+      </w:pPr>
+      <w:r>
+        <w:rPr>
+          <w:rFonts w:ascii="Aptos" w:hAnsi="Aptos" w:eastAsia="Aptos" w:cs="Aptos"/>
+          <w:noProof w:val="0"/>
+          <w:color w:val="auto"/>
+          <w:sz w:val="20"/>
+          <w:szCs w:val="20"/>
+          <w:lang w:val="en-AU"/>
+        </w:rPr>
+        <w:t xml:space="preserve">Reflective development journal / evidence archive: </w:t>
+      </w:r>
+      <w:hyperlink r:id="R5990870cc6c448ea">
+        <w:r>
+          <w:rPr>
+            <w:rStyle w:val="Hyperlink"/>
+            <w:strike w:val="0"/>
+            <w:dstrike w:val="0"/>
+            <w:noProof w:val="0"/>
+            <w:color w:val="auto"/>
+            <w:u w:val="single"/>
+            <w:lang w:val="en-AU"/>
+          </w:rPr>
+          <w:t>Honours Evidence</w:t>
+        </w:r>
+      </w:hyperlink>
+    </w:p>
+    <w:p>
+      <w:pPr>
+        <w:widowControl w:val="1"/>
+        <w:bidi w:val="0"/>
+        <w:spacing w:before="0" w:beforeAutospacing="off" w:after="120" w:afterAutospacing="off" w:line="276" w:lineRule="auto"/>
+        <w:rPr>
+          <w:rFonts w:ascii="Aptos" w:hAnsi="Aptos" w:eastAsia="Aptos" w:cs="Aptos"/>
+          <w:noProof w:val="0"/>
+          <w:color w:val="auto"/>
+          <w:sz w:val="20"/>
+          <w:szCs w:val="20"/>
+          <w:lang w:val="en-AU"/>
+        </w:rPr>
+      </w:pPr>
+      <w:r>
+        <w:rPr>
+          <w:rFonts w:ascii="Aptos" w:hAnsi="Aptos" w:eastAsia="Aptos" w:cs="Aptos"/>
+          <w:noProof w:val="0"/>
+          <w:color w:val="auto"/>
+          <w:sz w:val="20"/>
+          <w:szCs w:val="20"/>
+          <w:lang w:val="en-AU"/>
+        </w:rPr>
+        <w:t>Document status: Editable replication companion. Before describing it as a complete reproduction guide, verify the physical measurements, exact archived Unreal Engine and plugin configuration, and project/evidence links. Record any substituted props and differences from the original setup.</w:t>
       </w:r>
     </w:p>
     <w:p>
@@ -715,1244 +3137,11 @@
           <w:color w:val="auto"/>
         </w:rPr>
       </w:pPr>
-      <w:r>
-        <w:rPr>
-          <w:color w:val="auto"/>
-        </w:rPr>
-        <w:t xml:space="preserve">The original props were sourced from everyday retail/craft suppliers, including Big W and </w:t>
-      </w:r>
-      <w:r>
-        <w:rPr>
-          <w:color w:val="auto"/>
-        </w:rPr>
-        <w:t>Kaisercraft</w:t>
-      </w:r>
-      <w:r>
-        <w:rPr>
-          <w:color w:val="auto"/>
-        </w:rPr>
-        <w:t xml:space="preserve">. Brand or product appearance alone is not enough to </w:t>
-      </w:r>
-      <w:r>
-        <w:rPr>
-          <w:color w:val="auto"/>
-        </w:rPr>
-        <w:t>establish</w:t>
-      </w:r>
-      <w:r>
-        <w:rPr>
-          <w:color w:val="auto"/>
-        </w:rPr>
-        <w:t xml:space="preserve"> equivalence. What matters is whether the replacement preserves the physical properties required by the intended action. </w:t>
-      </w:r>
-      <w:r>
-        <w:rPr>
-          <w:color w:val="auto"/>
-        </w:rPr>
-        <w:t>Record substitutions and evaluate them; do not describe them as verified until the interaction is examined.</w:t>
-      </w:r>
-    </w:p>
-    <w:p>
-      <w:pPr>
-        <w:widowControl w:val="1"/>
-        <w:rPr>
-          <w:color w:val="auto"/>
-        </w:rPr>
-      </w:pPr>
-      <w:r>
-        <w:rPr>
-          <w:color w:val="auto"/>
-        </w:rPr>
-        <w:t>Scope: This guide covers the original untracked-prop Honours artefact only. Later tracking experiments and conference demonstration work are outside its scope.</w:t>
-      </w:r>
-    </w:p>
-    <w:p>
-      <w:pPr>
-        <w:pStyle w:val="Heading1"/>
-        <w:widowControl w:val="1"/>
-        <w:rPr>
-          <w:color w:val="auto"/>
-        </w:rPr>
-      </w:pPr>
-      <w:r>
-        <w:t>Physical and Virtual Measurement Specifications</w:t>
-      </w:r>
-    </w:p>
-    <w:p>
-      <w:r>
-        <w:t>The table distinguishes documented physical and virtual setup features from measurements that remain to be verified. Unreal Engine dimensions are expressed in centimetres. The 35 mm cube measurement relates to later QR-code development and must not be assumed to describe the original Honours props.</w:t>
-      </w:r>
-    </w:p>
-    <w:tbl>
-      <w:tblPr>
-        <w:tblStyle w:val="TableGrid"/>
-        <w:tblW w:type="auto" w:w="0"/>
-        <w:tblLook w:firstColumn="1" w:firstRow="1" w:lastColumn="0" w:lastRow="0" w:noHBand="0" w:noVBand="1" w:val="04A0"/>
-      </w:tblPr>
-      <w:tblGrid>
-        <w:gridCol w:w="2462"/>
-        <w:gridCol w:w="2462"/>
-        <w:gridCol w:w="2462"/>
-        <w:gridCol w:w="2462"/>
-      </w:tblGrid>
-      <w:tr>
-        <w:tc>
-          <w:tcPr>
-            <w:tcW w:type="dxa" w:w="2462"/>
-          </w:tcPr>
-          <w:p>
-            <w:pPr>
-              <w:spacing w:after="20"/>
-            </w:pPr>
-            <w:r>
-              <w:rPr>
-                <w:b/>
-                <w:sz w:val="16"/>
-              </w:rPr>
-              <w:t>Component</w:t>
-            </w:r>
-          </w:p>
-        </w:tc>
-        <w:tc>
-          <w:tcPr>
-            <w:tcW w:type="dxa" w:w="2462"/>
-          </w:tcPr>
-          <w:p>
-            <w:pPr>
-              <w:spacing w:after="20"/>
-            </w:pPr>
-            <w:r>
-              <w:rPr>
-                <w:b/>
-                <w:sz w:val="16"/>
-              </w:rPr>
-              <w:t>Physical specification</w:t>
-            </w:r>
-          </w:p>
-        </w:tc>
-        <w:tc>
-          <w:tcPr>
-            <w:tcW w:type="dxa" w:w="2462"/>
-          </w:tcPr>
-          <w:p>
-            <w:pPr>
-              <w:spacing w:after="20"/>
-            </w:pPr>
-            <w:r>
-              <w:rPr>
-                <w:b/>
-                <w:sz w:val="16"/>
-              </w:rPr>
-              <w:t>Virtual specification</w:t>
-            </w:r>
-          </w:p>
-        </w:tc>
-        <w:tc>
-          <w:tcPr>
-            <w:tcW w:type="dxa" w:w="2462"/>
-          </w:tcPr>
-          <w:p>
-            <w:pPr>
-              <w:spacing w:after="20"/>
-            </w:pPr>
-            <w:r>
-              <w:rPr>
-                <w:b/>
-                <w:sz w:val="16"/>
-              </w:rPr>
-              <w:t>Verification status</w:t>
-            </w:r>
-          </w:p>
-        </w:tc>
-      </w:tr>
-      <w:tr>
-        <w:tc>
-          <w:tcPr>
-            <w:tcW w:type="dxa" w:w="2462"/>
-          </w:tcPr>
-          <w:p>
-            <w:pPr>
-              <w:spacing w:after="20"/>
-            </w:pPr>
-            <w:r>
-              <w:rPr>
-                <w:sz w:val="16"/>
-              </w:rPr>
-              <w:t>Wooden cubes</w:t>
-            </w:r>
-          </w:p>
-        </w:tc>
-        <w:tc>
-          <w:tcPr>
-            <w:tcW w:type="dxa" w:w="2462"/>
-          </w:tcPr>
-          <w:p>
-            <w:pPr>
-              <w:spacing w:after="20"/>
-            </w:pPr>
-            <w:r>
-              <w:rPr>
-                <w:sz w:val="16"/>
-              </w:rPr>
-              <w:t>Kaisercraft 35 × 35 × 35 mm cubes documented for later QR demonstration</w:t>
-            </w:r>
-          </w:p>
-        </w:tc>
-        <w:tc>
-          <w:tcPr>
-            <w:tcW w:type="dxa" w:w="2462"/>
-          </w:tcPr>
-          <w:p>
-            <w:pPr>
-              <w:spacing w:after="20"/>
-            </w:pPr>
-            <w:r>
-              <w:rPr>
-                <w:sz w:val="16"/>
-              </w:rPr>
-              <w:t>3.5 × 3.5 × 3.5 cm at intended 1:1 scale; original mesh dimensions not verified</w:t>
-            </w:r>
-          </w:p>
-        </w:tc>
-        <w:tc>
-          <w:tcPr>
-            <w:tcW w:type="dxa" w:w="2462"/>
-          </w:tcPr>
-          <w:p>
-            <w:pPr>
-              <w:spacing w:after="20"/>
-            </w:pPr>
-            <w:r>
-              <w:rPr>
-                <w:sz w:val="16"/>
-              </w:rPr>
-              <w:t>Not verified for original Honours artefact</w:t>
-            </w:r>
-          </w:p>
-        </w:tc>
-      </w:tr>
-      <w:tr>
-        <w:tc>
-          <w:tcPr>
-            <w:tcW w:type="dxa" w:w="2462"/>
-          </w:tcPr>
-          <w:p>
-            <w:pPr>
-              <w:spacing w:after="20"/>
-            </w:pPr>
-            <w:r>
-              <w:rPr>
-                <w:sz w:val="16"/>
-              </w:rPr>
-              <w:t>Chest / box</w:t>
-            </w:r>
-          </w:p>
-        </w:tc>
-        <w:tc>
-          <w:tcPr>
-            <w:tcW w:type="dxa" w:w="2462"/>
-          </w:tcPr>
-          <w:p>
-            <w:pPr>
-              <w:spacing w:after="20"/>
-            </w:pPr>
-            <w:r>
-              <w:rPr>
-                <w:sz w:val="16"/>
-              </w:rPr>
-              <w:t>Retail/craft box; exterior, interior and lid dimensions not recorded</w:t>
-            </w:r>
-          </w:p>
-        </w:tc>
-        <w:tc>
-          <w:tcPr>
-            <w:tcW w:type="dxa" w:w="2462"/>
-          </w:tcPr>
-          <w:p>
-            <w:pPr>
-              <w:spacing w:after="20"/>
-            </w:pPr>
-            <w:r>
-              <w:rPr>
-                <w:sz w:val="16"/>
-              </w:rPr>
-              <w:t>Virtual counterpart with interior and lid interaction; dimensions not recorded</w:t>
-            </w:r>
-          </w:p>
-        </w:tc>
-        <w:tc>
-          <w:tcPr>
-            <w:tcW w:type="dxa" w:w="2462"/>
-          </w:tcPr>
-          <w:p>
-            <w:pPr>
-              <w:spacing w:after="20"/>
-            </w:pPr>
-            <w:r>
-              <w:rPr>
-                <w:sz w:val="16"/>
-              </w:rPr>
-              <w:t>Measure original and check archived mesh</w:t>
-            </w:r>
-          </w:p>
-        </w:tc>
-      </w:tr>
-      <w:tr>
-        <w:tc>
-          <w:tcPr>
-            <w:tcW w:type="dxa" w:w="2462"/>
-          </w:tcPr>
-          <w:p>
-            <w:pPr>
-              <w:spacing w:after="20"/>
-            </w:pPr>
-            <w:r>
-              <w:rPr>
-                <w:sz w:val="16"/>
-              </w:rPr>
-              <w:t>Chest lid</w:t>
-            </w:r>
-          </w:p>
-        </w:tc>
-        <w:tc>
-          <w:tcPr>
-            <w:tcW w:type="dxa" w:w="2462"/>
-          </w:tcPr>
-          <w:p>
-            <w:pPr>
-              <w:spacing w:after="20"/>
-            </w:pPr>
-            <w:r>
-              <w:rPr>
-                <w:sz w:val="16"/>
-              </w:rPr>
-              <w:t>Physical lid; opening range not measured for original artefact</w:t>
-            </w:r>
-          </w:p>
-        </w:tc>
-        <w:tc>
-          <w:tcPr>
-            <w:tcW w:type="dxa" w:w="2462"/>
-          </w:tcPr>
-          <w:p>
-            <w:pPr>
-              <w:spacing w:after="20"/>
-            </w:pPr>
-            <w:r>
-              <w:rPr>
-                <w:sz w:val="16"/>
-              </w:rPr>
-              <w:t>Virtual interactive lid; rotation limits not verified</w:t>
-            </w:r>
-          </w:p>
-        </w:tc>
-        <w:tc>
-          <w:tcPr>
-            <w:tcW w:type="dxa" w:w="2462"/>
-          </w:tcPr>
-          <w:p>
-            <w:pPr>
-              <w:spacing w:after="20"/>
-            </w:pPr>
-            <w:r>
-              <w:rPr>
-                <w:sz w:val="16"/>
-              </w:rPr>
-              <w:t>Check original prop and Blueprint</w:t>
-            </w:r>
-          </w:p>
-        </w:tc>
-      </w:tr>
-      <w:tr>
-        <w:tc>
-          <w:tcPr>
-            <w:tcW w:type="dxa" w:w="2462"/>
-          </w:tcPr>
-          <w:p>
-            <w:pPr>
-              <w:spacing w:after="20"/>
-            </w:pPr>
-            <w:r>
-              <w:rPr>
-                <w:sz w:val="16"/>
-              </w:rPr>
-              <w:t>Table</w:t>
-            </w:r>
-          </w:p>
-        </w:tc>
-        <w:tc>
-          <w:tcPr>
-            <w:tcW w:type="dxa" w:w="2462"/>
-          </w:tcPr>
-          <w:p>
-            <w:pPr>
-              <w:spacing w:after="20"/>
-            </w:pPr>
-            <w:r>
-              <w:rPr>
-                <w:sz w:val="16"/>
-              </w:rPr>
-              <w:t>Stable physical tabletop; height and usable area not recorded</w:t>
-            </w:r>
-          </w:p>
-        </w:tc>
-        <w:tc>
-          <w:tcPr>
-            <w:tcW w:type="dxa" w:w="2462"/>
-          </w:tcPr>
-          <w:p>
-            <w:pPr>
-              <w:spacing w:after="20"/>
-            </w:pPr>
-            <w:r>
-              <w:rPr>
-                <w:sz w:val="16"/>
-              </w:rPr>
-              <w:t>Virtual tabletop aligned during hand-based calibration</w:t>
-            </w:r>
-          </w:p>
-        </w:tc>
-        <w:tc>
-          <w:tcPr>
-            <w:tcW w:type="dxa" w:w="2462"/>
-          </w:tcPr>
-          <w:p>
-            <w:pPr>
-              <w:spacing w:after="20"/>
-            </w:pPr>
-            <w:r>
-              <w:rPr>
-                <w:sz w:val="16"/>
-              </w:rPr>
-              <w:t>Dimensions and offset unverified</w:t>
-            </w:r>
-          </w:p>
-        </w:tc>
-      </w:tr>
-      <w:tr>
-        <w:tc>
-          <w:tcPr>
-            <w:tcW w:type="dxa" w:w="2462"/>
-          </w:tcPr>
-          <w:p>
-            <w:pPr>
-              <w:spacing w:after="20"/>
-            </w:pPr>
-            <w:r>
-              <w:rPr>
-                <w:sz w:val="16"/>
-              </w:rPr>
-              <w:t>Marked cloth</w:t>
-            </w:r>
-          </w:p>
-        </w:tc>
-        <w:tc>
-          <w:tcPr>
-            <w:tcW w:type="dxa" w:w="2462"/>
-          </w:tcPr>
-          <w:p>
-            <w:pPr>
-              <w:spacing w:after="20"/>
-            </w:pPr>
-            <w:r>
-              <w:rPr>
-                <w:sz w:val="16"/>
-              </w:rPr>
-              <w:t>Marked hand and prop starting positions; spacing not recorded</w:t>
-            </w:r>
-          </w:p>
-        </w:tc>
-        <w:tc>
-          <w:tcPr>
-            <w:tcW w:type="dxa" w:w="2462"/>
-          </w:tcPr>
-          <w:p>
-            <w:pPr>
-              <w:spacing w:after="20"/>
-            </w:pPr>
-            <w:r>
-              <w:rPr>
-                <w:sz w:val="16"/>
-              </w:rPr>
-              <w:t>Corresponding virtual placement arrangement</w:t>
-            </w:r>
-          </w:p>
-        </w:tc>
-        <w:tc>
-          <w:tcPr>
-            <w:tcW w:type="dxa" w:w="2462"/>
-          </w:tcPr>
-          <w:p>
-            <w:pPr>
-              <w:spacing w:after="20"/>
-            </w:pPr>
-            <w:r>
-              <w:rPr>
-                <w:sz w:val="16"/>
-              </w:rPr>
-              <w:t>Record marker coordinates</w:t>
-            </w:r>
-          </w:p>
-        </w:tc>
-      </w:tr>
-      <w:tr>
-        <w:tc>
-          <w:tcPr>
-            <w:tcW w:type="dxa" w:w="2462"/>
-          </w:tcPr>
-          <w:p>
-            <w:pPr>
-              <w:spacing w:after="20"/>
-            </w:pPr>
-            <w:r>
-              <w:rPr>
-                <w:sz w:val="16"/>
-              </w:rPr>
-              <w:t>Hand calibration area</w:t>
-            </w:r>
-          </w:p>
-        </w:tc>
-        <w:tc>
-          <w:tcPr>
-            <w:tcW w:type="dxa" w:w="2462"/>
-          </w:tcPr>
-          <w:p>
-            <w:pPr>
-              <w:spacing w:after="20"/>
-            </w:pPr>
-            <w:r>
-              <w:rPr>
-                <w:sz w:val="16"/>
-              </w:rPr>
-              <w:t>Both hands placed on designated tabletop areas</w:t>
-            </w:r>
-          </w:p>
-        </w:tc>
-        <w:tc>
-          <w:tcPr>
-            <w:tcW w:type="dxa" w:w="2462"/>
-          </w:tcPr>
-          <w:p>
-            <w:pPr>
-              <w:spacing w:after="20"/>
-            </w:pPr>
-            <w:r>
-              <w:rPr>
-                <w:sz w:val="16"/>
-              </w:rPr>
-              <w:t>Hand detection / calibration collision volumes; dimensions not recorded</w:t>
-            </w:r>
-          </w:p>
-        </w:tc>
-        <w:tc>
-          <w:tcPr>
-            <w:tcW w:type="dxa" w:w="2462"/>
-          </w:tcPr>
-          <w:p>
-            <w:pPr>
-              <w:spacing w:after="20"/>
-            </w:pPr>
-            <w:r>
-              <w:rPr>
-                <w:sz w:val="16"/>
-              </w:rPr>
-              <w:t>Check archived Blueprint</w:t>
-            </w:r>
-          </w:p>
-        </w:tc>
-      </w:tr>
-      <w:tr>
-        <w:tc>
-          <w:tcPr>
-            <w:tcW w:type="dxa" w:w="2462"/>
-          </w:tcPr>
-          <w:p>
-            <w:pPr>
-              <w:spacing w:after="20"/>
-            </w:pPr>
-            <w:r>
-              <w:rPr>
-                <w:sz w:val="16"/>
-              </w:rPr>
-              <w:t>Hand tracking</w:t>
-            </w:r>
-          </w:p>
-        </w:tc>
-        <w:tc>
-          <w:tcPr>
-            <w:tcW w:type="dxa" w:w="2462"/>
-          </w:tcPr>
-          <w:p>
-            <w:pPr>
-              <w:spacing w:after="20"/>
-            </w:pPr>
-            <w:r>
-              <w:rPr>
-                <w:sz w:val="16"/>
-              </w:rPr>
-              <w:t>Meta Quest 3 hand tracking</w:t>
-            </w:r>
-          </w:p>
-        </w:tc>
-        <w:tc>
-          <w:tcPr>
-            <w:tcW w:type="dxa" w:w="2462"/>
-          </w:tcPr>
-          <w:p>
-            <w:pPr>
-              <w:spacing w:after="20"/>
-            </w:pPr>
-            <w:r>
-              <w:rPr>
-                <w:sz w:val="16"/>
-              </w:rPr>
-              <w:t>Tracked virtual hand representations</w:t>
-            </w:r>
-          </w:p>
-        </w:tc>
-        <w:tc>
-          <w:tcPr>
-            <w:tcW w:type="dxa" w:w="2462"/>
-          </w:tcPr>
-          <w:p>
-            <w:pPr>
-              <w:spacing w:after="20"/>
-            </w:pPr>
-            <w:r>
-              <w:rPr>
-                <w:sz w:val="16"/>
-              </w:rPr>
-              <w:t>Documented; check archived settings</w:t>
-            </w:r>
-          </w:p>
-        </w:tc>
-      </w:tr>
-      <w:tr>
-        <w:tc>
-          <w:tcPr>
-            <w:tcW w:type="dxa" w:w="2462"/>
-          </w:tcPr>
-          <w:p>
-            <w:pPr>
-              <w:spacing w:after="20"/>
-            </w:pPr>
-            <w:r>
-              <w:rPr>
-                <w:sz w:val="16"/>
-              </w:rPr>
-              <w:t>Physical–virtual scale</w:t>
-            </w:r>
-          </w:p>
-        </w:tc>
-        <w:tc>
-          <w:tcPr>
-            <w:tcW w:type="dxa" w:w="2462"/>
-          </w:tcPr>
-          <w:p>
-            <w:pPr>
-              <w:spacing w:after="20"/>
-            </w:pPr>
-            <w:r>
-              <w:rPr>
-                <w:sz w:val="16"/>
-              </w:rPr>
-              <w:t>Physical measurements in mm or cm</w:t>
-            </w:r>
-          </w:p>
-        </w:tc>
-        <w:tc>
-          <w:tcPr>
-            <w:tcW w:type="dxa" w:w="2462"/>
-          </w:tcPr>
-          <w:p>
-            <w:pPr>
-              <w:spacing w:after="20"/>
-            </w:pPr>
-            <w:r>
-              <w:rPr>
-                <w:sz w:val="16"/>
-              </w:rPr>
-              <w:t>Unreal Engine default: 1 unit = 1 cm</w:t>
-            </w:r>
-          </w:p>
-        </w:tc>
-        <w:tc>
-          <w:tcPr>
-            <w:tcW w:type="dxa" w:w="2462"/>
-          </w:tcPr>
-          <w:p>
-            <w:pPr>
-              <w:spacing w:after="20"/>
-            </w:pPr>
-            <w:r>
-              <w:rPr>
-                <w:sz w:val="16"/>
-              </w:rPr>
-              <w:t>Unit convention known; actual asset scale unverified</w:t>
-            </w:r>
-          </w:p>
-        </w:tc>
-      </w:tr>
-      <w:tr>
-        <w:tc>
-          <w:tcPr>
-            <w:tcW w:type="dxa" w:w="2462"/>
-          </w:tcPr>
-          <w:p>
-            <w:pPr>
-              <w:spacing w:after="20"/>
-            </w:pPr>
-            <w:r>
-              <w:rPr>
-                <w:sz w:val="16"/>
-              </w:rPr>
-              <w:t>Object positions</w:t>
-            </w:r>
-          </w:p>
-        </w:tc>
-        <w:tc>
-          <w:tcPr>
-            <w:tcW w:type="dxa" w:w="2462"/>
-          </w:tcPr>
-          <w:p>
-            <w:pPr>
-              <w:spacing w:after="20"/>
-            </w:pPr>
-            <w:r>
-              <w:rPr>
-                <w:sz w:val="16"/>
-              </w:rPr>
-              <w:t>Props placed at repeatable starting positions</w:t>
-            </w:r>
-          </w:p>
-        </w:tc>
-        <w:tc>
-          <w:tcPr>
-            <w:tcW w:type="dxa" w:w="2462"/>
-          </w:tcPr>
-          <w:p>
-            <w:pPr>
-              <w:spacing w:after="20"/>
-            </w:pPr>
-            <w:r>
-              <w:rPr>
-                <w:sz w:val="16"/>
-              </w:rPr>
-              <w:t>Virtual placement established relative to calibrated tabletop</w:t>
-            </w:r>
-          </w:p>
-        </w:tc>
-        <w:tc>
-          <w:tcPr>
-            <w:tcW w:type="dxa" w:w="2462"/>
-          </w:tcPr>
-          <w:p>
-            <w:pPr>
-              <w:spacing w:after="20"/>
-            </w:pPr>
-            <w:r>
-              <w:rPr>
-                <w:sz w:val="16"/>
-              </w:rPr>
-              <w:t>Coordinates unverified</w:t>
-            </w:r>
-          </w:p>
-        </w:tc>
-      </w:tr>
-      <w:tr>
-        <w:tc>
-          <w:tcPr>
-            <w:tcW w:type="dxa" w:w="2462"/>
-          </w:tcPr>
-          <w:p>
-            <w:pPr>
-              <w:spacing w:after="20"/>
-            </w:pPr>
-            <w:r>
-              <w:rPr>
-                <w:sz w:val="16"/>
-              </w:rPr>
-              <w:t>Prop tracking</w:t>
-            </w:r>
-          </w:p>
-        </w:tc>
-        <w:tc>
-          <w:tcPr>
-            <w:tcW w:type="dxa" w:w="2462"/>
-          </w:tcPr>
-          <w:p>
-            <w:pPr>
-              <w:spacing w:after="20"/>
-            </w:pPr>
-            <w:r>
-              <w:rPr>
-                <w:sz w:val="16"/>
-              </w:rPr>
-              <w:t>Original physical props not continuously tracked</w:t>
-            </w:r>
-          </w:p>
-        </w:tc>
-        <w:tc>
-          <w:tcPr>
-            <w:tcW w:type="dxa" w:w="2462"/>
-          </w:tcPr>
-          <w:p>
-            <w:pPr>
-              <w:spacing w:after="20"/>
-            </w:pPr>
-            <w:r>
-              <w:rPr>
-                <w:sz w:val="16"/>
-              </w:rPr>
-              <w:t>Interaction relies on tracked hands and initial arrangement</w:t>
-            </w:r>
-          </w:p>
-        </w:tc>
-        <w:tc>
-          <w:tcPr>
-            <w:tcW w:type="dxa" w:w="2462"/>
-          </w:tcPr>
-          <w:p>
-            <w:pPr>
-              <w:spacing w:after="20"/>
-            </w:pPr>
-            <w:r>
-              <w:rPr>
-                <w:sz w:val="16"/>
-              </w:rPr>
-              <w:t>Documented</w:t>
-            </w:r>
-          </w:p>
-        </w:tc>
-      </w:tr>
-    </w:tbl>
-    <w:p>
-      <w:r>
-        <w:t>Measurements and references still to confirm: original cube dimensions; chest exterior, interior and lid range; table height and cloth marker spacing; virtual mesh sizes, collision dimensions and starting offsets; archived engine/plugin versions; and verified project/evidence links.</w:t>
-      </w:r>
-    </w:p>
-    <w:p>
-      <w:pPr>
-        <w:pStyle w:val="Heading1"/>
-        <w:widowControl w:val="1"/>
-        <w:rPr>
-          <w:color w:val="auto"/>
-        </w:rPr>
-      </w:pPr>
-      <w:r>
-        <w:rPr>
-          <w:color w:val="auto"/>
-        </w:rPr>
-        <w:t xml:space="preserve">Suggested replication </w:t>
-      </w:r>
-      <w:r>
-        <w:rPr>
-          <w:color w:val="auto"/>
-        </w:rPr>
-        <w:t>procedure.</w:t>
-      </w:r>
-    </w:p>
-    <w:p>
-      <w:pPr>
-        <w:widowControl w:val="1"/>
-        <w:rPr>
-          <w:color w:val="auto"/>
-        </w:rPr>
-      </w:pPr>
-      <w:r>
-        <w:rPr>
-          <w:b w:val="1"/>
-          <w:bCs w:val="1"/>
-          <w:color w:val="auto"/>
-        </w:rPr>
-        <w:t xml:space="preserve">1. Prepare the physical area. </w:t>
-      </w:r>
-      <w:r>
-        <w:rPr>
-          <w:color w:val="auto"/>
-        </w:rPr>
-        <w:t>Choose a stable table with clear reach and sufficient space. Remove unrelated objects and obstacles. Do not position physical props where the wearer might collide with them unexpectedly.</w:t>
-      </w:r>
-    </w:p>
-    <w:p>
-      <w:pPr>
-        <w:widowControl w:val="1"/>
-        <w:rPr>
-          <w:color w:val="auto"/>
-        </w:rPr>
-      </w:pPr>
-      <w:r>
-        <w:rPr>
-          <w:b w:val="1"/>
-          <w:bCs w:val="1"/>
-          <w:color w:val="auto"/>
-        </w:rPr>
-        <w:t xml:space="preserve">2. Measure and mark the layout. </w:t>
-      </w:r>
-      <w:r>
-        <w:rPr>
-          <w:color w:val="auto"/>
-        </w:rPr>
-        <w:t xml:space="preserve">Record the physical positions of the chest, </w:t>
-      </w:r>
-      <w:r>
-        <w:rPr>
-          <w:color w:val="auto"/>
-        </w:rPr>
-        <w:t>cubes,</w:t>
-      </w:r>
-      <w:r>
-        <w:rPr>
-          <w:color w:val="auto"/>
-        </w:rPr>
-        <w:t xml:space="preserve"> and hand placement area. Use the same coordinate reference when describing the virtual arrangement.</w:t>
-      </w:r>
-    </w:p>
-    <w:p>
-      <w:pPr>
-        <w:widowControl w:val="1"/>
-        <w:rPr>
-          <w:color w:val="auto"/>
-        </w:rPr>
-      </w:pPr>
-      <w:r>
-        <w:rPr>
-          <w:b w:val="1"/>
-          <w:bCs w:val="1"/>
-          <w:color w:val="auto"/>
-        </w:rPr>
-        <w:t xml:space="preserve">3. Check the software environment. </w:t>
-      </w:r>
-      <w:r>
-        <w:rPr>
-          <w:color w:val="auto"/>
-        </w:rPr>
-        <w:t>Open the archived project in a verified compatible Unreal Engine and plugin configuration. Confirm the hand-tracking components function before testing prop correspondence.</w:t>
-      </w:r>
-    </w:p>
-    <w:p>
-      <w:pPr>
-        <w:widowControl w:val="1"/>
-        <w:rPr>
-          <w:color w:val="auto"/>
-        </w:rPr>
-      </w:pPr>
-      <w:r>
-        <w:rPr>
-          <w:b w:val="1"/>
-          <w:bCs w:val="1"/>
-          <w:color w:val="auto"/>
-        </w:rPr>
-        <w:t xml:space="preserve">4. Begin with physical-world onboarding. </w:t>
-      </w:r>
-      <w:r>
-        <w:rPr>
-          <w:color w:val="auto"/>
-        </w:rPr>
-        <w:t>Let the wearer locate the table and props using the intended passthrough/instruction sequence before the virtual environment is revealed.</w:t>
-      </w:r>
-    </w:p>
-    <w:p>
-      <w:pPr>
-        <w:widowControl w:val="1"/>
-        <w:rPr>
-          <w:color w:val="auto"/>
-        </w:rPr>
-      </w:pPr>
-      <w:r>
-        <w:rPr>
-          <w:b w:val="1"/>
-          <w:bCs w:val="1"/>
-          <w:color w:val="auto"/>
-        </w:rPr>
-        <w:t xml:space="preserve">5. Perform hands-on-table calibration. </w:t>
-      </w:r>
-      <w:r>
-        <w:rPr>
-          <w:color w:val="auto"/>
-        </w:rPr>
-        <w:t xml:space="preserve">Have the wearer complete the physical table-contact action. </w:t>
-      </w:r>
-      <w:r>
-        <w:rPr>
-          <w:color w:val="auto"/>
-        </w:rPr>
-        <w:t>Confirm that</w:t>
-      </w:r>
-      <w:r>
-        <w:rPr>
-          <w:color w:val="auto"/>
-        </w:rPr>
-        <w:t xml:space="preserve"> the virtual table appears in the intended relationship to the real surface.</w:t>
-      </w:r>
-    </w:p>
-    <w:p>
-      <w:pPr>
-        <w:widowControl w:val="1"/>
-        <w:rPr>
-          <w:color w:val="auto"/>
-        </w:rPr>
-      </w:pPr>
-      <w:r>
-        <w:rPr>
-          <w:b w:val="1"/>
-          <w:bCs w:val="1"/>
-          <w:color w:val="auto"/>
-        </w:rPr>
-        <w:t xml:space="preserve">6. Test each intended action. </w:t>
-      </w:r>
-      <w:r>
-        <w:rPr>
-          <w:color w:val="auto"/>
-        </w:rPr>
-        <w:t xml:space="preserve">Check the physical contact points </w:t>
-      </w:r>
-      <w:r>
-        <w:rPr>
-          <w:color w:val="auto"/>
-        </w:rPr>
-        <w:t>while</w:t>
-      </w:r>
-      <w:r>
-        <w:rPr>
-          <w:color w:val="auto"/>
-        </w:rPr>
-        <w:t xml:space="preserve"> reaching, grasping, </w:t>
-      </w:r>
-      <w:r>
-        <w:rPr>
-          <w:color w:val="auto"/>
-        </w:rPr>
-        <w:t>placing,</w:t>
-      </w:r>
-      <w:r>
-        <w:rPr>
-          <w:color w:val="auto"/>
-        </w:rPr>
-        <w:t xml:space="preserve"> and interacting with the chest. Record any mismatch, </w:t>
-      </w:r>
-      <w:r>
-        <w:rPr>
-          <w:color w:val="auto"/>
-        </w:rPr>
-        <w:t>drift,</w:t>
-      </w:r>
-      <w:r>
-        <w:rPr>
-          <w:color w:val="auto"/>
-        </w:rPr>
-        <w:t xml:space="preserve"> or loss of tracking.</w:t>
-      </w:r>
-    </w:p>
-    <w:p>
-      <w:pPr>
-        <w:widowControl w:val="1"/>
-        <w:rPr>
-          <w:color w:val="auto"/>
-        </w:rPr>
-      </w:pPr>
-      <w:r>
-        <w:rPr>
-          <w:b w:val="1"/>
-          <w:bCs w:val="1"/>
-          <w:color w:val="auto"/>
-        </w:rPr>
-        <w:t xml:space="preserve">7. Document and revise. </w:t>
-      </w:r>
-      <w:r>
-        <w:rPr>
-          <w:color w:val="auto"/>
-        </w:rPr>
-        <w:t xml:space="preserve">Complete the developer worksheet. Note the exact prop measurements, setup conditions, </w:t>
-      </w:r>
-      <w:r>
-        <w:rPr>
-          <w:color w:val="auto"/>
-        </w:rPr>
-        <w:t>observations,</w:t>
-      </w:r>
-      <w:r>
-        <w:rPr>
-          <w:color w:val="auto"/>
-        </w:rPr>
-        <w:t xml:space="preserve"> and any substitutions.</w:t>
-      </w:r>
-    </w:p>
-    <w:p>
-      <w:pPr>
-        <w:pStyle w:val="Heading1"/>
-        <w:widowControl w:val="1"/>
-        <w:rPr>
-          <w:color w:val="auto"/>
-        </w:rPr>
-      </w:pPr>
-      <w:r>
-        <w:rPr>
-          <w:color w:val="auto"/>
-        </w:rPr>
-        <w:t>What successful replication can and cannot establish</w:t>
-      </w:r>
-    </w:p>
-    <w:p>
-      <w:pPr>
-        <w:widowControl w:val="1"/>
-        <w:rPr>
-          <w:color w:val="auto"/>
-        </w:rPr>
-      </w:pPr>
-      <w:r>
-        <w:rPr>
-          <w:color w:val="auto"/>
-        </w:rPr>
-        <w:t xml:space="preserve">A successful local recreation can demonstrate that the interaction runs under documented conditions and that the intended physical contacts are plausible in that setup. It does not, by itself, demonstrate general usability, improved immersion, or suitability for different rooms, </w:t>
-      </w:r>
-      <w:r>
-        <w:rPr>
-          <w:color w:val="auto"/>
-        </w:rPr>
-        <w:t>props,</w:t>
-      </w:r>
-      <w:r>
-        <w:rPr>
-          <w:color w:val="auto"/>
-        </w:rPr>
-        <w:t xml:space="preserve"> or players. If the setup differs, report the differences instead of treating the outcome as directly equivalent.</w:t>
-      </w:r>
-    </w:p>
-    <w:p>
-      <w:pPr>
-        <w:pStyle w:val="Heading1"/>
-        <w:widowControl w:val="1"/>
-        <w:rPr>
-          <w:color w:val="auto"/>
-        </w:rPr>
-      </w:pPr>
-      <w:r>
-        <w:rPr>
-          <w:color w:val="auto"/>
-        </w:rPr>
-        <w:t>Evidence and links to verify before sharing</w:t>
-      </w:r>
-    </w:p>
-    <w:p>
-      <w:pPr>
-        <w:pStyle w:val="ListBullet"/>
-        <w:widowControl w:val="1"/>
-        <w:rPr>
-          <w:noProof w:val="0"/>
-          <w:lang w:val="en-AU"/>
-        </w:rPr>
-      </w:pPr>
-      <w:r>
-        <w:rPr>
-          <w:color w:val="auto"/>
-        </w:rPr>
-        <w:t xml:space="preserve">Honours project repository / archived version: </w:t>
-      </w:r>
-      <w:hyperlink r:id="R11057354503e4b16">
-        <w:r>
-          <w:rPr>
-            <w:rStyle w:val="Hyperlink"/>
-            <w:b w:val="0"/>
-            <w:bCs w:val="0"/>
-            <w:i w:val="0"/>
-            <w:iCs w:val="0"/>
-            <w:caps w:val="0"/>
-            <w:smallCaps w:val="0"/>
-            <w:strike w:val="0"/>
-            <w:dstrike w:val="0"/>
-            <w:noProof w:val="0"/>
-            <w:lang w:val="en-AU"/>
-          </w:rPr>
-          <w:t>ghost20053/VR_HandTracking</w:t>
-        </w:r>
-      </w:hyperlink>
-    </w:p>
-    <w:p>
-      <w:pPr>
-        <w:pStyle w:val="ListBullet"/>
-        <w:widowControl w:val="1"/>
-        <w:rPr>
-          <w:noProof w:val="0"/>
-          <w:lang w:val="en-AU"/>
-        </w:rPr>
-      </w:pPr>
-      <w:r>
-        <w:rPr>
-          <w:color w:val="auto"/>
-        </w:rPr>
-        <w:t>Original demonstration recording:</w:t>
-      </w:r>
-      <w:r>
-        <w:rPr>
-          <w:color w:val="auto"/>
-        </w:rPr>
-        <w:t xml:space="preserve"> </w:t>
-      </w:r>
-      <w:hyperlink r:id="R17bb3a2db88e4f73">
-        <w:r>
-          <w:rPr>
-            <w:rStyle w:val="Hyperlink"/>
-            <w:b w:val="0"/>
-            <w:bCs w:val="0"/>
-            <w:i w:val="0"/>
-            <w:iCs w:val="0"/>
-            <w:caps w:val="0"/>
-            <w:smallCaps w:val="0"/>
-            <w:strike w:val="0"/>
-            <w:dstrike w:val="0"/>
-            <w:noProof w:val="0"/>
-            <w:lang w:val="en-AU"/>
-          </w:rPr>
-          <w:t>YouTube Link</w:t>
-        </w:r>
-      </w:hyperlink>
-    </w:p>
-    <w:p>
-      <w:pPr>
-        <w:pStyle w:val="ListBullet"/>
-        <w:widowControl w:val="1"/>
-        <w:rPr/>
-      </w:pPr>
-      <w:r>
-        <w:rPr>
-          <w:color w:val="auto"/>
-        </w:rPr>
-        <w:t>Reflective development journal / evidence archive:</w:t>
-      </w:r>
-      <w:r>
-        <w:rPr>
-          <w:color w:val="auto"/>
-        </w:rPr>
-        <w:t xml:space="preserve"> </w:t>
-      </w:r>
-      <w:hyperlink r:id="Rb791820977f8448b">
-        <w:r>
-          <w:rPr>
-            <w:rStyle w:val="Hyperlink"/>
-          </w:rPr>
-          <w:t>Honours Evidence</w:t>
-        </w:r>
-      </w:hyperlink>
-    </w:p>
-    <w:p>
-      <w:pPr>
-        <w:widowControl w:val="1"/>
-        <w:rPr>
-          <w:color w:val="auto"/>
-        </w:rPr>
-      </w:pPr>
-      <w:r>
-        <w:rPr>
-          <w:color w:val="auto"/>
-        </w:rPr>
-        <w:t>Document status: Editable replication companion. Before describing it as a complete reproduction guide, verify the physical measurements, exact archived Unreal Engine and plugin configuration, and project/evidence links. Record any substituted props and differences from the original setup.</w:t>
-      </w:r>
     </w:p>
     <w:sectPr>
       <w:footerReference w:type="default" r:id="rId8"/>
       <w:pgSz w:w="12240" w:h="15840" w:orient="portrait"/>
-      <w:pgMar w:top="936" w:right="1195" w:bottom="936" w:left="1195" w:header="720" w:footer="720" w:gutter="0"/>
+      <w:pgMar w:top="1037" w:right="1195" w:bottom="979" w:left="1195" w:header="720" w:footer="720" w:gutter="0"/>
       <w:cols w:space="720"/>
       <w:docGrid w:linePitch="360"/>
     </w:sectPr>
@@ -2043,6 +3232,118 @@
 
 <file path=word/numbering.xml><?xml version="1.0" encoding="utf-8"?>
 <w:numbering xmlns:wpc="http://schemas.microsoft.com/office/word/2010/wordprocessingCanvas" xmlns:cx="http://schemas.microsoft.com/office/drawing/2014/chartex" xmlns:cx1="http://schemas.microsoft.com/office/drawing/2015/9/8/chartex" xmlns:cx2="http://schemas.microsoft.com/office/drawing/2015/10/21/chartex" xmlns:cx3="http://schemas.microsoft.com/office/drawing/2016/5/9/chartex" xmlns:cx4="http://schemas.microsoft.com/office/drawing/2016/5/10/chartex" xmlns:cx5="http://schemas.microsoft.com/office/drawing/2016/5/11/chartex" xmlns:cx6="http://schemas.microsoft.com/office/drawing/2016/5/12/chartex" xmlns:cx7="http://schemas.microsoft.com/office/drawing/2016/5/13/chartex" xmlns:cx8="http://schemas.microsoft.com/office/drawing/2016/5/14/chartex" xmlns:mc="http://schemas.openxmlformats.org/markup-compatibility/2006" xmlns:aink="http://schemas.microsoft.com/office/drawing/2016/ink" xmlns:am3d="http://schemas.microsoft.com/office/drawing/2017/model3d" xmlns:o="urn:schemas-microsoft-com:office:office" xmlns:oel="http://schemas.microsoft.com/office/2019/extlst" xmlns:r="http://schemas.openxmlformats.org/officeDocument/2006/relationships" xmlns:m="http://schemas.openxmlformats.org/officeDocument/2006/math" xmlns:v="urn:schemas-microsoft-com:vml" xmlns:wp14="http://schemas.microsoft.com/office/word/2010/wordprocessingDrawing" xmlns:wp="http://schemas.openxmlformats.org/drawingml/2006/wordprocessingDrawing" xmlns:w10="urn:schemas-microsoft-com:office:word" xmlns:w="http://schemas.openxmlformats.org/wordprocessingml/2006/main" xmlns:w14="http://schemas.microsoft.com/office/word/2010/wordml" xmlns:w15="http://schemas.microsoft.com/office/word/2012/wordml" xmlns:w16cex="http://schemas.microsoft.com/office/word/2018/wordml/cex" xmlns:w16cid="http://schemas.microsoft.com/office/word/2016/wordml/cid" xmlns:w16="http://schemas.microsoft.com/office/word/2018/wordml" xmlns:w16du="http://schemas.microsoft.com/office/word/2023/wordml/word16du" xmlns:w16sdtdh="http://schemas.microsoft.com/office/word/2020/wordml/sdtdatahash" xmlns:w16sdtfl="http://schemas.microsoft.com/office/word/2024/wordml/sdtformatlock" xmlns:w16se="http://schemas.microsoft.com/office/word/2015/wordml/symex" xmlns:wpg="http://schemas.microsoft.com/office/word/2010/wordprocessingGroup" xmlns:wpi="http://schemas.microsoft.com/office/word/2010/wordprocessingInk" xmlns:wne="http://schemas.microsoft.com/office/word/2006/wordml" xmlns:wps="http://schemas.microsoft.com/office/word/2010/wordprocessingShape" mc:Ignorable="w14 w15 w16se w16cid w16 w16cex w16sdtdh w16sdtfl w16du wp14">
+  <w:abstractNum xmlns:w="http://schemas.openxmlformats.org/wordprocessingml/2006/main" w:abstractNumId="10">
+    <w:nsid w:val="263eb258"/>
+    <w:multiLevelType xmlns:w="http://schemas.openxmlformats.org/wordprocessingml/2006/main" w:val="hybridMultilevel"/>
+    <w:lvl xmlns:w="http://schemas.openxmlformats.org/wordprocessingml/2006/main" w:ilvl="0">
+      <w:start w:val="1"/>
+      <w:numFmt w:val="bullet"/>
+      <w:lvlText w:val="·"/>
+      <w:lvlJc w:val="left"/>
+      <w:pPr>
+        <w:ind w:left="720" w:hanging="360"/>
+      </w:pPr>
+      <w:rPr>
+        <w:rFonts w:hint="default" w:ascii="Symbol" w:hAnsi="Symbol"/>
+      </w:rPr>
+    </w:lvl>
+    <w:lvl xmlns:w="http://schemas.openxmlformats.org/wordprocessingml/2006/main" w:ilvl="1">
+      <w:start w:val="1"/>
+      <w:numFmt w:val="bullet"/>
+      <w:lvlText w:val="o"/>
+      <w:lvlJc w:val="left"/>
+      <w:pPr>
+        <w:ind w:left="1440" w:hanging="360"/>
+      </w:pPr>
+      <w:rPr>
+        <w:rFonts w:hint="default" w:ascii="Courier New" w:hAnsi="Courier New"/>
+      </w:rPr>
+    </w:lvl>
+    <w:lvl xmlns:w="http://schemas.openxmlformats.org/wordprocessingml/2006/main" w:ilvl="2">
+      <w:start w:val="1"/>
+      <w:numFmt w:val="bullet"/>
+      <w:lvlText w:val=""/>
+      <w:lvlJc w:val="left"/>
+      <w:pPr>
+        <w:ind w:left="2160" w:hanging="360"/>
+      </w:pPr>
+      <w:rPr>
+        <w:rFonts w:hint="default" w:ascii="Wingdings" w:hAnsi="Wingdings"/>
+      </w:rPr>
+    </w:lvl>
+    <w:lvl xmlns:w="http://schemas.openxmlformats.org/wordprocessingml/2006/main" w:ilvl="3">
+      <w:start w:val="1"/>
+      <w:numFmt w:val="bullet"/>
+      <w:lvlText w:val=""/>
+      <w:lvlJc w:val="left"/>
+      <w:pPr>
+        <w:ind w:left="2880" w:hanging="360"/>
+      </w:pPr>
+      <w:rPr>
+        <w:rFonts w:hint="default" w:ascii="Symbol" w:hAnsi="Symbol"/>
+      </w:rPr>
+    </w:lvl>
+    <w:lvl xmlns:w="http://schemas.openxmlformats.org/wordprocessingml/2006/main" w:ilvl="4">
+      <w:start w:val="1"/>
+      <w:numFmt w:val="bullet"/>
+      <w:lvlText w:val="o"/>
+      <w:lvlJc w:val="left"/>
+      <w:pPr>
+        <w:ind w:left="3600" w:hanging="360"/>
+      </w:pPr>
+      <w:rPr>
+        <w:rFonts w:hint="default" w:ascii="Courier New" w:hAnsi="Courier New"/>
+      </w:rPr>
+    </w:lvl>
+    <w:lvl xmlns:w="http://schemas.openxmlformats.org/wordprocessingml/2006/main" w:ilvl="5">
+      <w:start w:val="1"/>
+      <w:numFmt w:val="bullet"/>
+      <w:lvlText w:val=""/>
+      <w:lvlJc w:val="left"/>
+      <w:pPr>
+        <w:ind w:left="4320" w:hanging="360"/>
+      </w:pPr>
+      <w:rPr>
+        <w:rFonts w:hint="default" w:ascii="Wingdings" w:hAnsi="Wingdings"/>
+      </w:rPr>
+    </w:lvl>
+    <w:lvl xmlns:w="http://schemas.openxmlformats.org/wordprocessingml/2006/main" w:ilvl="6">
+      <w:start w:val="1"/>
+      <w:numFmt w:val="bullet"/>
+      <w:lvlText w:val=""/>
+      <w:lvlJc w:val="left"/>
+      <w:pPr>
+        <w:ind w:left="5040" w:hanging="360"/>
+      </w:pPr>
+      <w:rPr>
+        <w:rFonts w:hint="default" w:ascii="Symbol" w:hAnsi="Symbol"/>
+      </w:rPr>
+    </w:lvl>
+    <w:lvl xmlns:w="http://schemas.openxmlformats.org/wordprocessingml/2006/main" w:ilvl="7">
+      <w:start w:val="1"/>
+      <w:numFmt w:val="bullet"/>
+      <w:lvlText w:val="o"/>
+      <w:lvlJc w:val="left"/>
+      <w:pPr>
+        <w:ind w:left="5760" w:hanging="360"/>
+      </w:pPr>
+      <w:rPr>
+        <w:rFonts w:hint="default" w:ascii="Courier New" w:hAnsi="Courier New"/>
+      </w:rPr>
+    </w:lvl>
+    <w:lvl xmlns:w="http://schemas.openxmlformats.org/wordprocessingml/2006/main" w:ilvl="8">
+      <w:start w:val="1"/>
+      <w:numFmt w:val="bullet"/>
+      <w:lvlText w:val=""/>
+      <w:lvlJc w:val="left"/>
+      <w:pPr>
+        <w:ind w:left="6480" w:hanging="360"/>
+      </w:pPr>
+      <w:rPr>
+        <w:rFonts w:hint="default" w:ascii="Wingdings" w:hAnsi="Wingdings"/>
+      </w:rPr>
+    </w:lvl>
+  </w:abstractNum>
   <w:abstractNum xmlns:w="http://schemas.openxmlformats.org/wordprocessingml/2006/main" w:abstractNumId="9">
     <w:nsid w:val="424d37ec"/>
     <w:multiLevelType xmlns:w="http://schemas.openxmlformats.org/wordprocessingml/2006/main" w:val="hybridMultilevel"/>
@@ -2326,6 +3627,9 @@
       </w:rPr>
     </w:lvl>
   </w:abstractNum>
+  <w:num w:numId="11">
+    <w:abstractNumId w:val="10"/>
+  </w:num>
   <w:num w:numId="10">
     <w:abstractNumId w:val="9"/>
   </w:num>
@@ -13749,7 +15053,7 @@
     <w:name w:val="Hyperlink"/>
     <w:basedOn w:val="DefaultParagraphFont"/>
     <w:unhideWhenUsed/>
-    <w:rsid w:val="01B8B6D7"/>
+    <w:rsid w:val="2F0B33B9"/>
     <w:rPr>
       <w:color w:val="0000FF"/>
       <w:u w:val="single"/>
